--- a/docs/Task Checklist for Each Notebook.docx
+++ b/docs/Task Checklist for Each Notebook.docx
@@ -529,7 +529,10 @@
       </w:pPr>
       <w:r>
         <w:lastRenderedPageBreak/>
-        <w:t>3. Giá trị bất thường</w:t>
+        <w:t xml:space="preserve">3. Giá trị </w:t>
+      </w:r>
+      <w:r>
+        <w:t>sai logic (bất thường)</w:t>
       </w:r>
     </w:p>
     <w:p>
@@ -758,10 +761,79 @@
         <w:pStyle w:val="Heading3"/>
       </w:pPr>
       <w:r>
+        <w:t xml:space="preserve">VI. </w:t>
+      </w:r>
+      <w:r>
+        <w:t xml:space="preserve">Khảo sát dữ liệu của </w:t>
+      </w:r>
+      <w:r>
+        <w:t xml:space="preserve">bảng </w:t>
+      </w:r>
+      <w:r>
+        <w:t>phụ</w:t>
+      </w:r>
+      <w:r>
+        <w:t xml:space="preserve"> aaa</w:t>
+      </w:r>
+    </w:p>
+    <w:p>
+      <w:pPr>
+        <w:ind w:left="270"/>
+      </w:pPr>
+      <w:r>
+        <w:t>1. Xem dữ liệu và các cột</w:t>
+      </w:r>
+    </w:p>
+    <w:p>
+      <w:pPr>
+        <w:ind w:left="270"/>
+      </w:pPr>
+      <w:r>
+        <w:t>2. Xem kiểu dữ liệu</w:t>
+      </w:r>
+    </w:p>
+    <w:p>
+      <w:pPr>
+        <w:ind w:left="270"/>
+      </w:pPr>
+      <w:r>
+        <w:t>3. Thống kê mô tả</w:t>
+      </w:r>
+    </w:p>
+    <w:p>
+      <w:pPr>
+        <w:ind w:left="270"/>
+      </w:pPr>
+      <w:r>
+        <w:lastRenderedPageBreak/>
+        <w:t>4. Kiểm tra Missing Values &amp; Duplicates</w:t>
+      </w:r>
+    </w:p>
+    <w:p>
+      <w:pPr>
+        <w:ind w:left="270"/>
+      </w:pPr>
+      <w:r>
+        <w:t>5. Phân tích các cột phân loại</w:t>
+      </w:r>
+    </w:p>
+    <w:p>
+      <w:pPr>
+        <w:ind w:left="270"/>
+      </w:pPr>
+      <w:r>
+        <w:t>6. Xem thông tin bộ nhớ - Memory</w:t>
+      </w:r>
+    </w:p>
+    <w:p>
+      <w:pPr>
+        <w:pStyle w:val="Heading3"/>
+      </w:pPr>
+      <w:r>
         <w:t>V</w:t>
       </w:r>
       <w:r>
-        <w:t>I</w:t>
+        <w:t>II</w:t>
       </w:r>
       <w:r>
         <w:t>. Kiểm tra quan hệ giữa các bảng (nếu có)</w:t>
@@ -873,6 +945,9 @@
       </w:pPr>
       <w:r>
         <w:t>VI</w:t>
+      </w:r>
+      <w:r>
+        <w:t>I</w:t>
       </w:r>
       <w:r>
         <w:t>I</w:t>
@@ -2193,30 +2268,21 @@
       </w:r>
     </w:p>
     <w:p>
-      <w:r>
-        <w:t>Ví dụ:</w:t>
-      </w:r>
-    </w:p>
-    <w:p>
-      <w:pPr>
-        <w:spacing w:before="60" w:line="240" w:lineRule="auto"/>
+      <w:pPr>
+        <w:ind w:left="360"/>
       </w:pPr>
       <w:r>
         <w:t>CSV</w:t>
       </w:r>
-    </w:p>
-    <w:p>
-      <w:pPr>
-        <w:spacing w:before="60" w:line="240" w:lineRule="auto"/>
-      </w:pPr>
-      <w:r>
-        <w:t xml:space="preserve">    ↓</w:t>
-      </w:r>
-    </w:p>
-    <w:p>
-      <w:pPr>
-        <w:spacing w:before="60" w:line="240" w:lineRule="auto"/>
-      </w:pPr>
+      <w:r>
+        <w:t xml:space="preserve"> </w:t>
+      </w:r>
+      <w:r>
+        <w:t>→</w:t>
+      </w:r>
+      <w:r>
+        <w:t xml:space="preserve"> </w:t>
+      </w:r>
       <w:r>
         <w:t>Import</w:t>
       </w:r>
@@ -2226,51 +2292,39 @@
       <w:r>
         <w:t>PostgreSQL</w:t>
       </w:r>
-    </w:p>
-    <w:p>
-      <w:pPr>
-        <w:spacing w:before="60" w:line="240" w:lineRule="auto"/>
-      </w:pPr>
-      <w:r>
-        <w:t xml:space="preserve">    ↓</w:t>
-      </w:r>
-    </w:p>
-    <w:p>
-      <w:pPr>
-        <w:spacing w:before="60" w:line="240" w:lineRule="auto"/>
-      </w:pPr>
+      <w:r>
+        <w:t xml:space="preserve"> </w:t>
+      </w:r>
+      <w:r>
+        <w:t>→</w:t>
+      </w:r>
+      <w:r>
+        <w:t xml:space="preserve"> </w:t>
+      </w:r>
       <w:r>
         <w:t>Join / Aggregation</w:t>
       </w:r>
-    </w:p>
-    <w:p>
-      <w:pPr>
-        <w:spacing w:before="60" w:line="240" w:lineRule="auto"/>
-      </w:pPr>
-      <w:r>
-        <w:t xml:space="preserve">    ↓</w:t>
-      </w:r>
-    </w:p>
-    <w:p>
-      <w:pPr>
-        <w:spacing w:before="60" w:line="240" w:lineRule="auto"/>
-      </w:pPr>
+      <w:r>
+        <w:t xml:space="preserve"> </w:t>
+      </w:r>
+      <w:r>
+        <w:t>→</w:t>
+      </w:r>
+      <w:r>
+        <w:t xml:space="preserve">  </w:t>
+      </w:r>
       <w:r>
         <w:t>Flat Table</w:t>
       </w:r>
-    </w:p>
-    <w:p>
-      <w:pPr>
-        <w:spacing w:before="60" w:line="240" w:lineRule="auto"/>
-      </w:pPr>
-      <w:r>
-        <w:t xml:space="preserve">    ↓</w:t>
-      </w:r>
-    </w:p>
-    <w:p>
-      <w:pPr>
-        <w:spacing w:before="60" w:line="240" w:lineRule="auto"/>
-      </w:pPr>
+      <w:r>
+        <w:t xml:space="preserve"> </w:t>
+      </w:r>
+      <w:r>
+        <w:t>→</w:t>
+      </w:r>
+      <w:r>
+        <w:t xml:space="preserve"> </w:t>
+      </w:r>
       <w:r>
         <w:t>Notebook 03</w:t>
       </w:r>
@@ -2280,94 +2334,56 @@
         <w:pStyle w:val="Heading3"/>
       </w:pPr>
       <w:r>
-        <w:lastRenderedPageBreak/>
-        <w:t>II. Chuẩn bị môi trường</w:t>
-      </w:r>
-    </w:p>
-    <w:p>
-      <w:pPr>
-        <w:pStyle w:val="Heading4"/>
-      </w:pPr>
-      <w:r>
-        <w:t>1. Cài đặt thư viện</w:t>
-      </w:r>
-    </w:p>
-    <w:p>
-      <w:pPr>
-        <w:numPr>
-          <w:ilvl w:val="0"/>
-          <w:numId w:val="2"/>
-        </w:numPr>
-      </w:pPr>
-      <w:r>
-        <w:t>psycopg2</w:t>
-      </w:r>
-    </w:p>
-    <w:p>
-      <w:pPr>
-        <w:numPr>
-          <w:ilvl w:val="0"/>
-          <w:numId w:val="2"/>
-        </w:numPr>
-      </w:pPr>
-      <w:r>
-        <w:t>SQLAlchemy</w:t>
-      </w:r>
-    </w:p>
-    <w:p>
-      <w:pPr>
-        <w:pStyle w:val="Heading4"/>
-      </w:pPr>
-      <w:r>
-        <w:t>2. Kết nối PostgreSQL</w:t>
-      </w:r>
-    </w:p>
-    <w:p>
-      <w:pPr>
-        <w:numPr>
-          <w:ilvl w:val="0"/>
-          <w:numId w:val="3"/>
-        </w:numPr>
-      </w:pPr>
-      <w:r>
-        <w:t>Tạo Connection</w:t>
-      </w:r>
-    </w:p>
-    <w:p>
-      <w:pPr>
-        <w:numPr>
-          <w:ilvl w:val="0"/>
-          <w:numId w:val="3"/>
-        </w:numPr>
-      </w:pPr>
-      <w:r>
-        <w:t>SQLAlchemy Engine</w:t>
-      </w:r>
-    </w:p>
-    <w:p>
-      <w:pPr>
-        <w:numPr>
-          <w:ilvl w:val="0"/>
-          <w:numId w:val="3"/>
-        </w:numPr>
-      </w:pPr>
-      <w:r>
-        <w:t>Kiểm tra kết nối thành công</w:t>
-      </w:r>
-    </w:p>
-    <w:p>
-      <w:r>
-        <w:t>Ví dụ</w:t>
-      </w:r>
-    </w:p>
-    <w:p>
-      <w:r>
-        <w:t>SELECT version();</w:t>
-      </w:r>
-    </w:p>
-    <w:p>
-      <w:r>
-        <w:t>SELECT current_database();</w:t>
+        <w:t>II. Tạo Database</w:t>
+      </w:r>
+      <w:r>
+        <w:t xml:space="preserve"> và table </w:t>
+      </w:r>
+    </w:p>
+    <w:p>
+      <w:r>
+        <w:t xml:space="preserve">Thực hiện trong pgAdmin4, ghi lệnh trong notebook để báo cáo: </w:t>
+      </w:r>
+    </w:p>
+    <w:p>
+      <w:pPr>
+        <w:numPr>
+          <w:ilvl w:val="0"/>
+          <w:numId w:val="4"/>
+        </w:numPr>
+      </w:pPr>
+      <w:r>
+        <w:t>Tạo Database</w:t>
+      </w:r>
+      <w:r>
+        <w:t xml:space="preserve"> ,đặt tên tùy ý</w:t>
+      </w:r>
+    </w:p>
+    <w:p>
+      <w:pPr>
+        <w:numPr>
+          <w:ilvl w:val="0"/>
+          <w:numId w:val="5"/>
+        </w:numPr>
+      </w:pPr>
+      <w:r>
+        <w:t>Tạo table , dùng lệnh CREATE TABLE ….</w:t>
+      </w:r>
+    </w:p>
+    <w:p>
+      <w:pPr>
+        <w:numPr>
+          <w:ilvl w:val="0"/>
+          <w:numId w:val="5"/>
+        </w:numPr>
+      </w:pPr>
+      <w:r>
+        <w:t>Tên các cột trong table phải đúng thứ tự các cột trong file CSV, chính xác kiểu dữ liệu</w:t>
+      </w:r>
+    </w:p>
+    <w:p>
+      <w:r>
+        <w:t>Có thể dùng file SQL riêng.</w:t>
       </w:r>
     </w:p>
     <w:p>
@@ -2375,34 +2391,69 @@
         <w:pStyle w:val="Heading3"/>
       </w:pPr>
       <w:r>
-        <w:t>III. Tạo Database</w:t>
-      </w:r>
-    </w:p>
-    <w:p>
-      <w:r>
-        <w:t>Nếu cần</w:t>
-      </w:r>
-    </w:p>
-    <w:p>
-      <w:pPr>
-        <w:numPr>
-          <w:ilvl w:val="0"/>
-          <w:numId w:val="4"/>
-        </w:numPr>
-      </w:pPr>
-      <w:r>
-        <w:t>Tạo Database</w:t>
-      </w:r>
-    </w:p>
-    <w:p>
-      <w:pPr>
-        <w:numPr>
-          <w:ilvl w:val="0"/>
-          <w:numId w:val="4"/>
-        </w:numPr>
-      </w:pPr>
-      <w:r>
-        <w:t>Chọn Database</w:t>
+        <w:t>III</w:t>
+      </w:r>
+      <w:r>
+        <w:t>. Import dữ liệu</w:t>
+      </w:r>
+    </w:p>
+    <w:p>
+      <w:r>
+        <w:t xml:space="preserve">1. </w:t>
+      </w:r>
+      <w:r>
+        <w:t xml:space="preserve">Thực hiện trong pgAdmin4, ghi lệnh trong notebook để báo cáo: </w:t>
+      </w:r>
+    </w:p>
+    <w:p>
+      <w:pPr>
+        <w:numPr>
+          <w:ilvl w:val="0"/>
+          <w:numId w:val="6"/>
+        </w:numPr>
+      </w:pPr>
+      <w:r>
+        <w:t>Thực hiện t</w:t>
+      </w:r>
+      <w:r>
+        <w:t xml:space="preserve">hủ công trong pgAdmin </w:t>
+      </w:r>
+      <w:r>
+        <w:t xml:space="preserve">với từng bảng  </w:t>
+      </w:r>
+    </w:p>
+    <w:p>
+      <w:pPr>
+        <w:numPr>
+          <w:ilvl w:val="0"/>
+          <w:numId w:val="6"/>
+        </w:numPr>
+      </w:pPr>
+      <w:r>
+        <w:t xml:space="preserve">Hoặc dùng lệnh </w:t>
+      </w:r>
+      <w:r>
+        <w:t>COPY</w:t>
+      </w:r>
+      <w:r>
+        <w:t xml:space="preserve"> table_name  FROM 'path/file/csv'</w:t>
+      </w:r>
+    </w:p>
+    <w:p>
+      <w:r>
+        <w:t xml:space="preserve">2. </w:t>
+      </w:r>
+      <w:r>
+        <w:t>Kiểm tra dữ liệu sau Import</w:t>
+      </w:r>
+      <w:r>
+        <w:t xml:space="preserve">: </w:t>
+      </w:r>
+      <w:r>
+        <w:t>COUNT(*)</w:t>
+      </w:r>
+      <w:r>
+        <w:t>…</w:t>
       </w:r>
     </w:p>
     <w:p>
@@ -2410,125 +2461,10 @@
         <w:pStyle w:val="Heading3"/>
       </w:pPr>
       <w:r>
-        <w:t>IV. Tạo bảng</w:t>
-      </w:r>
-    </w:p>
-    <w:p>
-      <w:r>
-        <w:t>Nếu import từ CSV</w:t>
-      </w:r>
-    </w:p>
-    <w:p>
-      <w:pPr>
-        <w:numPr>
-          <w:ilvl w:val="0"/>
-          <w:numId w:val="5"/>
-        </w:numPr>
-      </w:pPr>
-      <w:r>
-        <w:t>CREATE TABLE</w:t>
-      </w:r>
-    </w:p>
-    <w:p>
-      <w:pPr>
-        <w:numPr>
-          <w:ilvl w:val="0"/>
-          <w:numId w:val="5"/>
-        </w:numPr>
-      </w:pPr>
-      <w:r>
-        <w:t>Data Type</w:t>
-      </w:r>
-    </w:p>
-    <w:p>
-      <w:pPr>
-        <w:numPr>
-          <w:ilvl w:val="0"/>
-          <w:numId w:val="5"/>
-        </w:numPr>
-      </w:pPr>
-      <w:r>
-        <w:t>Primary Key</w:t>
-      </w:r>
-    </w:p>
-    <w:p>
-      <w:r>
-        <w:t>Có thể dùng file SQL riêng.</w:t>
-      </w:r>
-    </w:p>
-    <w:p>
-      <w:pPr>
-        <w:pStyle w:val="Heading3"/>
-      </w:pPr>
-      <w:r>
-        <w:t>V. Import dữ liệu</w:t>
-      </w:r>
-    </w:p>
-    <w:p>
-      <w:r>
-        <w:t>Ví dụ</w:t>
-      </w:r>
-      <w:r>
-        <w:t>:</w:t>
-      </w:r>
-    </w:p>
-    <w:p>
-      <w:pPr>
-        <w:numPr>
-          <w:ilvl w:val="0"/>
-          <w:numId w:val="6"/>
-        </w:numPr>
-      </w:pPr>
-      <w:r>
-        <w:t>Thủ công trong pgAdmin hoặc</w:t>
-      </w:r>
-    </w:p>
-    <w:p>
-      <w:pPr>
-        <w:numPr>
-          <w:ilvl w:val="0"/>
-          <w:numId w:val="6"/>
-        </w:numPr>
-      </w:pPr>
-      <w:r>
-        <w:t>COPY</w:t>
-      </w:r>
-      <w:r>
-        <w:t xml:space="preserve"> table_name  FROM 'path/file/csv'</w:t>
-      </w:r>
-    </w:p>
-    <w:p>
-      <w:pPr>
-        <w:pStyle w:val="Heading3"/>
-      </w:pPr>
-      <w:r>
-        <w:t>VI. Kiểm tra dữ liệu sau Import</w:t>
-      </w:r>
-    </w:p>
-    <w:p>
-      <w:pPr>
-        <w:numPr>
-          <w:ilvl w:val="0"/>
-          <w:numId w:val="8"/>
-        </w:numPr>
-        <w:rPr>
-          <w:color w:val="EE0000"/>
-        </w:rPr>
-      </w:pPr>
-      <w:r>
-        <w:rPr>
-          <w:color w:val="EE0000"/>
-        </w:rPr>
-        <w:t>COUNT(*)</w:t>
-      </w:r>
-    </w:p>
-    <w:p>
-      <w:pPr>
-        <w:pStyle w:val="Heading3"/>
-      </w:pPr>
-      <w:r>
-        <w:lastRenderedPageBreak/>
-        <w:t>VII. Tối ưu Database</w:t>
+        <w:t>I</w:t>
+      </w:r>
+      <w:r>
+        <w:t>V. Tối ưu Database</w:t>
       </w:r>
     </w:p>
     <w:p>
@@ -2569,22 +2505,7 @@
         <w:t xml:space="preserve">CREATE INDEX </w:t>
       </w:r>
       <w:r>
-        <w:t xml:space="preserve">  tên_index  </w:t>
-      </w:r>
-      <w:r>
-        <w:t xml:space="preserve"> ON </w:t>
-      </w:r>
-      <w:r>
-        <w:t>tên_bảng</w:t>
-      </w:r>
-      <w:r>
-        <w:t>(</w:t>
-      </w:r>
-      <w:r>
-        <w:t>tên_cộtt</w:t>
-      </w:r>
-      <w:r>
-        <w:t>)</w:t>
+        <w:t xml:space="preserve">  tên_index   ON tên_bảng(tên_cộtt)</w:t>
       </w:r>
     </w:p>
     <w:p>
@@ -2593,6 +2514,7 @@
           <w:b/>
           <w:bCs/>
         </w:rPr>
+        <w:lastRenderedPageBreak/>
         <w:t xml:space="preserve">Tạo quan hệ </w:t>
       </w:r>
       <w:r>
@@ -2607,12 +2529,7 @@
         <w:pStyle w:val="Heading3"/>
       </w:pPr>
       <w:r>
-        <w:t>VIII. Join dữ liệu</w:t>
-      </w:r>
-    </w:p>
-    <w:p>
-      <w:r>
-        <w:t>Nếu chỉ có vài bảng</w:t>
+        <w:t>V. Join dữ liệu</w:t>
       </w:r>
     </w:p>
     <w:p>
@@ -2639,11 +2556,6 @@
       </w:r>
     </w:p>
     <w:p>
-      <w:r>
-        <w:t>Sau đó</w:t>
-      </w:r>
-    </w:p>
-    <w:p>
       <w:pPr>
         <w:numPr>
           <w:ilvl w:val="0"/>
@@ -2670,140 +2582,13 @@
         <w:pStyle w:val="Heading3"/>
       </w:pPr>
       <w:r>
-        <w:t xml:space="preserve">IX. </w:t>
-      </w:r>
-      <w:r>
-        <w:t>Tổng hợp dữ liệu (Aggregation</w:t>
-      </w:r>
-      <w:r>
-        <w:t>)</w:t>
-      </w:r>
-    </w:p>
-    <w:p>
-      <w:r>
-        <w:t>Ví dụ</w:t>
-      </w:r>
-    </w:p>
-    <w:p>
-      <w:r>
-        <w:t>GROUP BY Store</w:t>
-      </w:r>
-    </w:p>
-    <w:p>
-      <w:r>
-        <w:t>GROUP BY Month</w:t>
-      </w:r>
-    </w:p>
-    <w:p>
-      <w:r>
-        <w:t>GROUP BY Promo</w:t>
-      </w:r>
-    </w:p>
-    <w:p>
-      <w:r>
-        <w:t>Mục tiêu</w:t>
-      </w:r>
-    </w:p>
-    <w:p>
-      <w:pPr>
-        <w:numPr>
-          <w:ilvl w:val="0"/>
-          <w:numId w:val="10"/>
-        </w:numPr>
-      </w:pPr>
-      <w:r>
-        <w:t>tạo dữ liệu tổng hợp</w:t>
-      </w:r>
-    </w:p>
-    <w:p>
-      <w:pPr>
-        <w:numPr>
-          <w:ilvl w:val="0"/>
-          <w:numId w:val="10"/>
-        </w:numPr>
-      </w:pPr>
-      <w:r>
-        <w:t>chuẩn bị Feature Engineering</w:t>
-      </w:r>
-    </w:p>
-    <w:p>
-      <w:pPr>
-        <w:pStyle w:val="Heading3"/>
-      </w:pPr>
-      <w:r>
-        <w:t>X. Tạo Flat Table / View</w:t>
-      </w:r>
-    </w:p>
-    <w:p>
-      <w:r>
-        <w:t>Nếu dữ liệu đơn giản</w:t>
-      </w:r>
-      <w:r>
-        <w:t xml:space="preserve">. </w:t>
-      </w:r>
-      <w:r>
-        <w:t>Ví dụ</w:t>
-      </w:r>
-    </w:p>
-    <w:p>
-      <w:r>
-        <w:t>CREATE TABLE  (</w:t>
-      </w:r>
-      <w:r>
-        <w:t>sales</w:t>
-      </w:r>
-      <w:r>
-        <w:t xml:space="preserve"> </w:t>
-      </w:r>
-      <w:r>
-        <w:t xml:space="preserve"> JOIN </w:t>
-      </w:r>
-      <w:r>
-        <w:t>store</w:t>
-      </w:r>
-      <w:r>
-        <w:t>)</w:t>
-      </w:r>
-      <w:r>
-        <w:t xml:space="preserve"> </w:t>
-      </w:r>
-      <w:r>
-        <w:t>→</w:t>
-      </w:r>
-      <w:r>
-        <w:t xml:space="preserve"> </w:t>
-      </w:r>
-      <w:r>
-        <w:t>sales_flat</w:t>
-      </w:r>
-    </w:p>
-    <w:p>
-      <w:r>
-        <w:t>hoặc</w:t>
-      </w:r>
-    </w:p>
-    <w:p>
-      <w:r>
-        <w:t>CREATE VIEW sales_flat</w:t>
-      </w:r>
-    </w:p>
-    <w:p>
-      <w:r>
-        <w:t>Đây sẽ là bảng</w:t>
-      </w:r>
-      <w:r>
-        <w:t>/view</w:t>
-      </w:r>
-      <w:r>
-        <w:t xml:space="preserve"> dùng cho các notebook sau.</w:t>
-      </w:r>
-    </w:p>
-    <w:p>
-      <w:pPr>
-        <w:pStyle w:val="Heading3"/>
-      </w:pPr>
-      <w:r>
-        <w:t>XI. Đọc dữ liệu từ PostgreSQL</w:t>
+        <w:t>V</w:t>
+      </w:r>
+      <w:r>
+        <w:t>I</w:t>
+      </w:r>
+      <w:r>
+        <w:t>. Tạo Flat Table / View</w:t>
       </w:r>
     </w:p>
     <w:p>
@@ -2814,19 +2599,565 @@
         </w:rPr>
       </w:pPr>
       <w:r>
-        <w:t>Thay vì</w:t>
-      </w:r>
-      <w:r>
-        <w:t xml:space="preserve">  </w:t>
-      </w:r>
-      <w:r>
         <w:rPr>
           <w:b/>
           <w:bCs/>
         </w:rPr>
-        <w:t>pd.read_csv()</w:t>
-      </w:r>
-    </w:p>
+        <w:t xml:space="preserve">Tạo flat table, ví dụ : </w:t>
+      </w:r>
+    </w:p>
+    <w:p>
+      <w:pPr>
+        <w:shd w:val="clear" w:color="auto" w:fill="FFF2CC" w:themeFill="accent4" w:themeFillTint="33"/>
+        <w:spacing w:line="240" w:lineRule="auto"/>
+        <w:rPr>
+          <w:spacing w:val="20"/>
+          <w:sz w:val="24"/>
+          <w:szCs w:val="20"/>
+        </w:rPr>
+      </w:pPr>
+      <w:r>
+        <w:rPr>
+          <w:spacing w:val="20"/>
+          <w:sz w:val="24"/>
+          <w:szCs w:val="20"/>
+        </w:rPr>
+        <w:t>CREATE TABLE sales_joined AS</w:t>
+      </w:r>
+    </w:p>
+    <w:p>
+      <w:pPr>
+        <w:shd w:val="clear" w:color="auto" w:fill="FFF2CC" w:themeFill="accent4" w:themeFillTint="33"/>
+        <w:spacing w:line="240" w:lineRule="auto"/>
+        <w:rPr>
+          <w:spacing w:val="20"/>
+          <w:sz w:val="24"/>
+          <w:szCs w:val="20"/>
+        </w:rPr>
+      </w:pPr>
+      <w:r>
+        <w:rPr>
+          <w:spacing w:val="20"/>
+          <w:sz w:val="24"/>
+          <w:szCs w:val="20"/>
+        </w:rPr>
+        <w:t xml:space="preserve">SELECT </w:t>
+      </w:r>
+    </w:p>
+    <w:p>
+      <w:pPr>
+        <w:shd w:val="clear" w:color="auto" w:fill="FFF2CC" w:themeFill="accent4" w:themeFillTint="33"/>
+        <w:spacing w:line="240" w:lineRule="auto"/>
+        <w:rPr>
+          <w:spacing w:val="20"/>
+          <w:sz w:val="24"/>
+          <w:szCs w:val="20"/>
+        </w:rPr>
+      </w:pPr>
+      <w:r>
+        <w:rPr>
+          <w:spacing w:val="20"/>
+          <w:sz w:val="24"/>
+          <w:szCs w:val="20"/>
+        </w:rPr>
+        <w:t>    s.*,</w:t>
+      </w:r>
+    </w:p>
+    <w:p>
+      <w:pPr>
+        <w:shd w:val="clear" w:color="auto" w:fill="FFF2CC" w:themeFill="accent4" w:themeFillTint="33"/>
+        <w:spacing w:line="240" w:lineRule="auto"/>
+        <w:rPr>
+          <w:spacing w:val="20"/>
+          <w:sz w:val="24"/>
+          <w:szCs w:val="20"/>
+        </w:rPr>
+      </w:pPr>
+      <w:r>
+        <w:rPr>
+          <w:spacing w:val="20"/>
+          <w:sz w:val="24"/>
+          <w:szCs w:val="20"/>
+        </w:rPr>
+        <w:t>    st.store_type,</w:t>
+      </w:r>
+    </w:p>
+    <w:p>
+      <w:pPr>
+        <w:shd w:val="clear" w:color="auto" w:fill="FFF2CC" w:themeFill="accent4" w:themeFillTint="33"/>
+        <w:spacing w:line="240" w:lineRule="auto"/>
+        <w:rPr>
+          <w:spacing w:val="20"/>
+          <w:sz w:val="24"/>
+          <w:szCs w:val="20"/>
+        </w:rPr>
+      </w:pPr>
+      <w:r>
+        <w:rPr>
+          <w:spacing w:val="20"/>
+          <w:sz w:val="24"/>
+          <w:szCs w:val="20"/>
+        </w:rPr>
+        <w:t>    st.assortment,</w:t>
+      </w:r>
+    </w:p>
+    <w:p>
+      <w:pPr>
+        <w:shd w:val="clear" w:color="auto" w:fill="FFF2CC" w:themeFill="accent4" w:themeFillTint="33"/>
+        <w:spacing w:line="240" w:lineRule="auto"/>
+        <w:rPr>
+          <w:spacing w:val="20"/>
+          <w:sz w:val="24"/>
+          <w:szCs w:val="20"/>
+        </w:rPr>
+      </w:pPr>
+      <w:r>
+        <w:rPr>
+          <w:spacing w:val="20"/>
+          <w:sz w:val="24"/>
+          <w:szCs w:val="20"/>
+        </w:rPr>
+        <w:t>    st.competition_distance,</w:t>
+      </w:r>
+    </w:p>
+    <w:p>
+      <w:pPr>
+        <w:shd w:val="clear" w:color="auto" w:fill="FFF2CC" w:themeFill="accent4" w:themeFillTint="33"/>
+        <w:spacing w:line="240" w:lineRule="auto"/>
+        <w:rPr>
+          <w:spacing w:val="20"/>
+          <w:sz w:val="24"/>
+          <w:szCs w:val="20"/>
+        </w:rPr>
+      </w:pPr>
+      <w:r>
+        <w:rPr>
+          <w:spacing w:val="20"/>
+          <w:sz w:val="24"/>
+          <w:szCs w:val="20"/>
+        </w:rPr>
+        <w:t>    st.competition_open_since_month,</w:t>
+      </w:r>
+    </w:p>
+    <w:p>
+      <w:pPr>
+        <w:shd w:val="clear" w:color="auto" w:fill="FFF2CC" w:themeFill="accent4" w:themeFillTint="33"/>
+        <w:spacing w:line="240" w:lineRule="auto"/>
+        <w:rPr>
+          <w:spacing w:val="20"/>
+          <w:sz w:val="24"/>
+          <w:szCs w:val="20"/>
+        </w:rPr>
+      </w:pPr>
+      <w:r>
+        <w:rPr>
+          <w:spacing w:val="20"/>
+          <w:sz w:val="24"/>
+          <w:szCs w:val="20"/>
+        </w:rPr>
+        <w:t>    st.competition_open_since_year,</w:t>
+      </w:r>
+    </w:p>
+    <w:p>
+      <w:pPr>
+        <w:shd w:val="clear" w:color="auto" w:fill="FFF2CC" w:themeFill="accent4" w:themeFillTint="33"/>
+        <w:spacing w:line="240" w:lineRule="auto"/>
+        <w:rPr>
+          <w:spacing w:val="20"/>
+          <w:sz w:val="24"/>
+          <w:szCs w:val="20"/>
+        </w:rPr>
+      </w:pPr>
+      <w:r>
+        <w:rPr>
+          <w:spacing w:val="20"/>
+          <w:sz w:val="24"/>
+          <w:szCs w:val="20"/>
+        </w:rPr>
+        <w:t>    st.promo2,</w:t>
+      </w:r>
+    </w:p>
+    <w:p>
+      <w:pPr>
+        <w:shd w:val="clear" w:color="auto" w:fill="FFF2CC" w:themeFill="accent4" w:themeFillTint="33"/>
+        <w:spacing w:line="240" w:lineRule="auto"/>
+        <w:rPr>
+          <w:spacing w:val="20"/>
+          <w:sz w:val="24"/>
+          <w:szCs w:val="20"/>
+        </w:rPr>
+      </w:pPr>
+      <w:r>
+        <w:rPr>
+          <w:spacing w:val="20"/>
+          <w:sz w:val="24"/>
+          <w:szCs w:val="20"/>
+        </w:rPr>
+        <w:t>    promo2_since_week,</w:t>
+      </w:r>
+    </w:p>
+    <w:p>
+      <w:pPr>
+        <w:shd w:val="clear" w:color="auto" w:fill="FFF2CC" w:themeFill="accent4" w:themeFillTint="33"/>
+        <w:spacing w:line="240" w:lineRule="auto"/>
+        <w:rPr>
+          <w:spacing w:val="20"/>
+          <w:sz w:val="24"/>
+          <w:szCs w:val="20"/>
+        </w:rPr>
+      </w:pPr>
+      <w:r>
+        <w:rPr>
+          <w:spacing w:val="20"/>
+          <w:sz w:val="24"/>
+          <w:szCs w:val="20"/>
+        </w:rPr>
+        <w:t>    promo2_since_year,</w:t>
+      </w:r>
+    </w:p>
+    <w:p>
+      <w:pPr>
+        <w:shd w:val="clear" w:color="auto" w:fill="FFF2CC" w:themeFill="accent4" w:themeFillTint="33"/>
+        <w:spacing w:line="240" w:lineRule="auto"/>
+        <w:rPr>
+          <w:spacing w:val="20"/>
+          <w:sz w:val="24"/>
+          <w:szCs w:val="20"/>
+        </w:rPr>
+      </w:pPr>
+      <w:r>
+        <w:rPr>
+          <w:spacing w:val="20"/>
+          <w:sz w:val="24"/>
+          <w:szCs w:val="20"/>
+        </w:rPr>
+        <w:t>    promo2_interval</w:t>
+      </w:r>
+    </w:p>
+    <w:p>
+      <w:pPr>
+        <w:shd w:val="clear" w:color="auto" w:fill="FFF2CC" w:themeFill="accent4" w:themeFillTint="33"/>
+        <w:spacing w:line="240" w:lineRule="auto"/>
+        <w:rPr>
+          <w:spacing w:val="20"/>
+          <w:sz w:val="24"/>
+          <w:szCs w:val="20"/>
+        </w:rPr>
+      </w:pPr>
+    </w:p>
+    <w:p>
+      <w:pPr>
+        <w:shd w:val="clear" w:color="auto" w:fill="FFF2CC" w:themeFill="accent4" w:themeFillTint="33"/>
+        <w:spacing w:line="240" w:lineRule="auto"/>
+        <w:rPr>
+          <w:spacing w:val="20"/>
+          <w:sz w:val="24"/>
+          <w:szCs w:val="20"/>
+        </w:rPr>
+      </w:pPr>
+      <w:r>
+        <w:rPr>
+          <w:spacing w:val="20"/>
+          <w:sz w:val="24"/>
+          <w:szCs w:val="20"/>
+        </w:rPr>
+        <w:t xml:space="preserve">FROM sales s </w:t>
+      </w:r>
+    </w:p>
+    <w:p>
+      <w:pPr>
+        <w:shd w:val="clear" w:color="auto" w:fill="FFF2CC" w:themeFill="accent4" w:themeFillTint="33"/>
+        <w:spacing w:line="240" w:lineRule="auto"/>
+        <w:rPr>
+          <w:spacing w:val="20"/>
+          <w:sz w:val="24"/>
+          <w:szCs w:val="20"/>
+        </w:rPr>
+      </w:pPr>
+      <w:r>
+        <w:rPr>
+          <w:spacing w:val="20"/>
+          <w:sz w:val="24"/>
+          <w:szCs w:val="20"/>
+        </w:rPr>
+        <w:t>LEFT JOIN stores st ON s.store = st.store</w:t>
+      </w:r>
+    </w:p>
+    <w:p>
+      <w:r>
+        <w:t>hoặc</w:t>
+      </w:r>
+      <w:r>
+        <w:t xml:space="preserve"> tạo view</w:t>
+      </w:r>
+    </w:p>
+    <w:p>
+      <w:pPr>
+        <w:shd w:val="clear" w:color="auto" w:fill="FFF2CC" w:themeFill="accent4" w:themeFillTint="33"/>
+        <w:spacing w:line="240" w:lineRule="auto"/>
+        <w:rPr>
+          <w:spacing w:val="20"/>
+          <w:sz w:val="24"/>
+          <w:szCs w:val="20"/>
+        </w:rPr>
+      </w:pPr>
+      <w:r>
+        <w:rPr>
+          <w:spacing w:val="20"/>
+          <w:sz w:val="24"/>
+          <w:szCs w:val="20"/>
+        </w:rPr>
+        <w:t>CREATE VIEW vw_sales_store AS</w:t>
+      </w:r>
+    </w:p>
+    <w:p>
+      <w:pPr>
+        <w:shd w:val="clear" w:color="auto" w:fill="FFF2CC" w:themeFill="accent4" w:themeFillTint="33"/>
+        <w:spacing w:line="240" w:lineRule="auto"/>
+        <w:rPr>
+          <w:spacing w:val="20"/>
+          <w:sz w:val="24"/>
+          <w:szCs w:val="20"/>
+        </w:rPr>
+      </w:pPr>
+      <w:r>
+        <w:rPr>
+          <w:spacing w:val="20"/>
+          <w:sz w:val="24"/>
+          <w:szCs w:val="20"/>
+        </w:rPr>
+        <w:t xml:space="preserve">SELECT </w:t>
+      </w:r>
+    </w:p>
+    <w:p>
+      <w:pPr>
+        <w:shd w:val="clear" w:color="auto" w:fill="FFF2CC" w:themeFill="accent4" w:themeFillTint="33"/>
+        <w:spacing w:line="240" w:lineRule="auto"/>
+        <w:rPr>
+          <w:spacing w:val="20"/>
+          <w:sz w:val="24"/>
+          <w:szCs w:val="20"/>
+        </w:rPr>
+      </w:pPr>
+      <w:r>
+        <w:rPr>
+          <w:spacing w:val="20"/>
+          <w:sz w:val="24"/>
+          <w:szCs w:val="20"/>
+        </w:rPr>
+        <w:t>    s.*,</w:t>
+      </w:r>
+    </w:p>
+    <w:p>
+      <w:pPr>
+        <w:shd w:val="clear" w:color="auto" w:fill="FFF2CC" w:themeFill="accent4" w:themeFillTint="33"/>
+        <w:spacing w:line="240" w:lineRule="auto"/>
+        <w:rPr>
+          <w:spacing w:val="20"/>
+          <w:sz w:val="24"/>
+          <w:szCs w:val="20"/>
+        </w:rPr>
+      </w:pPr>
+      <w:r>
+        <w:rPr>
+          <w:spacing w:val="20"/>
+          <w:sz w:val="24"/>
+          <w:szCs w:val="20"/>
+        </w:rPr>
+        <w:t>    st.store_type,</w:t>
+      </w:r>
+    </w:p>
+    <w:p>
+      <w:pPr>
+        <w:shd w:val="clear" w:color="auto" w:fill="FFF2CC" w:themeFill="accent4" w:themeFillTint="33"/>
+        <w:spacing w:line="240" w:lineRule="auto"/>
+        <w:rPr>
+          <w:spacing w:val="20"/>
+          <w:sz w:val="24"/>
+          <w:szCs w:val="20"/>
+        </w:rPr>
+      </w:pPr>
+      <w:r>
+        <w:rPr>
+          <w:spacing w:val="20"/>
+          <w:sz w:val="24"/>
+          <w:szCs w:val="20"/>
+        </w:rPr>
+        <w:t>    st.assortment,</w:t>
+      </w:r>
+    </w:p>
+    <w:p>
+      <w:pPr>
+        <w:shd w:val="clear" w:color="auto" w:fill="FFF2CC" w:themeFill="accent4" w:themeFillTint="33"/>
+        <w:spacing w:line="240" w:lineRule="auto"/>
+        <w:rPr>
+          <w:spacing w:val="20"/>
+          <w:sz w:val="24"/>
+          <w:szCs w:val="20"/>
+        </w:rPr>
+      </w:pPr>
+      <w:r>
+        <w:rPr>
+          <w:spacing w:val="20"/>
+          <w:sz w:val="24"/>
+          <w:szCs w:val="20"/>
+        </w:rPr>
+        <w:t>    st.competition_distance,</w:t>
+      </w:r>
+    </w:p>
+    <w:p>
+      <w:pPr>
+        <w:shd w:val="clear" w:color="auto" w:fill="FFF2CC" w:themeFill="accent4" w:themeFillTint="33"/>
+        <w:spacing w:line="240" w:lineRule="auto"/>
+        <w:rPr>
+          <w:spacing w:val="20"/>
+          <w:sz w:val="24"/>
+          <w:szCs w:val="20"/>
+        </w:rPr>
+      </w:pPr>
+      <w:r>
+        <w:rPr>
+          <w:spacing w:val="20"/>
+          <w:sz w:val="24"/>
+          <w:szCs w:val="20"/>
+        </w:rPr>
+        <w:t>    st.competition_open_since_month,</w:t>
+      </w:r>
+    </w:p>
+    <w:p>
+      <w:pPr>
+        <w:shd w:val="clear" w:color="auto" w:fill="FFF2CC" w:themeFill="accent4" w:themeFillTint="33"/>
+        <w:spacing w:line="240" w:lineRule="auto"/>
+        <w:rPr>
+          <w:spacing w:val="20"/>
+          <w:sz w:val="24"/>
+          <w:szCs w:val="20"/>
+        </w:rPr>
+      </w:pPr>
+      <w:r>
+        <w:rPr>
+          <w:spacing w:val="20"/>
+          <w:sz w:val="24"/>
+          <w:szCs w:val="20"/>
+        </w:rPr>
+        <w:t>    st.competition_open_since_year,</w:t>
+      </w:r>
+    </w:p>
+    <w:p>
+      <w:pPr>
+        <w:shd w:val="clear" w:color="auto" w:fill="FFF2CC" w:themeFill="accent4" w:themeFillTint="33"/>
+        <w:spacing w:line="240" w:lineRule="auto"/>
+        <w:rPr>
+          <w:spacing w:val="20"/>
+          <w:sz w:val="24"/>
+          <w:szCs w:val="20"/>
+        </w:rPr>
+      </w:pPr>
+      <w:r>
+        <w:rPr>
+          <w:spacing w:val="20"/>
+          <w:sz w:val="24"/>
+          <w:szCs w:val="20"/>
+        </w:rPr>
+        <w:t>    st.promo2,</w:t>
+      </w:r>
+    </w:p>
+    <w:p>
+      <w:pPr>
+        <w:shd w:val="clear" w:color="auto" w:fill="FFF2CC" w:themeFill="accent4" w:themeFillTint="33"/>
+        <w:spacing w:line="240" w:lineRule="auto"/>
+        <w:rPr>
+          <w:spacing w:val="20"/>
+          <w:sz w:val="24"/>
+          <w:szCs w:val="20"/>
+        </w:rPr>
+      </w:pPr>
+      <w:r>
+        <w:rPr>
+          <w:spacing w:val="20"/>
+          <w:sz w:val="24"/>
+          <w:szCs w:val="20"/>
+        </w:rPr>
+        <w:t>    promo2_since_week,</w:t>
+      </w:r>
+    </w:p>
+    <w:p>
+      <w:pPr>
+        <w:shd w:val="clear" w:color="auto" w:fill="FFF2CC" w:themeFill="accent4" w:themeFillTint="33"/>
+        <w:spacing w:line="240" w:lineRule="auto"/>
+        <w:rPr>
+          <w:spacing w:val="20"/>
+          <w:sz w:val="24"/>
+          <w:szCs w:val="20"/>
+        </w:rPr>
+      </w:pPr>
+      <w:r>
+        <w:rPr>
+          <w:spacing w:val="20"/>
+          <w:sz w:val="24"/>
+          <w:szCs w:val="20"/>
+        </w:rPr>
+        <w:t>    promo2_since_year,</w:t>
+      </w:r>
+    </w:p>
+    <w:p>
+      <w:pPr>
+        <w:shd w:val="clear" w:color="auto" w:fill="FFF2CC" w:themeFill="accent4" w:themeFillTint="33"/>
+        <w:spacing w:line="240" w:lineRule="auto"/>
+        <w:rPr>
+          <w:spacing w:val="20"/>
+          <w:sz w:val="24"/>
+          <w:szCs w:val="20"/>
+        </w:rPr>
+      </w:pPr>
+      <w:r>
+        <w:rPr>
+          <w:spacing w:val="20"/>
+          <w:sz w:val="24"/>
+          <w:szCs w:val="20"/>
+        </w:rPr>
+        <w:t>    promo2_interval</w:t>
+      </w:r>
+    </w:p>
+    <w:p>
+      <w:pPr>
+        <w:shd w:val="clear" w:color="auto" w:fill="FFF2CC" w:themeFill="accent4" w:themeFillTint="33"/>
+        <w:spacing w:line="240" w:lineRule="auto"/>
+        <w:rPr>
+          <w:spacing w:val="20"/>
+          <w:sz w:val="24"/>
+          <w:szCs w:val="20"/>
+        </w:rPr>
+      </w:pPr>
+      <w:r>
+        <w:rPr>
+          <w:spacing w:val="20"/>
+          <w:sz w:val="24"/>
+          <w:szCs w:val="20"/>
+        </w:rPr>
+        <w:t>FROM sales s</w:t>
+      </w:r>
+    </w:p>
+    <w:p>
+      <w:pPr>
+        <w:shd w:val="clear" w:color="auto" w:fill="FFF2CC" w:themeFill="accent4" w:themeFillTint="33"/>
+        <w:spacing w:line="240" w:lineRule="auto"/>
+        <w:rPr>
+          <w:spacing w:val="20"/>
+          <w:sz w:val="24"/>
+          <w:szCs w:val="20"/>
+        </w:rPr>
+      </w:pPr>
+      <w:r>
+        <w:rPr>
+          <w:spacing w:val="20"/>
+          <w:sz w:val="24"/>
+          <w:szCs w:val="20"/>
+        </w:rPr>
+        <w:t>LEFT JOIN stores st ON s.store = st.store;</w:t>
+      </w:r>
+    </w:p>
+    <w:p/>
     <w:p>
       <w:pPr>
         <w:rPr>
@@ -2835,167 +3166,18 @@
         </w:rPr>
       </w:pPr>
       <w:r>
-        <w:t>n</w:t>
-      </w:r>
-      <w:r>
-        <w:t>ên</w:t>
-      </w:r>
-      <w:r>
-        <w:t xml:space="preserve">  </w:t>
-      </w:r>
-      <w:r>
         <w:rPr>
           <w:b/>
           <w:bCs/>
         </w:rPr>
-        <w:t>pd.read_sql()</w:t>
-      </w:r>
-    </w:p>
-    <w:p>
-      <w:r>
-        <w:t>Điều này chứng minh pipeline hoàn chỉnh.</w:t>
-      </w:r>
-    </w:p>
-    <w:p>
-      <w:pPr>
-        <w:pStyle w:val="Heading3"/>
-      </w:pPr>
-      <w:r>
-        <w:lastRenderedPageBreak/>
-        <w:t>XII. Kết luận</w:t>
-      </w:r>
-    </w:p>
-    <w:p>
-      <w:r>
-        <w:t>Ví dụ</w:t>
-      </w:r>
-    </w:p>
-    <w:p>
-      <w:pPr>
-        <w:numPr>
-          <w:ilvl w:val="0"/>
-          <w:numId w:val="11"/>
-        </w:numPr>
-      </w:pPr>
-      <w:r>
-        <w:t>Import thành công</w:t>
-      </w:r>
-    </w:p>
-    <w:p>
-      <w:pPr>
-        <w:numPr>
-          <w:ilvl w:val="0"/>
-          <w:numId w:val="11"/>
-        </w:numPr>
-      </w:pPr>
-      <w:r>
-        <w:t>Join thành công</w:t>
-      </w:r>
-    </w:p>
-    <w:p>
-      <w:pPr>
-        <w:numPr>
-          <w:ilvl w:val="0"/>
-          <w:numId w:val="11"/>
-        </w:numPr>
-      </w:pPr>
-      <w:r>
-        <w:t>Tạo Flat Table</w:t>
-      </w:r>
-    </w:p>
-    <w:p>
-      <w:pPr>
-        <w:numPr>
-          <w:ilvl w:val="0"/>
-          <w:numId w:val="11"/>
-        </w:numPr>
-      </w:pPr>
-      <w:r>
-        <w:t>Chuẩn bị Notebook 03</w:t>
-      </w:r>
-    </w:p>
-    <w:p/>
-    <w:p>
-      <w:pPr>
+        <w:t>Chú ý</w:t>
+      </w:r>
+      <w:r>
         <w:rPr>
           <w:b/>
           <w:bCs/>
         </w:rPr>
-      </w:pPr>
-      <w:r>
-        <w:rPr>
-          <w:b/>
-          <w:bCs/>
-        </w:rPr>
-        <w:t>Nếu Dataset có nhiều bảng</w:t>
-      </w:r>
-      <w:r>
-        <w:rPr>
-          <w:b/>
-          <w:bCs/>
-        </w:rPr>
-        <w:t xml:space="preserve">. </w:t>
-      </w:r>
-      <w:r>
-        <w:t>Ví dụ</w:t>
-      </w:r>
-      <w:r>
-        <w:t xml:space="preserve"> dataset</w:t>
-      </w:r>
-      <w:r>
-        <w:rPr>
-          <w:b/>
-          <w:bCs/>
-        </w:rPr>
-        <w:t xml:space="preserve">   </w:t>
-      </w:r>
-      <w:r>
-        <w:t>Home Credit</w:t>
-      </w:r>
-      <w:r>
-        <w:t xml:space="preserve">, </w:t>
-      </w:r>
-      <w:r>
-        <w:t>Olist</w:t>
-      </w:r>
-      <w:r>
-        <w:t xml:space="preserve">, </w:t>
-      </w:r>
-      <w:r>
-        <w:t>MIMIC</w:t>
-      </w:r>
-      <w:r>
-        <w:t xml:space="preserve">, </w:t>
-      </w:r>
-      <w:r>
-        <w:t>Instacart</w:t>
-      </w:r>
-    </w:p>
-    <w:p>
-      <w:r>
-        <w:t>thì nên bổ sung.</w:t>
-      </w:r>
-    </w:p>
-    <w:p>
-      <w:pPr>
-        <w:rPr>
-          <w:b/>
-          <w:bCs/>
-        </w:rPr>
-      </w:pPr>
-      <w:r>
-        <w:rPr>
-          <w:b/>
-          <w:bCs/>
-        </w:rPr>
-        <w:t>1. Phân tích quan hệ</w:t>
-      </w:r>
-      <w:r>
-        <w:rPr>
-          <w:b/>
-          <w:bCs/>
-        </w:rPr>
-        <w:t xml:space="preserve"> giữa các bảng</w:t>
+        <w:t xml:space="preserve">  2 trường hợp sau: </w:t>
       </w:r>
       <w:r>
         <w:rPr>
@@ -3004,700 +3186,35 @@
         </w:rPr>
         <w:t xml:space="preserve"> </w:t>
       </w:r>
-      <w:r>
-        <w:t>Ví dụ</w:t>
-      </w:r>
-    </w:p>
-    <w:p>
-      <w:r>
-        <w:t>application_train</w:t>
-      </w:r>
-    </w:p>
-    <w:p>
-      <w:r>
-        <w:t>↓</w:t>
-      </w:r>
-    </w:p>
-    <w:p>
-      <w:r>
-        <w:t>bureau</w:t>
-      </w:r>
-    </w:p>
-    <w:p>
-      <w:r>
-        <w:t>↓</w:t>
-      </w:r>
-    </w:p>
-    <w:p>
-      <w:r>
-        <w:t>installments</w:t>
-      </w:r>
-    </w:p>
-    <w:p>
-      <w:r>
-        <w:t>↓</w:t>
-      </w:r>
-    </w:p>
-    <w:p>
-      <w:r>
-        <w:t>credit_card</w:t>
-      </w:r>
-    </w:p>
-    <w:p>
-      <w:r>
-        <w:t>Xác định</w:t>
-      </w:r>
-    </w:p>
-    <w:p>
-      <w:pPr>
-        <w:numPr>
-          <w:ilvl w:val="0"/>
-          <w:numId w:val="12"/>
-        </w:numPr>
-      </w:pPr>
-      <w:r>
-        <w:t>1-1</w:t>
-      </w:r>
-    </w:p>
-    <w:p>
-      <w:pPr>
-        <w:numPr>
-          <w:ilvl w:val="0"/>
-          <w:numId w:val="12"/>
-        </w:numPr>
-      </w:pPr>
-      <w:r>
-        <w:t>1-n</w:t>
-      </w:r>
-    </w:p>
-    <w:p>
-      <w:pPr>
-        <w:numPr>
-          <w:ilvl w:val="0"/>
-          <w:numId w:val="12"/>
-        </w:numPr>
-      </w:pPr>
-      <w:r>
-        <w:t>n-n</w:t>
-      </w:r>
-    </w:p>
-    <w:p>
-      <w:pPr>
+    </w:p>
+    <w:p>
+      <w:r>
+        <w:t xml:space="preserve">a. </w:t>
+      </w:r>
+      <w:r>
+        <w:t xml:space="preserve">Nếu </w:t>
+      </w:r>
+      <w:r>
+        <w:t>d</w:t>
+      </w:r>
+      <w:r>
+        <w:t>ataset rất nhiều cột</w:t>
+      </w:r>
+      <w:r>
         <w:rPr>
           <w:b/>
           <w:bCs/>
         </w:rPr>
-      </w:pPr>
-      <w:r>
-        <w:rPr>
-          <w:b/>
-          <w:bCs/>
-        </w:rPr>
-        <w:t>2. Kiểm tra Join</w:t>
-      </w:r>
-    </w:p>
-    <w:p>
-      <w:r>
-        <w:t>Không Join ngay.</w:t>
-      </w:r>
-      <w:r>
-        <w:t xml:space="preserve"> </w:t>
-      </w:r>
-      <w:r>
-        <w:t>Trước tiên kiểm tra</w:t>
-      </w:r>
-    </w:p>
-    <w:p>
-      <w:pPr>
-        <w:numPr>
-          <w:ilvl w:val="0"/>
-          <w:numId w:val="13"/>
-        </w:numPr>
-      </w:pPr>
-      <w:r>
-        <w:t>mỗi khóa có bao nhiêu dòng</w:t>
-      </w:r>
-    </w:p>
-    <w:p>
-      <w:pPr>
-        <w:numPr>
-          <w:ilvl w:val="0"/>
-          <w:numId w:val="13"/>
-        </w:numPr>
-      </w:pPr>
-      <w:r>
-        <w:t>có bị nhân bản không</w:t>
-      </w:r>
-    </w:p>
-    <w:p>
-      <w:r>
-        <w:t>Ví dụ</w:t>
-      </w:r>
-    </w:p>
-    <w:p>
-      <w:r>
-        <w:t>SELECT</w:t>
-      </w:r>
-      <w:r>
-        <w:t xml:space="preserve"> </w:t>
-      </w:r>
-      <w:r>
-        <w:t>SK_ID_CURR,</w:t>
-      </w:r>
-      <w:r>
-        <w:t xml:space="preserve"> </w:t>
-      </w:r>
-      <w:r>
-        <w:t>COUNT(*)</w:t>
-      </w:r>
-    </w:p>
-    <w:p>
-      <w:r>
-        <w:t>FROM bureau</w:t>
-      </w:r>
-    </w:p>
-    <w:p>
-      <w:r>
-        <w:t>GROUP BY SK_ID_CURR</w:t>
-      </w:r>
-    </w:p>
-    <w:p>
-      <w:pPr>
-        <w:rPr>
-          <w:b/>
-          <w:bCs/>
-        </w:rPr>
-      </w:pPr>
-      <w:r>
-        <w:rPr>
-          <w:b/>
-          <w:bCs/>
-        </w:rPr>
-        <w:t>3. Aggregation từng bảng 1-n</w:t>
-      </w:r>
-    </w:p>
-    <w:p>
-      <w:r>
-        <w:lastRenderedPageBreak/>
-        <w:t>Đây là phần rất quan trọng.</w:t>
-      </w:r>
-      <w:r>
-        <w:t xml:space="preserve"> </w:t>
-      </w:r>
-      <w:r>
-        <w:t>Ví dụ</w:t>
-      </w:r>
-      <w:r>
-        <w:t xml:space="preserve">: </w:t>
-      </w:r>
-    </w:p>
-    <w:p>
-      <w:pPr>
-        <w:numPr>
-          <w:ilvl w:val="0"/>
-          <w:numId w:val="13"/>
-        </w:numPr>
-      </w:pPr>
-      <w:r>
-        <w:t>bureau</w:t>
-      </w:r>
-      <w:r>
-        <w:t xml:space="preserve"> </w:t>
-      </w:r>
-      <w:r>
-        <w:t>→</w:t>
-      </w:r>
-      <w:r>
-        <w:t xml:space="preserve"> </w:t>
-      </w:r>
-      <w:r>
-        <w:t>bureau_summary</w:t>
-      </w:r>
-    </w:p>
-    <w:p>
-      <w:pPr>
-        <w:numPr>
-          <w:ilvl w:val="0"/>
-          <w:numId w:val="13"/>
-        </w:numPr>
-      </w:pPr>
-      <w:r>
-        <w:t>previous_application</w:t>
-      </w:r>
-      <w:r>
-        <w:t xml:space="preserve"> </w:t>
-      </w:r>
-      <w:r>
-        <w:t>→</w:t>
-      </w:r>
-      <w:r>
-        <w:t xml:space="preserve"> </w:t>
-      </w:r>
-      <w:r>
-        <w:t>previous_summary</w:t>
-      </w:r>
-    </w:p>
-    <w:p>
-      <w:pPr>
-        <w:numPr>
-          <w:ilvl w:val="0"/>
-          <w:numId w:val="13"/>
-        </w:numPr>
-      </w:pPr>
-      <w:r>
-        <w:t>installments</w:t>
-      </w:r>
-      <w:r>
-        <w:t xml:space="preserve"> </w:t>
-      </w:r>
-      <w:r>
-        <w:t>→</w:t>
-      </w:r>
-      <w:r>
-        <w:t xml:space="preserve"> </w:t>
-      </w:r>
-      <w:r>
-        <w:t>installments_summary</w:t>
-      </w:r>
-    </w:p>
-    <w:p>
-      <w:pPr>
-        <w:numPr>
-          <w:ilvl w:val="0"/>
-          <w:numId w:val="13"/>
-        </w:numPr>
-      </w:pPr>
-      <w:r>
-        <w:t>credit_card</w:t>
-      </w:r>
-      <w:r>
-        <w:t xml:space="preserve"> </w:t>
-      </w:r>
-      <w:r>
-        <w:t>→</w:t>
-      </w:r>
-      <w:r>
-        <w:t xml:space="preserve"> </w:t>
-      </w:r>
-      <w:r>
-        <w:t>credit_card_summary</w:t>
-      </w:r>
-    </w:p>
-    <w:p>
-      <w:pPr>
-        <w:rPr>
-          <w:b/>
-          <w:bCs/>
-        </w:rPr>
-      </w:pPr>
-      <w:r>
-        <w:rPr>
-          <w:b/>
-          <w:bCs/>
-        </w:rPr>
-        <w:t>4. Không Join trực tiếp bảng 1-n</w:t>
-      </w:r>
-    </w:p>
-    <w:p>
-      <w:r>
-        <w:t>Không nên</w:t>
-      </w:r>
-    </w:p>
-    <w:p>
-      <w:r>
-        <w:t>application_train</w:t>
-      </w:r>
-    </w:p>
-    <w:p>
-      <w:r>
-        <w:t>JOIN bureau</w:t>
-      </w:r>
-    </w:p>
-    <w:p>
-      <w:r>
-        <w:t>JOIN previous</w:t>
-      </w:r>
-    </w:p>
-    <w:p>
-      <w:r>
-        <w:t>JOIN installments</w:t>
-      </w:r>
-    </w:p>
-    <w:p>
-      <w:r>
-        <w:t>vì sẽ làm số dòng tăng theo cấp số nhân (row explosion).</w:t>
-      </w:r>
-    </w:p>
-    <w:p>
-      <w:pPr>
-        <w:rPr>
-          <w:b/>
-          <w:bCs/>
-        </w:rPr>
-      </w:pPr>
-      <w:r>
-        <w:rPr>
-          <w:b/>
-          <w:bCs/>
-        </w:rPr>
-        <w:t>5. Tạo bảng Summary</w:t>
-      </w:r>
-    </w:p>
-    <w:p>
-      <w:r>
-        <w:t>Ví dụ</w:t>
-      </w:r>
-    </w:p>
-    <w:p>
-      <w:r>
-        <w:t>bureau_summary</w:t>
-      </w:r>
-    </w:p>
-    <w:p>
-      <w:r>
-        <w:t>1 khách hàng</w:t>
-      </w:r>
-      <w:r>
-        <w:t xml:space="preserve"> </w:t>
-      </w:r>
-      <w:r>
-        <w:t>→</w:t>
-      </w:r>
-      <w:r>
-        <w:t xml:space="preserve"> </w:t>
-      </w:r>
-      <w:r>
-        <w:t>1 dòng</w:t>
-      </w:r>
-    </w:p>
-    <w:p>
-      <w:r>
-        <w:t>Feature</w:t>
-      </w:r>
-    </w:p>
-    <w:p>
-      <w:pPr>
-        <w:numPr>
-          <w:ilvl w:val="0"/>
-          <w:numId w:val="14"/>
-        </w:numPr>
-      </w:pPr>
-      <w:r>
-        <w:t>COUNT</w:t>
-      </w:r>
-    </w:p>
-    <w:p>
-      <w:pPr>
-        <w:numPr>
-          <w:ilvl w:val="0"/>
-          <w:numId w:val="14"/>
-        </w:numPr>
-      </w:pPr>
-      <w:r>
-        <w:t>AVG</w:t>
-      </w:r>
-    </w:p>
-    <w:p>
-      <w:pPr>
-        <w:numPr>
-          <w:ilvl w:val="0"/>
-          <w:numId w:val="14"/>
-        </w:numPr>
-      </w:pPr>
-      <w:r>
-        <w:t>MAX</w:t>
-      </w:r>
-    </w:p>
-    <w:p>
-      <w:pPr>
-        <w:numPr>
-          <w:ilvl w:val="0"/>
-          <w:numId w:val="14"/>
-        </w:numPr>
-      </w:pPr>
-      <w:r>
-        <w:t>MIN</w:t>
-      </w:r>
-    </w:p>
-    <w:p>
-      <w:pPr>
-        <w:numPr>
-          <w:ilvl w:val="0"/>
-          <w:numId w:val="14"/>
-        </w:numPr>
-      </w:pPr>
-      <w:r>
-        <w:t>SUM</w:t>
-      </w:r>
-    </w:p>
-    <w:p>
-      <w:pPr>
-        <w:numPr>
-          <w:ilvl w:val="0"/>
-          <w:numId w:val="14"/>
-        </w:numPr>
-      </w:pPr>
-      <w:r>
-        <w:t>STD</w:t>
-      </w:r>
-    </w:p>
-    <w:p>
-      <w:pPr>
-        <w:numPr>
-          <w:ilvl w:val="0"/>
-          <w:numId w:val="14"/>
-        </w:numPr>
-      </w:pPr>
-      <w:r>
-        <w:t>Latest</w:t>
-      </w:r>
-    </w:p>
-    <w:p>
-      <w:pPr>
-        <w:numPr>
-          <w:ilvl w:val="0"/>
-          <w:numId w:val="14"/>
-        </w:numPr>
-      </w:pPr>
-      <w:r>
-        <w:t>Earliest</w:t>
-      </w:r>
-    </w:p>
-    <w:p>
-      <w:pPr>
-        <w:numPr>
-          <w:ilvl w:val="0"/>
-          <w:numId w:val="14"/>
-        </w:numPr>
-      </w:pPr>
-      <w:r>
-        <w:t>Ratio</w:t>
-      </w:r>
-    </w:p>
-    <w:p>
-      <w:pPr>
-        <w:rPr>
-          <w:b/>
-          <w:bCs/>
-        </w:rPr>
-      </w:pPr>
-      <w:r>
-        <w:rPr>
-          <w:b/>
-          <w:bCs/>
-        </w:rPr>
-        <w:t>6. Join các bảng Summary</w:t>
-      </w:r>
-    </w:p>
-    <w:p>
-      <w:r>
-        <w:t>Ví dụ</w:t>
-      </w:r>
-    </w:p>
-    <w:p>
-      <w:r>
-        <w:t>application_train</w:t>
-      </w:r>
-    </w:p>
-    <w:p>
-      <w:r>
-        <w:t>JOIN bureau_summary</w:t>
-      </w:r>
-    </w:p>
-    <w:p>
-      <w:r>
-        <w:lastRenderedPageBreak/>
-        <w:t>JOIN previous_summary</w:t>
-      </w:r>
-    </w:p>
-    <w:p>
-      <w:r>
-        <w:t>JOIN installments_summary</w:t>
-      </w:r>
-    </w:p>
-    <w:p>
-      <w:r>
-        <w:t>Sau Join</w:t>
-      </w:r>
-      <w:r>
-        <w:t xml:space="preserve"> </w:t>
-      </w:r>
-      <w:r>
-        <w:t>vẫn còn</w:t>
-      </w:r>
-      <w:r>
-        <w:t xml:space="preserve"> </w:t>
-      </w:r>
-      <w:r>
-        <w:t>307.511 dòng</w:t>
-      </w:r>
-    </w:p>
-    <w:p>
-      <w:pPr>
-        <w:rPr>
-          <w:b/>
-          <w:bCs/>
-        </w:rPr>
-      </w:pPr>
-      <w:r>
-        <w:rPr>
-          <w:b/>
-          <w:bCs/>
-        </w:rPr>
-        <w:t>7. Tạo Flat Table cuối cùng</w:t>
-      </w:r>
-    </w:p>
-    <w:p>
-      <w:r>
-        <w:t>Ví dụ</w:t>
-      </w:r>
-    </w:p>
-    <w:p>
-      <w:r>
-        <w:t>application_flat</w:t>
-      </w:r>
-    </w:p>
-    <w:p>
-      <w:r>
-        <w:t>Notebook sau chỉ đọc bảng này.</w:t>
-      </w:r>
-    </w:p>
-    <w:p>
-      <w:pPr>
-        <w:rPr>
-          <w:b/>
-          <w:bCs/>
-        </w:rPr>
-      </w:pPr>
-      <w:r>
-        <w:rPr>
-          <w:b/>
-          <w:bCs/>
-        </w:rPr>
-        <w:t>8. Kiểm tra Flat Table</w:t>
-      </w:r>
-    </w:p>
-    <w:p>
-      <w:pPr>
-        <w:numPr>
-          <w:ilvl w:val="0"/>
-          <w:numId w:val="15"/>
-        </w:numPr>
-      </w:pPr>
-      <w:r>
-        <w:t>số dòng</w:t>
-      </w:r>
-    </w:p>
-    <w:p>
-      <w:pPr>
-        <w:numPr>
-          <w:ilvl w:val="0"/>
-          <w:numId w:val="15"/>
-        </w:numPr>
-      </w:pPr>
-      <w:r>
-        <w:t>số cột</w:t>
-      </w:r>
-    </w:p>
-    <w:p>
-      <w:pPr>
-        <w:numPr>
-          <w:ilvl w:val="0"/>
-          <w:numId w:val="15"/>
-        </w:numPr>
-      </w:pPr>
-      <w:r>
-        <w:t>Missing</w:t>
-      </w:r>
-    </w:p>
-    <w:p>
-      <w:pPr>
-        <w:numPr>
-          <w:ilvl w:val="0"/>
-          <w:numId w:val="15"/>
-        </w:numPr>
-      </w:pPr>
-      <w:r>
-        <w:t>Duplicate</w:t>
-      </w:r>
-    </w:p>
-    <w:p>
-      <w:pPr>
-        <w:numPr>
-          <w:ilvl w:val="0"/>
-          <w:numId w:val="15"/>
-        </w:numPr>
-      </w:pPr>
-      <w:r>
-        <w:t>Data Type</w:t>
-      </w:r>
-    </w:p>
-    <w:p>
-      <w:r>
-        <w:t>Đảm bảo đúng trước khi sang Cleaning.</w:t>
-      </w:r>
-    </w:p>
-    <w:p/>
-    <w:p>
-      <w:pPr>
-        <w:rPr>
-          <w:b/>
-          <w:bCs/>
-        </w:rPr>
-      </w:pPr>
-      <w:r>
-        <w:rPr>
-          <w:b/>
-          <w:bCs/>
-        </w:rPr>
-        <w:t>Nếu Dataset rất nhiều cột</w:t>
-      </w:r>
-    </w:p>
-    <w:p>
-      <w:r>
-        <w:t>Ví dụ</w:t>
-      </w:r>
-      <w:r>
-        <w:t xml:space="preserve"> </w:t>
-      </w:r>
-      <w:r>
-        <w:t>200–500 cột.</w:t>
-      </w:r>
-      <w:r>
-        <w:t xml:space="preserve"> </w:t>
-      </w:r>
-    </w:p>
-    <w:p>
-      <w:r>
-        <w:t>Không nên Join tất cả.</w:t>
-      </w:r>
-    </w:p>
-    <w:p>
-      <w:pPr>
-        <w:rPr>
-          <w:b/>
-          <w:bCs/>
-        </w:rPr>
-      </w:pPr>
-      <w:r>
-        <w:t>Nên</w:t>
-      </w:r>
-      <w:r>
-        <w:t xml:space="preserve">  </w:t>
-      </w:r>
-      <w:r>
-        <w:rPr>
-          <w:b/>
-          <w:bCs/>
-        </w:rPr>
-        <w:t>c</w:t>
-      </w:r>
-      <w:r>
-        <w:rPr>
-          <w:b/>
-          <w:bCs/>
-        </w:rPr>
-        <w:t>hỉ Join</w:t>
+        <w:t xml:space="preserve"> (</w:t>
+      </w:r>
+      <w:r>
+        <w:t>ch</w:t>
+      </w:r>
+      <w:r>
+        <w:t>ẳ</w:t>
+      </w:r>
+      <w:r>
+        <w:t>ng hạn</w:t>
       </w:r>
       <w:r>
         <w:rPr>
@@ -3707,252 +3224,1569 @@
         <w:t xml:space="preserve"> </w:t>
       </w:r>
       <w:r>
-        <w:t>c</w:t>
-      </w:r>
-      <w:r>
-        <w:t>ác Feature cần thiết</w:t>
-      </w:r>
-    </w:p>
-    <w:p>
-      <w:r>
-        <w:t>hoặc</w:t>
-      </w:r>
-      <w:r>
-        <w:t xml:space="preserve"> c</w:t>
-      </w:r>
-      <w:r>
-        <w:t>ác bảng Summary.</w:t>
-      </w:r>
-    </w:p>
-    <w:p/>
-    <w:p/>
-    <w:p>
-      <w:r>
-        <w:t xml:space="preserve">Có thể </w:t>
-      </w:r>
-      <w:r>
-        <w:t xml:space="preserve">trình bày thêm </w:t>
-      </w:r>
-      <w:r>
-        <w:t xml:space="preserve">vào cuối notebook2: </w:t>
-      </w:r>
-    </w:p>
-    <w:p>
-      <w:pPr>
+        <w:t>1</w:t>
+      </w:r>
+      <w:r>
+        <w:t>00–500 cột</w:t>
+      </w:r>
+      <w:r>
+        <w:t>)</w:t>
+      </w:r>
+      <w:r>
+        <w:t xml:space="preserve"> </w:t>
+      </w:r>
+      <w:r>
+        <w:t>Không nên Join tất cả</w:t>
+      </w:r>
+      <w:r>
+        <w:t xml:space="preserve"> mà </w:t>
+      </w:r>
+      <w:r>
+        <w:t>chỉ Join</w:t>
+      </w:r>
+      <w:r>
         <w:rPr>
           <w:b/>
           <w:bCs/>
         </w:rPr>
-      </w:pPr>
+        <w:t xml:space="preserve"> </w:t>
+      </w:r>
+      <w:r>
+        <w:t>c</w:t>
+      </w:r>
+      <w:r>
+        <w:t xml:space="preserve">ác </w:t>
+      </w:r>
+      <w:r>
+        <w:t xml:space="preserve">cột </w:t>
+      </w:r>
+      <w:r>
+        <w:t xml:space="preserve"> cần thiết</w:t>
+      </w:r>
+    </w:p>
+    <w:p>
+      <w:r>
+        <w:lastRenderedPageBreak/>
+        <w:t xml:space="preserve">b. </w:t>
+      </w:r>
+      <w:r>
+        <w:t xml:space="preserve">Nếu </w:t>
+      </w:r>
+      <w:r>
+        <w:t>Dataset có nhiều bảng (Home Credit, Olist, MIMIC, Instacart,...)</w:t>
+      </w:r>
+      <w:r>
+        <w:t xml:space="preserve"> Khi join làm nhân bảng dữ liệu của bảng chính thì </w:t>
+      </w:r>
+      <w:r>
+        <w:t xml:space="preserve">: </w:t>
+      </w:r>
+    </w:p>
+    <w:p>
+      <w:r>
+        <w:t xml:space="preserve">- </w:t>
+      </w:r>
+      <w:r>
+        <w:t>P</w:t>
+      </w:r>
+      <w:r>
+        <w:t>hải tạo các bảng summary</w:t>
+      </w:r>
+      <w:r>
+        <w:t xml:space="preserve"> trước</w:t>
+      </w:r>
+    </w:p>
+    <w:p>
+      <w:r>
+        <w:t xml:space="preserve">- Sau đó join bảng chính với các </w:t>
+      </w:r>
+      <w:r>
+        <w:t xml:space="preserve">bảng </w:t>
+      </w:r>
+      <w:r>
+        <w:t xml:space="preserve">summary , </w:t>
+      </w:r>
+      <w:r>
+        <w:t xml:space="preserve">nhằm tránh làm </w:t>
+      </w:r>
+      <w:r>
+        <w:t>nhân bảng các dòng ở bảng chính.</w:t>
+      </w:r>
+      <w:r>
+        <w:t xml:space="preserve"> </w:t>
+      </w:r>
+      <w:r>
+        <w:t>Ví dụ với Home Credit:</w:t>
+      </w:r>
+    </w:p>
+    <w:p>
+      <w:pPr>
+        <w:spacing w:line="240" w:lineRule="auto"/>
+      </w:pPr>
+      <w:r>
+        <w:t>application_train</w:t>
+      </w:r>
+    </w:p>
+    <w:p>
+      <w:pPr>
+        <w:spacing w:line="240" w:lineRule="auto"/>
+      </w:pPr>
+      <w:r>
+        <w:t xml:space="preserve">        ├── bureau</w:t>
+      </w:r>
+    </w:p>
+    <w:p>
+      <w:pPr>
+        <w:spacing w:line="240" w:lineRule="auto"/>
+      </w:pPr>
+      <w:r>
+        <w:t xml:space="preserve">        ├── previous_application</w:t>
+      </w:r>
+    </w:p>
+    <w:p>
+      <w:pPr>
+        <w:spacing w:line="240" w:lineRule="auto"/>
+      </w:pPr>
+      <w:r>
+        <w:t xml:space="preserve">        ├── installments_payments</w:t>
+      </w:r>
+    </w:p>
+    <w:p>
+      <w:pPr>
+        <w:spacing w:line="240" w:lineRule="auto"/>
+      </w:pPr>
+      <w:r>
+        <w:t xml:space="preserve">        ├── POS_CASH_balance</w:t>
+      </w:r>
+    </w:p>
+    <w:p>
+      <w:pPr>
+        <w:spacing w:line="240" w:lineRule="auto"/>
+      </w:pPr>
+      <w:r>
+        <w:t xml:space="preserve">        └── credit_card_balance</w:t>
+      </w:r>
+    </w:p>
+    <w:p>
+      <w:r>
+        <w:t>Việc t</w:t>
+      </w:r>
+      <w:r>
+        <w:t xml:space="preserve">ạo các bảng </w:t>
+      </w:r>
+      <w:r>
+        <w:t>summary</w:t>
+      </w:r>
+      <w:r>
+        <w:t xml:space="preserve"> </w:t>
+      </w:r>
+      <w:r>
+        <w:t xml:space="preserve">là </w:t>
+      </w:r>
+      <w:r>
+        <w:t xml:space="preserve">nhằm để </w:t>
+      </w:r>
+      <w:r>
+        <w:t xml:space="preserve">cho </w:t>
+      </w:r>
+      <w:r>
+        <w:t xml:space="preserve">mỗi </w:t>
+      </w:r>
+      <w:r>
+        <w:t xml:space="preserve">khách hàng chỉ </w:t>
+      </w:r>
+      <w:r>
+        <w:t xml:space="preserve">còn </w:t>
+      </w:r>
+      <w:r>
+        <w:t xml:space="preserve">đúng </w:t>
+      </w:r>
+      <w:r>
+        <w:t xml:space="preserve">một </w:t>
+      </w:r>
+      <w:r>
+        <w:t>dòng</w:t>
+      </w:r>
+      <w:r>
+        <w:t>.</w:t>
+      </w:r>
+      <w:r>
+        <w:t xml:space="preserve"> </w:t>
+      </w:r>
+      <w:r>
+        <w:t xml:space="preserve">rồi mới join với bảng chính: </w:t>
+      </w:r>
+    </w:p>
+    <w:p>
+      <w:pPr>
+        <w:numPr>
+          <w:ilvl w:val="0"/>
+          <w:numId w:val="125"/>
+        </w:numPr>
+      </w:pPr>
+      <w:r>
+        <w:t xml:space="preserve">Từ bảng </w:t>
+      </w:r>
+      <w:r>
+        <w:t xml:space="preserve">bureau → </w:t>
+      </w:r>
+      <w:r>
+        <w:t xml:space="preserve">tạo bảng </w:t>
+      </w:r>
       <w:r>
         <w:rPr>
           <w:b/>
           <w:bCs/>
         </w:rPr>
-        <w:t>3 tầng</w:t>
+        <w:t>bureau_summary</w:t>
+      </w:r>
+      <w:r>
+        <w:t xml:space="preserve"> </w:t>
+      </w:r>
+    </w:p>
+    <w:p>
+      <w:pPr>
+        <w:numPr>
+          <w:ilvl w:val="0"/>
+          <w:numId w:val="125"/>
+        </w:numPr>
+      </w:pPr>
+      <w:r>
+        <w:t xml:space="preserve">Từ bảng </w:t>
+      </w:r>
+      <w:r>
+        <w:t xml:space="preserve">previous_application → </w:t>
+      </w:r>
+      <w:r>
+        <w:t xml:space="preserve">tạo bảng </w:t>
       </w:r>
       <w:r>
         <w:rPr>
           <w:b/>
           <w:bCs/>
         </w:rPr>
-        <w:t xml:space="preserve"> dữ liệu</w:t>
-      </w:r>
-    </w:p>
-    <w:p>
+        <w:t>previous_summary</w:t>
+      </w:r>
+      <w:r>
+        <w:t xml:space="preserve"> </w:t>
+      </w:r>
+    </w:p>
+    <w:p>
+      <w:pPr>
+        <w:numPr>
+          <w:ilvl w:val="0"/>
+          <w:numId w:val="125"/>
+        </w:numPr>
+      </w:pPr>
+      <w:r>
+        <w:t xml:space="preserve">Từ </w:t>
+      </w:r>
+      <w:r>
+        <w:t xml:space="preserve">installments_payments → </w:t>
+      </w:r>
+      <w:r>
+        <w:t xml:space="preserve">tạo bảng </w:t>
+      </w:r>
       <w:r>
         <w:rPr>
           <w:b/>
           <w:bCs/>
         </w:rPr>
-        <w:t>Raw Layer</w:t>
+        <w:t>installments_summary</w:t>
+      </w:r>
+      <w:r>
+        <w:t xml:space="preserve"> </w:t>
+      </w:r>
+    </w:p>
+    <w:p>
+      <w:pPr>
+        <w:numPr>
+          <w:ilvl w:val="0"/>
+          <w:numId w:val="125"/>
+        </w:numPr>
+      </w:pPr>
+      <w:r>
+        <w:t xml:space="preserve">Từ </w:t>
+      </w:r>
+      <w:r>
+        <w:t xml:space="preserve">credit_card_balance → </w:t>
+      </w:r>
+      <w:r>
+        <w:t xml:space="preserve">tạo bảng </w:t>
       </w:r>
       <w:r>
         <w:rPr>
           <w:b/>
           <w:bCs/>
         </w:rPr>
-        <w:t>:</w:t>
-      </w:r>
-      <w:r>
-        <w:t xml:space="preserve">   </w:t>
-      </w:r>
-      <w:r>
-        <w:t>Dữ liệu nguyên gốc</w:t>
-      </w:r>
-      <w:r>
-        <w:t>,</w:t>
-      </w:r>
-      <w:r>
-        <w:t>Không chỉnh sửa.</w:t>
-      </w:r>
-    </w:p>
-    <w:p>
-      <w:pPr>
-        <w:numPr>
-          <w:ilvl w:val="0"/>
-          <w:numId w:val="15"/>
-        </w:numPr>
-      </w:pPr>
-      <w:r>
-        <w:t>sales</w:t>
-      </w:r>
-    </w:p>
-    <w:p>
-      <w:pPr>
-        <w:numPr>
-          <w:ilvl w:val="0"/>
-          <w:numId w:val="15"/>
-        </w:numPr>
-      </w:pPr>
-      <w:r>
-        <w:t>store</w:t>
-      </w:r>
-    </w:p>
-    <w:p>
-      <w:pPr>
-        <w:numPr>
-          <w:ilvl w:val="0"/>
-          <w:numId w:val="15"/>
-        </w:numPr>
-      </w:pPr>
-      <w:r>
-        <w:t>bureau</w:t>
-      </w:r>
-    </w:p>
-    <w:p>
-      <w:pPr>
-        <w:numPr>
-          <w:ilvl w:val="0"/>
-          <w:numId w:val="15"/>
-        </w:numPr>
-      </w:pPr>
-      <w:r>
-        <w:t>previous_application</w:t>
-      </w:r>
-    </w:p>
-    <w:p>
+        <w:t>credit_card_summary</w:t>
+      </w:r>
+      <w:r>
+        <w:t xml:space="preserve"> </w:t>
+      </w:r>
+    </w:p>
+    <w:p>
+      <w:pPr>
+        <w:tabs>
+          <w:tab w:val="num" w:pos="720"/>
+        </w:tabs>
+      </w:pPr>
+      <w:r>
+        <w:t xml:space="preserve">Các </w:t>
+      </w:r>
+      <w:r>
+        <w:t xml:space="preserve">hàm dùng để </w:t>
+      </w:r>
+      <w:r>
+        <w:t>tổng hợp gồm:</w:t>
+      </w:r>
+      <w:r>
+        <w:t xml:space="preserve">  </w:t>
+      </w:r>
+      <w:r>
+        <w:t xml:space="preserve">COUNT </w:t>
+      </w:r>
+      <w:r>
+        <w:t xml:space="preserve">, </w:t>
+      </w:r>
+      <w:r>
+        <w:t>SUM</w:t>
+      </w:r>
+      <w:r>
+        <w:t xml:space="preserve">, </w:t>
+      </w:r>
+      <w:r>
+        <w:t xml:space="preserve">AVG </w:t>
+      </w:r>
+      <w:r>
+        <w:t xml:space="preserve">, </w:t>
+      </w:r>
+      <w:r>
+        <w:t xml:space="preserve">MIN </w:t>
+      </w:r>
+      <w:r>
+        <w:t xml:space="preserve">, </w:t>
+      </w:r>
+      <w:r>
+        <w:t xml:space="preserve">MAX </w:t>
+      </w:r>
+      <w:r>
+        <w:t xml:space="preserve">, </w:t>
+      </w:r>
+      <w:r>
+        <w:t xml:space="preserve">STD </w:t>
+      </w:r>
+      <w:r>
+        <w:t>, mới nhất, cũ nhất…</w:t>
+      </w:r>
+      <w:r>
+        <w:t xml:space="preserve"> </w:t>
+      </w:r>
+      <w:r>
+        <w:t xml:space="preserve">Những đặc trưng này sẽ được sử dụng ở bước </w:t>
+      </w:r>
+      <w:r>
+        <w:t>Feature Engineering.</w:t>
+      </w:r>
+    </w:p>
+    <w:p>
+      <w:r>
+        <w:t>Ví dụ</w:t>
+      </w:r>
+      <w:r>
+        <w:t xml:space="preserve"> tạo bảng </w:t>
+      </w:r>
       <w:r>
         <w:rPr>
           <w:b/>
           <w:bCs/>
         </w:rPr>
-        <w:t>Integrated Layer</w:t>
+        <w:t>bureau_summary</w:t>
+      </w:r>
+      <w:r>
+        <w:t xml:space="preserve"> </w:t>
+      </w:r>
+      <w:r>
+        <w:t>:</w:t>
+      </w:r>
+    </w:p>
+    <w:p>
+      <w:pPr>
+        <w:shd w:val="clear" w:color="auto" w:fill="FFF2CC" w:themeFill="accent4" w:themeFillTint="33"/>
+        <w:spacing w:line="240" w:lineRule="auto"/>
+        <w:rPr>
+          <w:spacing w:val="20"/>
+          <w:sz w:val="24"/>
+          <w:szCs w:val="20"/>
+        </w:rPr>
+      </w:pPr>
+      <w:r>
+        <w:rPr>
+          <w:spacing w:val="20"/>
+          <w:sz w:val="24"/>
+          <w:szCs w:val="20"/>
+        </w:rPr>
+        <w:t xml:space="preserve">CREATE TABLE </w:t>
       </w:r>
       <w:r>
         <w:rPr>
           <w:b/>
           <w:bCs/>
+          <w:spacing w:val="20"/>
+          <w:sz w:val="24"/>
+          <w:szCs w:val="20"/>
         </w:rPr>
-        <w:t>:</w:t>
-      </w:r>
-      <w:r>
+        <w:t>bureau_summary</w:t>
+      </w:r>
+      <w:r>
+        <w:rPr>
+          <w:spacing w:val="20"/>
+          <w:sz w:val="24"/>
+          <w:szCs w:val="20"/>
+        </w:rPr>
+        <w:t xml:space="preserve"> AS</w:t>
+      </w:r>
+    </w:p>
+    <w:p>
+      <w:pPr>
+        <w:shd w:val="clear" w:color="auto" w:fill="FFF2CC" w:themeFill="accent4" w:themeFillTint="33"/>
+        <w:spacing w:line="240" w:lineRule="auto"/>
+        <w:rPr>
+          <w:spacing w:val="20"/>
+          <w:sz w:val="24"/>
+          <w:szCs w:val="20"/>
+        </w:rPr>
+      </w:pPr>
+      <w:r>
+        <w:rPr>
+          <w:spacing w:val="20"/>
+          <w:sz w:val="24"/>
+          <w:szCs w:val="20"/>
+        </w:rPr>
+        <w:t>SELECT</w:t>
+      </w:r>
+    </w:p>
+    <w:p>
+      <w:pPr>
+        <w:shd w:val="clear" w:color="auto" w:fill="FFF2CC" w:themeFill="accent4" w:themeFillTint="33"/>
+        <w:spacing w:line="240" w:lineRule="auto"/>
+        <w:rPr>
+          <w:spacing w:val="20"/>
+          <w:sz w:val="24"/>
+          <w:szCs w:val="20"/>
+        </w:rPr>
+      </w:pPr>
+      <w:r>
+        <w:rPr>
+          <w:spacing w:val="20"/>
+          <w:sz w:val="24"/>
+          <w:szCs w:val="20"/>
+        </w:rPr>
+        <w:t xml:space="preserve">    sk_id_curr,</w:t>
+      </w:r>
+    </w:p>
+    <w:p>
+      <w:pPr>
+        <w:shd w:val="clear" w:color="auto" w:fill="FFF2CC" w:themeFill="accent4" w:themeFillTint="33"/>
+        <w:spacing w:line="240" w:lineRule="auto"/>
+        <w:rPr>
+          <w:spacing w:val="20"/>
+          <w:sz w:val="24"/>
+          <w:szCs w:val="20"/>
+        </w:rPr>
+      </w:pPr>
+      <w:r>
+        <w:rPr>
+          <w:spacing w:val="20"/>
+          <w:sz w:val="24"/>
+          <w:szCs w:val="20"/>
+        </w:rPr>
+        <w:t xml:space="preserve">    COUNT(*) AS bureau_count,</w:t>
+      </w:r>
+    </w:p>
+    <w:p>
+      <w:pPr>
+        <w:shd w:val="clear" w:color="auto" w:fill="FFF2CC" w:themeFill="accent4" w:themeFillTint="33"/>
+        <w:spacing w:line="240" w:lineRule="auto"/>
+        <w:rPr>
+          <w:spacing w:val="20"/>
+          <w:sz w:val="24"/>
+          <w:szCs w:val="20"/>
+        </w:rPr>
+      </w:pPr>
+      <w:r>
+        <w:rPr>
+          <w:spacing w:val="20"/>
+          <w:sz w:val="24"/>
+          <w:szCs w:val="20"/>
+        </w:rPr>
+        <w:t xml:space="preserve">    AVG(days_credit) AS avg_days_credit,</w:t>
+      </w:r>
+    </w:p>
+    <w:p>
+      <w:pPr>
+        <w:shd w:val="clear" w:color="auto" w:fill="FFF2CC" w:themeFill="accent4" w:themeFillTint="33"/>
+        <w:spacing w:line="240" w:lineRule="auto"/>
+        <w:rPr>
+          <w:spacing w:val="20"/>
+          <w:sz w:val="24"/>
+          <w:szCs w:val="20"/>
+        </w:rPr>
+      </w:pPr>
+      <w:r>
+        <w:rPr>
+          <w:spacing w:val="20"/>
+          <w:sz w:val="24"/>
+          <w:szCs w:val="20"/>
+        </w:rPr>
+        <w:t xml:space="preserve">    MAX(days_credit) AS latest_credit,</w:t>
+      </w:r>
+    </w:p>
+    <w:p>
+      <w:pPr>
+        <w:shd w:val="clear" w:color="auto" w:fill="FFF2CC" w:themeFill="accent4" w:themeFillTint="33"/>
+        <w:spacing w:line="240" w:lineRule="auto"/>
+        <w:rPr>
+          <w:spacing w:val="20"/>
+          <w:sz w:val="24"/>
+          <w:szCs w:val="20"/>
+        </w:rPr>
+      </w:pPr>
+      <w:r>
+        <w:rPr>
+          <w:spacing w:val="20"/>
+          <w:sz w:val="24"/>
+          <w:szCs w:val="20"/>
+        </w:rPr>
+        <w:t xml:space="preserve">    MIN(days_credit) AS earliest_credit,</w:t>
+      </w:r>
+    </w:p>
+    <w:p>
+      <w:pPr>
+        <w:shd w:val="clear" w:color="auto" w:fill="FFF2CC" w:themeFill="accent4" w:themeFillTint="33"/>
+        <w:spacing w:line="240" w:lineRule="auto"/>
+        <w:rPr>
+          <w:spacing w:val="20"/>
+          <w:sz w:val="24"/>
+          <w:szCs w:val="20"/>
+        </w:rPr>
+      </w:pPr>
+      <w:r>
+        <w:rPr>
+          <w:spacing w:val="20"/>
+          <w:sz w:val="24"/>
+          <w:szCs w:val="20"/>
+        </w:rPr>
+        <w:t xml:space="preserve">    AVG(amt_credit_sum) AS avg_credit,</w:t>
+      </w:r>
+    </w:p>
+    <w:p>
+      <w:pPr>
+        <w:shd w:val="clear" w:color="auto" w:fill="FFF2CC" w:themeFill="accent4" w:themeFillTint="33"/>
+        <w:spacing w:line="240" w:lineRule="auto"/>
+        <w:rPr>
+          <w:spacing w:val="20"/>
+          <w:sz w:val="24"/>
+          <w:szCs w:val="20"/>
+        </w:rPr>
+      </w:pPr>
+      <w:r>
+        <w:rPr>
+          <w:spacing w:val="20"/>
+          <w:sz w:val="24"/>
+          <w:szCs w:val="20"/>
+        </w:rPr>
+        <w:t xml:space="preserve">    MAX(amt_credit_sum) AS max_credit,</w:t>
+      </w:r>
+    </w:p>
+    <w:p>
+      <w:pPr>
+        <w:shd w:val="clear" w:color="auto" w:fill="FFF2CC" w:themeFill="accent4" w:themeFillTint="33"/>
+        <w:spacing w:line="240" w:lineRule="auto"/>
+        <w:rPr>
+          <w:spacing w:val="20"/>
+          <w:sz w:val="24"/>
+          <w:szCs w:val="20"/>
+        </w:rPr>
+      </w:pPr>
+      <w:r>
+        <w:rPr>
+          <w:spacing w:val="20"/>
+          <w:sz w:val="24"/>
+          <w:szCs w:val="20"/>
+        </w:rPr>
+        <w:t xml:space="preserve">    SUM(amt_credit_sum) AS total_credit</w:t>
+      </w:r>
+    </w:p>
+    <w:p>
+      <w:pPr>
+        <w:shd w:val="clear" w:color="auto" w:fill="FFF2CC" w:themeFill="accent4" w:themeFillTint="33"/>
+        <w:spacing w:line="240" w:lineRule="auto"/>
+        <w:rPr>
+          <w:spacing w:val="20"/>
+          <w:sz w:val="24"/>
+          <w:szCs w:val="20"/>
+        </w:rPr>
+      </w:pPr>
+      <w:r>
+        <w:rPr>
+          <w:spacing w:val="20"/>
+          <w:sz w:val="24"/>
+          <w:szCs w:val="20"/>
+        </w:rPr>
+        <w:t>FROM bureau</w:t>
+      </w:r>
+    </w:p>
+    <w:p>
+      <w:pPr>
+        <w:shd w:val="clear" w:color="auto" w:fill="FFF2CC" w:themeFill="accent4" w:themeFillTint="33"/>
+        <w:spacing w:line="240" w:lineRule="auto"/>
+        <w:rPr>
+          <w:spacing w:val="20"/>
+          <w:sz w:val="24"/>
+          <w:szCs w:val="20"/>
+        </w:rPr>
+      </w:pPr>
+      <w:r>
+        <w:rPr>
+          <w:spacing w:val="20"/>
+          <w:sz w:val="24"/>
+          <w:szCs w:val="20"/>
+        </w:rPr>
+        <w:t>GROUP BY sk_id_curr;</w:t>
+      </w:r>
+    </w:p>
+    <w:p>
+      <w:r>
+        <w:t>Kết quả</w:t>
+      </w:r>
+    </w:p>
+    <w:tbl>
+      <w:tblPr>
+        <w:tblStyle w:val="GridTable1Light"/>
+        <w:tblW w:w="10260" w:type="dxa"/>
+        <w:tblLook w:val="04A0" w:firstRow="1" w:lastRow="0" w:firstColumn="1" w:lastColumn="0" w:noHBand="0" w:noVBand="1"/>
+      </w:tblPr>
+      <w:tblGrid>
+        <w:gridCol w:w="2332"/>
+        <w:gridCol w:w="2070"/>
+        <w:gridCol w:w="1980"/>
+        <w:gridCol w:w="3878"/>
+      </w:tblGrid>
+      <w:tr>
+        <w:trPr>
+          <w:cnfStyle w:val="100000000000" w:firstRow="1" w:lastRow="0" w:firstColumn="0" w:lastColumn="0" w:oddVBand="0" w:evenVBand="0" w:oddHBand="0" w:evenHBand="0" w:firstRowFirstColumn="0" w:firstRowLastColumn="0" w:lastRowFirstColumn="0" w:lastRowLastColumn="0"/>
+        </w:trPr>
+        <w:tc>
+          <w:tcPr>
+            <w:cnfStyle w:val="001000000000" w:firstRow="0" w:lastRow="0" w:firstColumn="1" w:lastColumn="0" w:oddVBand="0" w:evenVBand="0" w:oddHBand="0" w:evenHBand="0" w:firstRowFirstColumn="0" w:firstRowLastColumn="0" w:lastRowFirstColumn="0" w:lastRowLastColumn="0"/>
+            <w:tcW w:w="2332" w:type="dxa"/>
+            <w:hideMark/>
+          </w:tcPr>
+          <w:p>
+            <w:r>
+              <w:t>SK_ID_CURR</w:t>
+            </w:r>
+          </w:p>
+        </w:tc>
+        <w:tc>
+          <w:tcPr>
+            <w:tcW w:w="2070" w:type="dxa"/>
+            <w:hideMark/>
+          </w:tcPr>
+          <w:p>
+            <w:pPr>
+              <w:cnfStyle w:val="100000000000" w:firstRow="1" w:lastRow="0" w:firstColumn="0" w:lastColumn="0" w:oddVBand="0" w:evenVBand="0" w:oddHBand="0" w:evenHBand="0" w:firstRowFirstColumn="0" w:firstRowLastColumn="0" w:lastRowFirstColumn="0" w:lastRowLastColumn="0"/>
+            </w:pPr>
+            <w:r>
+              <w:t>bureau_count</w:t>
+            </w:r>
+          </w:p>
+        </w:tc>
+        <w:tc>
+          <w:tcPr>
+            <w:tcW w:w="1980" w:type="dxa"/>
+            <w:hideMark/>
+          </w:tcPr>
+          <w:p>
+            <w:pPr>
+              <w:cnfStyle w:val="100000000000" w:firstRow="1" w:lastRow="0" w:firstColumn="0" w:lastColumn="0" w:oddVBand="0" w:evenVBand="0" w:oddHBand="0" w:evenHBand="0" w:firstRowFirstColumn="0" w:firstRowLastColumn="0" w:lastRowFirstColumn="0" w:lastRowLastColumn="0"/>
+            </w:pPr>
+            <w:r>
+              <w:t>avg_credit</w:t>
+            </w:r>
+          </w:p>
+        </w:tc>
+        <w:tc>
+          <w:tcPr>
+            <w:tcW w:w="3878" w:type="dxa"/>
+            <w:hideMark/>
+          </w:tcPr>
+          <w:p>
+            <w:pPr>
+              <w:cnfStyle w:val="100000000000" w:firstRow="1" w:lastRow="0" w:firstColumn="0" w:lastColumn="0" w:oddVBand="0" w:evenVBand="0" w:oddHBand="0" w:evenHBand="0" w:firstRowFirstColumn="0" w:firstRowLastColumn="0" w:lastRowFirstColumn="0" w:lastRowLastColumn="0"/>
+            </w:pPr>
+            <w:r>
+              <w:t>max_credit</w:t>
+            </w:r>
+          </w:p>
+        </w:tc>
+      </w:tr>
+      <w:tr>
+        <w:tc>
+          <w:tcPr>
+            <w:cnfStyle w:val="001000000000" w:firstRow="0" w:lastRow="0" w:firstColumn="1" w:lastColumn="0" w:oddVBand="0" w:evenVBand="0" w:oddHBand="0" w:evenHBand="0" w:firstRowFirstColumn="0" w:firstRowLastColumn="0" w:lastRowFirstColumn="0" w:lastRowLastColumn="0"/>
+            <w:tcW w:w="2332" w:type="dxa"/>
+            <w:hideMark/>
+          </w:tcPr>
+          <w:p>
+            <w:pPr>
+              <w:rPr>
+                <w:b w:val="0"/>
+                <w:bCs w:val="0"/>
+              </w:rPr>
+            </w:pPr>
+            <w:r>
+              <w:rPr>
+                <w:b w:val="0"/>
+                <w:bCs w:val="0"/>
+              </w:rPr>
+              <w:t>100001</w:t>
+            </w:r>
+          </w:p>
+        </w:tc>
+        <w:tc>
+          <w:tcPr>
+            <w:tcW w:w="2070" w:type="dxa"/>
+            <w:hideMark/>
+          </w:tcPr>
+          <w:p>
+            <w:pPr>
+              <w:cnfStyle w:val="000000000000" w:firstRow="0" w:lastRow="0" w:firstColumn="0" w:lastColumn="0" w:oddVBand="0" w:evenVBand="0" w:oddHBand="0" w:evenHBand="0" w:firstRowFirstColumn="0" w:firstRowLastColumn="0" w:lastRowFirstColumn="0" w:lastRowLastColumn="0"/>
+            </w:pPr>
+            <w:r>
+              <w:t>7</w:t>
+            </w:r>
+          </w:p>
+        </w:tc>
+        <w:tc>
+          <w:tcPr>
+            <w:tcW w:w="1980" w:type="dxa"/>
+            <w:hideMark/>
+          </w:tcPr>
+          <w:p>
+            <w:pPr>
+              <w:cnfStyle w:val="000000000000" w:firstRow="0" w:lastRow="0" w:firstColumn="0" w:lastColumn="0" w:oddVBand="0" w:evenVBand="0" w:oddHBand="0" w:evenHBand="0" w:firstRowFirstColumn="0" w:firstRowLastColumn="0" w:lastRowFirstColumn="0" w:lastRowLastColumn="0"/>
+            </w:pPr>
+            <w:r>
+              <w:t>520000</w:t>
+            </w:r>
+          </w:p>
+        </w:tc>
+        <w:tc>
+          <w:tcPr>
+            <w:tcW w:w="3878" w:type="dxa"/>
+            <w:hideMark/>
+          </w:tcPr>
+          <w:p>
+            <w:pPr>
+              <w:cnfStyle w:val="000000000000" w:firstRow="0" w:lastRow="0" w:firstColumn="0" w:lastColumn="0" w:oddVBand="0" w:evenVBand="0" w:oddHBand="0" w:evenHBand="0" w:firstRowFirstColumn="0" w:firstRowLastColumn="0" w:lastRowFirstColumn="0" w:lastRowLastColumn="0"/>
+            </w:pPr>
+            <w:r>
+              <w:t>1200000</w:t>
+            </w:r>
+          </w:p>
+        </w:tc>
+      </w:tr>
+      <w:tr>
+        <w:tc>
+          <w:tcPr>
+            <w:cnfStyle w:val="001000000000" w:firstRow="0" w:lastRow="0" w:firstColumn="1" w:lastColumn="0" w:oddVBand="0" w:evenVBand="0" w:oddHBand="0" w:evenHBand="0" w:firstRowFirstColumn="0" w:firstRowLastColumn="0" w:lastRowFirstColumn="0" w:lastRowLastColumn="0"/>
+            <w:tcW w:w="2332" w:type="dxa"/>
+            <w:hideMark/>
+          </w:tcPr>
+          <w:p>
+            <w:pPr>
+              <w:rPr>
+                <w:b w:val="0"/>
+                <w:bCs w:val="0"/>
+              </w:rPr>
+            </w:pPr>
+            <w:r>
+              <w:rPr>
+                <w:b w:val="0"/>
+                <w:bCs w:val="0"/>
+              </w:rPr>
+              <w:t>100002</w:t>
+            </w:r>
+          </w:p>
+        </w:tc>
+        <w:tc>
+          <w:tcPr>
+            <w:tcW w:w="2070" w:type="dxa"/>
+            <w:hideMark/>
+          </w:tcPr>
+          <w:p>
+            <w:pPr>
+              <w:cnfStyle w:val="000000000000" w:firstRow="0" w:lastRow="0" w:firstColumn="0" w:lastColumn="0" w:oddVBand="0" w:evenVBand="0" w:oddHBand="0" w:evenHBand="0" w:firstRowFirstColumn="0" w:firstRowLastColumn="0" w:lastRowFirstColumn="0" w:lastRowLastColumn="0"/>
+            </w:pPr>
+            <w:r>
+              <w:t>3</w:t>
+            </w:r>
+          </w:p>
+        </w:tc>
+        <w:tc>
+          <w:tcPr>
+            <w:tcW w:w="1980" w:type="dxa"/>
+            <w:hideMark/>
+          </w:tcPr>
+          <w:p>
+            <w:pPr>
+              <w:cnfStyle w:val="000000000000" w:firstRow="0" w:lastRow="0" w:firstColumn="0" w:lastColumn="0" w:oddVBand="0" w:evenVBand="0" w:oddHBand="0" w:evenHBand="0" w:firstRowFirstColumn="0" w:firstRowLastColumn="0" w:lastRowFirstColumn="0" w:lastRowLastColumn="0"/>
+            </w:pPr>
+            <w:r>
+              <w:t>180000</w:t>
+            </w:r>
+          </w:p>
+        </w:tc>
+        <w:tc>
+          <w:tcPr>
+            <w:tcW w:w="3878" w:type="dxa"/>
+            <w:hideMark/>
+          </w:tcPr>
+          <w:p>
+            <w:pPr>
+              <w:cnfStyle w:val="000000000000" w:firstRow="0" w:lastRow="0" w:firstColumn="0" w:lastColumn="0" w:oddVBand="0" w:evenVBand="0" w:oddHBand="0" w:evenHBand="0" w:firstRowFirstColumn="0" w:firstRowLastColumn="0" w:lastRowFirstColumn="0" w:lastRowLastColumn="0"/>
+            </w:pPr>
+            <w:r>
+              <w:t>350000</w:t>
+            </w:r>
+          </w:p>
+        </w:tc>
+      </w:tr>
+    </w:tbl>
+    <w:p>
+      <w:r>
+        <w:t>Mỗi khách hàng chỉ còn 1 dòng.</w:t>
+      </w:r>
+    </w:p>
+    <w:p>
+      <w:r>
+        <w:lastRenderedPageBreak/>
+        <w:t xml:space="preserve">Ví dụ tạo bảng </w:t>
+      </w:r>
+      <w:r>
+        <w:t>previous</w:t>
+      </w:r>
+      <w:r>
+        <w:t>_summary :</w:t>
+      </w:r>
+    </w:p>
+    <w:p>
+      <w:pPr>
+        <w:shd w:val="clear" w:color="auto" w:fill="FFF2CC" w:themeFill="accent4" w:themeFillTint="33"/>
+        <w:spacing w:line="240" w:lineRule="auto"/>
+        <w:rPr>
+          <w:spacing w:val="20"/>
+          <w:sz w:val="24"/>
+          <w:szCs w:val="20"/>
+        </w:rPr>
+      </w:pPr>
+      <w:r>
+        <w:rPr>
+          <w:spacing w:val="20"/>
+          <w:sz w:val="24"/>
+          <w:szCs w:val="20"/>
+        </w:rPr>
+        <w:t>CREATE TABLE previous_summary AS</w:t>
+      </w:r>
+    </w:p>
+    <w:p>
+      <w:pPr>
+        <w:shd w:val="clear" w:color="auto" w:fill="FFF2CC" w:themeFill="accent4" w:themeFillTint="33"/>
+        <w:spacing w:line="240" w:lineRule="auto"/>
+        <w:rPr>
+          <w:spacing w:val="20"/>
+          <w:sz w:val="24"/>
+          <w:szCs w:val="20"/>
+        </w:rPr>
+      </w:pPr>
+      <w:r>
+        <w:rPr>
+          <w:spacing w:val="20"/>
+          <w:sz w:val="24"/>
+          <w:szCs w:val="20"/>
+        </w:rPr>
+        <w:t>SELECT</w:t>
+      </w:r>
+    </w:p>
+    <w:p>
+      <w:pPr>
+        <w:shd w:val="clear" w:color="auto" w:fill="FFF2CC" w:themeFill="accent4" w:themeFillTint="33"/>
+        <w:spacing w:line="240" w:lineRule="auto"/>
+        <w:rPr>
+          <w:spacing w:val="20"/>
+          <w:sz w:val="24"/>
+          <w:szCs w:val="20"/>
+        </w:rPr>
+      </w:pPr>
+      <w:r>
+        <w:rPr>
+          <w:spacing w:val="20"/>
+          <w:sz w:val="24"/>
+          <w:szCs w:val="20"/>
+        </w:rPr>
+        <w:t xml:space="preserve">    sk_id_curr,</w:t>
+      </w:r>
+    </w:p>
+    <w:p>
+      <w:pPr>
+        <w:shd w:val="clear" w:color="auto" w:fill="FFF2CC" w:themeFill="accent4" w:themeFillTint="33"/>
+        <w:spacing w:line="240" w:lineRule="auto"/>
+        <w:rPr>
+          <w:spacing w:val="20"/>
+          <w:sz w:val="24"/>
+          <w:szCs w:val="20"/>
+        </w:rPr>
+      </w:pPr>
+      <w:r>
+        <w:rPr>
+          <w:spacing w:val="20"/>
+          <w:sz w:val="24"/>
+          <w:szCs w:val="20"/>
+        </w:rPr>
+        <w:t xml:space="preserve">    COUNT(*) AS previous_count,</w:t>
+      </w:r>
+    </w:p>
+    <w:p>
+      <w:pPr>
+        <w:shd w:val="clear" w:color="auto" w:fill="FFF2CC" w:themeFill="accent4" w:themeFillTint="33"/>
+        <w:spacing w:line="240" w:lineRule="auto"/>
+        <w:rPr>
+          <w:spacing w:val="20"/>
+          <w:sz w:val="24"/>
+          <w:szCs w:val="20"/>
+        </w:rPr>
+      </w:pPr>
+      <w:r>
+        <w:rPr>
+          <w:spacing w:val="20"/>
+          <w:sz w:val="24"/>
+          <w:szCs w:val="20"/>
+        </w:rPr>
+        <w:t xml:space="preserve">    AVG(amt_application) AS avg_application,</w:t>
+      </w:r>
+    </w:p>
+    <w:p>
+      <w:pPr>
+        <w:shd w:val="clear" w:color="auto" w:fill="FFF2CC" w:themeFill="accent4" w:themeFillTint="33"/>
+        <w:spacing w:line="240" w:lineRule="auto"/>
+        <w:rPr>
+          <w:spacing w:val="20"/>
+          <w:sz w:val="24"/>
+          <w:szCs w:val="20"/>
+        </w:rPr>
+      </w:pPr>
+      <w:r>
+        <w:rPr>
+          <w:spacing w:val="20"/>
+          <w:sz w:val="24"/>
+          <w:szCs w:val="20"/>
+        </w:rPr>
+        <w:t xml:space="preserve">    AVG(amt_credit) AS avg_previous_credit,</w:t>
+      </w:r>
+    </w:p>
+    <w:p>
+      <w:pPr>
+        <w:shd w:val="clear" w:color="auto" w:fill="FFF2CC" w:themeFill="accent4" w:themeFillTint="33"/>
+        <w:spacing w:line="240" w:lineRule="auto"/>
+        <w:rPr>
+          <w:spacing w:val="20"/>
+          <w:sz w:val="24"/>
+          <w:szCs w:val="20"/>
+        </w:rPr>
+      </w:pPr>
+      <w:r>
+        <w:rPr>
+          <w:spacing w:val="20"/>
+          <w:sz w:val="24"/>
+          <w:szCs w:val="20"/>
+        </w:rPr>
+        <w:t xml:space="preserve">    MAX(amt_credit) AS max_previous_credit,</w:t>
+      </w:r>
+    </w:p>
+    <w:p>
+      <w:pPr>
+        <w:shd w:val="clear" w:color="auto" w:fill="FFF2CC" w:themeFill="accent4" w:themeFillTint="33"/>
+        <w:spacing w:line="240" w:lineRule="auto"/>
+        <w:rPr>
+          <w:spacing w:val="20"/>
+          <w:sz w:val="24"/>
+          <w:szCs w:val="20"/>
+        </w:rPr>
+      </w:pPr>
+      <w:r>
+        <w:rPr>
+          <w:spacing w:val="20"/>
+          <w:sz w:val="24"/>
+          <w:szCs w:val="20"/>
+        </w:rPr>
+        <w:t xml:space="preserve">    SUM(amt_credit) AS total_previous_credit</w:t>
+      </w:r>
+    </w:p>
+    <w:p>
+      <w:pPr>
+        <w:shd w:val="clear" w:color="auto" w:fill="FFF2CC" w:themeFill="accent4" w:themeFillTint="33"/>
+        <w:spacing w:line="240" w:lineRule="auto"/>
+        <w:rPr>
+          <w:spacing w:val="20"/>
+          <w:sz w:val="24"/>
+          <w:szCs w:val="20"/>
+        </w:rPr>
+      </w:pPr>
+      <w:r>
+        <w:rPr>
+          <w:spacing w:val="20"/>
+          <w:sz w:val="24"/>
+          <w:szCs w:val="20"/>
+        </w:rPr>
+        <w:t>FROM previous_application</w:t>
+      </w:r>
+    </w:p>
+    <w:p>
+      <w:pPr>
+        <w:shd w:val="clear" w:color="auto" w:fill="FFF2CC" w:themeFill="accent4" w:themeFillTint="33"/>
+        <w:spacing w:line="240" w:lineRule="auto"/>
+        <w:rPr>
+          <w:spacing w:val="20"/>
+          <w:sz w:val="24"/>
+          <w:szCs w:val="20"/>
+        </w:rPr>
+      </w:pPr>
+      <w:r>
+        <w:rPr>
+          <w:spacing w:val="20"/>
+          <w:sz w:val="24"/>
+          <w:szCs w:val="20"/>
+        </w:rPr>
+        <w:t>GROUP BY sk_id_curr;</w:t>
+      </w:r>
+    </w:p>
+    <w:p/>
+    <w:p>
+      <w:r>
+        <w:t>Sau đó mới tạo flat table bằng cách join bảng chính với các bảng summary</w:t>
+      </w:r>
+    </w:p>
+    <w:p>
+      <w:pPr>
+        <w:shd w:val="clear" w:color="auto" w:fill="FFF2CC" w:themeFill="accent4" w:themeFillTint="33"/>
+        <w:spacing w:line="240" w:lineRule="auto"/>
+        <w:rPr>
+          <w:spacing w:val="20"/>
+          <w:sz w:val="24"/>
+          <w:szCs w:val="20"/>
+        </w:rPr>
+      </w:pPr>
+      <w:r>
+        <w:rPr>
+          <w:spacing w:val="20"/>
+          <w:sz w:val="24"/>
+          <w:szCs w:val="20"/>
+        </w:rPr>
+        <w:t>CREATE TABLE application_flat AS</w:t>
+      </w:r>
+    </w:p>
+    <w:p>
+      <w:pPr>
+        <w:shd w:val="clear" w:color="auto" w:fill="FFF2CC" w:themeFill="accent4" w:themeFillTint="33"/>
+        <w:spacing w:line="240" w:lineRule="auto"/>
+        <w:rPr>
+          <w:spacing w:val="20"/>
+          <w:sz w:val="24"/>
+          <w:szCs w:val="20"/>
+        </w:rPr>
+      </w:pPr>
+      <w:r>
+        <w:rPr>
+          <w:spacing w:val="20"/>
+          <w:sz w:val="24"/>
+          <w:szCs w:val="20"/>
+        </w:rPr>
+        <w:t>SELECT</w:t>
+      </w:r>
+    </w:p>
+    <w:p>
+      <w:pPr>
+        <w:shd w:val="clear" w:color="auto" w:fill="FFF2CC" w:themeFill="accent4" w:themeFillTint="33"/>
+        <w:spacing w:line="240" w:lineRule="auto"/>
+        <w:rPr>
+          <w:spacing w:val="20"/>
+          <w:sz w:val="24"/>
+          <w:szCs w:val="20"/>
+        </w:rPr>
+      </w:pPr>
+      <w:r>
+        <w:rPr>
+          <w:spacing w:val="20"/>
+          <w:sz w:val="24"/>
+          <w:szCs w:val="20"/>
+        </w:rPr>
+        <w:t xml:space="preserve">    a.*,</w:t>
+      </w:r>
+    </w:p>
+    <w:p>
+      <w:pPr>
+        <w:shd w:val="clear" w:color="auto" w:fill="FFF2CC" w:themeFill="accent4" w:themeFillTint="33"/>
+        <w:spacing w:line="240" w:lineRule="auto"/>
+        <w:rPr>
+          <w:spacing w:val="20"/>
+          <w:sz w:val="24"/>
+          <w:szCs w:val="20"/>
+        </w:rPr>
+      </w:pPr>
+      <w:r>
+        <w:rPr>
+          <w:spacing w:val="20"/>
+          <w:sz w:val="24"/>
+          <w:szCs w:val="20"/>
+        </w:rPr>
+        <w:t xml:space="preserve">    b.bureau_count,</w:t>
+      </w:r>
+    </w:p>
+    <w:p>
+      <w:pPr>
+        <w:shd w:val="clear" w:color="auto" w:fill="FFF2CC" w:themeFill="accent4" w:themeFillTint="33"/>
+        <w:spacing w:line="240" w:lineRule="auto"/>
+        <w:rPr>
+          <w:spacing w:val="20"/>
+          <w:sz w:val="24"/>
+          <w:szCs w:val="20"/>
+        </w:rPr>
+      </w:pPr>
+      <w:r>
+        <w:rPr>
+          <w:spacing w:val="20"/>
+          <w:sz w:val="24"/>
+          <w:szCs w:val="20"/>
+        </w:rPr>
+        <w:t xml:space="preserve">    b.avg_credit,</w:t>
+      </w:r>
+    </w:p>
+    <w:p>
+      <w:pPr>
+        <w:shd w:val="clear" w:color="auto" w:fill="FFF2CC" w:themeFill="accent4" w:themeFillTint="33"/>
+        <w:spacing w:line="240" w:lineRule="auto"/>
+        <w:rPr>
+          <w:spacing w:val="20"/>
+          <w:sz w:val="24"/>
+          <w:szCs w:val="20"/>
+        </w:rPr>
+      </w:pPr>
+      <w:r>
+        <w:rPr>
+          <w:spacing w:val="20"/>
+          <w:sz w:val="24"/>
+          <w:szCs w:val="20"/>
+        </w:rPr>
+        <w:t xml:space="preserve">    b.total_credit,</w:t>
+      </w:r>
+    </w:p>
+    <w:p>
+      <w:pPr>
+        <w:shd w:val="clear" w:color="auto" w:fill="FFF2CC" w:themeFill="accent4" w:themeFillTint="33"/>
+        <w:spacing w:line="240" w:lineRule="auto"/>
+        <w:rPr>
+          <w:spacing w:val="20"/>
+          <w:sz w:val="24"/>
+          <w:szCs w:val="20"/>
+        </w:rPr>
+      </w:pPr>
+    </w:p>
+    <w:p>
+      <w:pPr>
+        <w:shd w:val="clear" w:color="auto" w:fill="FFF2CC" w:themeFill="accent4" w:themeFillTint="33"/>
+        <w:spacing w:line="240" w:lineRule="auto"/>
+        <w:rPr>
+          <w:spacing w:val="20"/>
+          <w:sz w:val="24"/>
+          <w:szCs w:val="20"/>
+        </w:rPr>
+      </w:pPr>
+      <w:r>
+        <w:rPr>
+          <w:spacing w:val="20"/>
+          <w:sz w:val="24"/>
+          <w:szCs w:val="20"/>
+        </w:rPr>
+        <w:t xml:space="preserve">    p.previous_count,</w:t>
+      </w:r>
+    </w:p>
+    <w:p>
+      <w:pPr>
+        <w:shd w:val="clear" w:color="auto" w:fill="FFF2CC" w:themeFill="accent4" w:themeFillTint="33"/>
+        <w:spacing w:line="240" w:lineRule="auto"/>
+        <w:rPr>
+          <w:spacing w:val="20"/>
+          <w:sz w:val="24"/>
+          <w:szCs w:val="20"/>
+        </w:rPr>
+      </w:pPr>
+      <w:r>
+        <w:rPr>
+          <w:spacing w:val="20"/>
+          <w:sz w:val="24"/>
+          <w:szCs w:val="20"/>
+        </w:rPr>
+        <w:t xml:space="preserve">    p.avg_previous_credit</w:t>
+      </w:r>
+    </w:p>
+    <w:p>
+      <w:pPr>
+        <w:shd w:val="clear" w:color="auto" w:fill="FFF2CC" w:themeFill="accent4" w:themeFillTint="33"/>
+        <w:spacing w:line="240" w:lineRule="auto"/>
+        <w:rPr>
+          <w:spacing w:val="20"/>
+          <w:sz w:val="24"/>
+          <w:szCs w:val="20"/>
+        </w:rPr>
+      </w:pPr>
+    </w:p>
+    <w:p>
+      <w:pPr>
+        <w:shd w:val="clear" w:color="auto" w:fill="FFF2CC" w:themeFill="accent4" w:themeFillTint="33"/>
+        <w:spacing w:line="240" w:lineRule="auto"/>
+        <w:rPr>
+          <w:spacing w:val="20"/>
+          <w:sz w:val="24"/>
+          <w:szCs w:val="20"/>
+        </w:rPr>
+      </w:pPr>
+      <w:r>
+        <w:rPr>
+          <w:spacing w:val="20"/>
+          <w:sz w:val="24"/>
+          <w:szCs w:val="20"/>
+        </w:rPr>
+        <w:t>FROM application_train a</w:t>
+      </w:r>
+    </w:p>
+    <w:p>
+      <w:pPr>
+        <w:shd w:val="clear" w:color="auto" w:fill="FFF2CC" w:themeFill="accent4" w:themeFillTint="33"/>
+        <w:spacing w:line="240" w:lineRule="auto"/>
+        <w:rPr>
+          <w:spacing w:val="20"/>
+          <w:sz w:val="24"/>
+          <w:szCs w:val="20"/>
+        </w:rPr>
+      </w:pPr>
+      <w:r>
+        <w:rPr>
+          <w:spacing w:val="20"/>
+          <w:sz w:val="24"/>
+          <w:szCs w:val="20"/>
+        </w:rPr>
+        <w:t>LEFT JOIN bureau_summary b</w:t>
+      </w:r>
+      <w:r>
+        <w:rPr>
+          <w:spacing w:val="20"/>
+          <w:sz w:val="24"/>
+          <w:szCs w:val="20"/>
+        </w:rPr>
         <w:t xml:space="preserve"> </w:t>
       </w:r>
       <w:r>
+        <w:rPr>
+          <w:spacing w:val="20"/>
+          <w:sz w:val="24"/>
+          <w:szCs w:val="20"/>
+        </w:rPr>
+        <w:t>ON a.sk_id_curr = b.sk_id_curr</w:t>
+      </w:r>
+    </w:p>
+    <w:p>
+      <w:pPr>
+        <w:shd w:val="clear" w:color="auto" w:fill="FFF2CC" w:themeFill="accent4" w:themeFillTint="33"/>
+        <w:spacing w:line="240" w:lineRule="auto"/>
+        <w:rPr>
+          <w:spacing w:val="20"/>
+          <w:sz w:val="24"/>
+          <w:szCs w:val="20"/>
+        </w:rPr>
+      </w:pPr>
+      <w:r>
+        <w:rPr>
+          <w:spacing w:val="20"/>
+          <w:sz w:val="24"/>
+          <w:szCs w:val="20"/>
+        </w:rPr>
+        <w:t>LEFT JOIN previous_summary p</w:t>
+      </w:r>
+      <w:r>
+        <w:rPr>
+          <w:spacing w:val="20"/>
+          <w:sz w:val="24"/>
+          <w:szCs w:val="20"/>
+        </w:rPr>
         <w:t xml:space="preserve"> </w:t>
       </w:r>
       <w:r>
-        <w:t>Đã Join</w:t>
-      </w:r>
-      <w:r>
-        <w:t xml:space="preserve">, </w:t>
-      </w:r>
-      <w:r>
-        <w:t>Đã Aggregation.</w:t>
-      </w:r>
-      <w:r>
-        <w:t xml:space="preserve">, </w:t>
-      </w:r>
-      <w:r>
-        <w:t>Một dòng cho một đối tượng học.</w:t>
-      </w:r>
-    </w:p>
-    <w:p>
-      <w:pPr>
-        <w:numPr>
-          <w:ilvl w:val="0"/>
-          <w:numId w:val="15"/>
-        </w:numPr>
+        <w:rPr>
+          <w:spacing w:val="20"/>
+          <w:sz w:val="24"/>
+          <w:szCs w:val="20"/>
+        </w:rPr>
+        <w:t>ON a.sk_id_curr = p.sk_id_curr</w:t>
+      </w:r>
+    </w:p>
+    <w:p>
+      <w:pPr>
+        <w:pStyle w:val="Heading3"/>
+      </w:pPr>
+      <w:r>
+        <w:t>VII</w:t>
+      </w:r>
+      <w:r>
+        <w:t xml:space="preserve">. </w:t>
+      </w:r>
+      <w:r>
+        <w:t xml:space="preserve">Kết nối database </w:t>
+      </w:r>
+      <w:r>
+        <w:t>từ Python</w:t>
+      </w:r>
+    </w:p>
+    <w:p>
+      <w:pPr>
+        <w:pStyle w:val="Heading4"/>
+      </w:pPr>
+      <w:r>
+        <w:t>1. Cài đặt thư viện</w:t>
+      </w:r>
+    </w:p>
+    <w:p>
+      <w:pPr>
+        <w:numPr>
+          <w:ilvl w:val="0"/>
+          <w:numId w:val="2"/>
+        </w:numPr>
+      </w:pPr>
+      <w:r>
+        <w:t>psycopg2</w:t>
+      </w:r>
+    </w:p>
+    <w:p>
+      <w:pPr>
+        <w:numPr>
+          <w:ilvl w:val="0"/>
+          <w:numId w:val="2"/>
+        </w:numPr>
+      </w:pPr>
+      <w:r>
+        <w:t>SQLAlchemy</w:t>
+      </w:r>
+    </w:p>
+    <w:p>
+      <w:pPr>
+        <w:pStyle w:val="Heading4"/>
+      </w:pPr>
+      <w:r>
+        <w:t>2. Import thư viện vào notebook</w:t>
+      </w:r>
+    </w:p>
+    <w:p>
+      <w:pPr>
+        <w:pStyle w:val="Heading4"/>
+      </w:pPr>
+      <w:r>
+        <w:t>2. Kết nối PostgreSQL</w:t>
+      </w:r>
+    </w:p>
+    <w:p>
+      <w:pPr>
+        <w:numPr>
+          <w:ilvl w:val="0"/>
+          <w:numId w:val="3"/>
+        </w:numPr>
+      </w:pPr>
+      <w:r>
+        <w:t>Tạo Connection</w:t>
+      </w:r>
+    </w:p>
+    <w:p>
+      <w:pPr>
+        <w:numPr>
+          <w:ilvl w:val="0"/>
+          <w:numId w:val="3"/>
+        </w:numPr>
+      </w:pPr>
+      <w:r>
+        <w:t>Kiểm tra kết nối thành công</w:t>
+      </w:r>
+    </w:p>
+    <w:p>
+      <w:r>
+        <w:t>Ví dụ</w:t>
+      </w:r>
+    </w:p>
+    <w:p>
+      <w:r>
+        <w:t>SELECT version();</w:t>
+      </w:r>
+    </w:p>
+    <w:p>
+      <w:r>
+        <w:t>SELECT current_database();</w:t>
+      </w:r>
+    </w:p>
+    <w:p>
+      <w:pPr>
+        <w:pStyle w:val="Heading3"/>
       </w:pPr>
       <w:r>
         <w:lastRenderedPageBreak/>
-        <w:t>sales_flat</w:t>
-      </w:r>
-    </w:p>
-    <w:p>
-      <w:pPr>
-        <w:numPr>
-          <w:ilvl w:val="0"/>
-          <w:numId w:val="15"/>
-        </w:numPr>
-      </w:pPr>
-      <w:r>
-        <w:t>application_flat</w:t>
-      </w:r>
-    </w:p>
-    <w:p>
-      <w:r>
-        <w:t>Feature Layer</w:t>
-      </w:r>
-      <w:r>
-        <w:t xml:space="preserve">: </w:t>
-      </w:r>
-      <w:r>
-        <w:t xml:space="preserve"> </w:t>
-      </w:r>
-      <w:r>
-        <w:t>Đã Cleaning</w:t>
-      </w:r>
-      <w:r>
-        <w:t xml:space="preserve">, </w:t>
-      </w:r>
-      <w:r>
-        <w:t>Đã Feature Engineering</w:t>
-      </w:r>
-      <w:r>
-        <w:t xml:space="preserve">, </w:t>
-      </w:r>
-      <w:r>
-        <w:t>Sẵn sàng cho Machine Learning.</w:t>
-      </w:r>
-    </w:p>
-    <w:p>
-      <w:pPr>
-        <w:numPr>
-          <w:ilvl w:val="0"/>
-          <w:numId w:val="15"/>
-        </w:numPr>
-      </w:pPr>
-      <w:r>
-        <w:t>sales_features</w:t>
-      </w:r>
-    </w:p>
-    <w:p>
-      <w:pPr>
-        <w:numPr>
-          <w:ilvl w:val="0"/>
-          <w:numId w:val="15"/>
-        </w:numPr>
-      </w:pPr>
-      <w:r>
-        <w:t>application_features</w:t>
+        <w:t xml:space="preserve">IX. </w:t>
+      </w:r>
+      <w:r>
+        <w:t>Tổng hợp dữ liệu (Aggregation</w:t>
+      </w:r>
+      <w:r>
+        <w:t>)</w:t>
+      </w:r>
+    </w:p>
+    <w:p>
+      <w:r>
+        <w:t>Ví dụ</w:t>
+      </w:r>
+    </w:p>
+    <w:p>
+      <w:r>
+        <w:t>GROUP BY Store</w:t>
+      </w:r>
+    </w:p>
+    <w:p>
+      <w:r>
+        <w:t>GROUP BY Month</w:t>
+      </w:r>
+    </w:p>
+    <w:p>
+      <w:r>
+        <w:t>GROUP BY Promo</w:t>
+      </w:r>
+    </w:p>
+    <w:p>
+      <w:r>
+        <w:t>Mục tiêu</w:t>
+      </w:r>
+    </w:p>
+    <w:p>
+      <w:pPr>
+        <w:numPr>
+          <w:ilvl w:val="0"/>
+          <w:numId w:val="10"/>
+        </w:numPr>
+      </w:pPr>
+      <w:r>
+        <w:t>tạo dữ liệu tổng hợp</w:t>
+      </w:r>
+    </w:p>
+    <w:p>
+      <w:pPr>
+        <w:numPr>
+          <w:ilvl w:val="0"/>
+          <w:numId w:val="10"/>
+        </w:numPr>
+      </w:pPr>
+      <w:r>
+        <w:t>chuẩn bị Feature Engineering</w:t>
+      </w:r>
+    </w:p>
+    <w:p>
+      <w:pPr>
+        <w:pStyle w:val="Heading3"/>
+      </w:pPr>
+      <w:r>
+        <w:t>IV. Kiểm tra Performance</w:t>
+      </w:r>
+      <w:r>
+        <w:t xml:space="preserve"> (nếu cần)</w:t>
+      </w:r>
+    </w:p>
+    <w:p>
+      <w:r>
+        <w:t>Mục đích xem tốc độ kết nối</w:t>
+      </w:r>
+    </w:p>
+    <w:p>
+      <w:pPr>
+        <w:pStyle w:val="Heading3"/>
+      </w:pPr>
+      <w:r>
+        <w:t>X. Kết luận</w:t>
+      </w:r>
+    </w:p>
+    <w:p>
+      <w:r>
+        <w:t>Ví dụ</w:t>
+      </w:r>
+    </w:p>
+    <w:p>
+      <w:pPr>
+        <w:numPr>
+          <w:ilvl w:val="0"/>
+          <w:numId w:val="11"/>
+        </w:numPr>
+      </w:pPr>
+      <w:r>
+        <w:t>Import thành công</w:t>
+      </w:r>
+    </w:p>
+    <w:p>
+      <w:pPr>
+        <w:numPr>
+          <w:ilvl w:val="0"/>
+          <w:numId w:val="11"/>
+        </w:numPr>
+      </w:pPr>
+      <w:r>
+        <w:t>Join thành công</w:t>
+      </w:r>
+    </w:p>
+    <w:p>
+      <w:pPr>
+        <w:numPr>
+          <w:ilvl w:val="0"/>
+          <w:numId w:val="11"/>
+        </w:numPr>
+      </w:pPr>
+      <w:r>
+        <w:t>Tạo Flat Table</w:t>
+      </w:r>
+    </w:p>
+    <w:p>
+      <w:pPr>
+        <w:numPr>
+          <w:ilvl w:val="0"/>
+          <w:numId w:val="11"/>
+        </w:numPr>
+      </w:pPr>
+      <w:r>
+        <w:t>Chuẩn bị Notebook 03</w:t>
       </w:r>
     </w:p>
     <w:p/>
     <w:p/>
     <w:p>
       <w:r>
-        <w:t xml:space="preserve">Notebook 02 không </w:t>
-      </w:r>
-      <w:r>
-        <w:t xml:space="preserve">hẳn chỉ </w:t>
-      </w:r>
-      <w:r>
-        <w:t>là "Import PostgreSQL",</w:t>
-      </w:r>
-      <w:r>
-        <w:t xml:space="preserve"> mà nên trả lời được </w:t>
+        <w:t xml:space="preserve">Notebook 02 </w:t>
+      </w:r>
+      <w:r>
+        <w:t>cần</w:t>
+      </w:r>
+      <w:r>
+        <w:t xml:space="preserve"> trả lời được </w:t>
       </w:r>
       <w:r>
         <w:t xml:space="preserve">4 </w:t>
@@ -4072,6 +4906,7 @@
         </w:numPr>
       </w:pPr>
       <w:r>
+        <w:lastRenderedPageBreak/>
         <w:t>Sau notebook này, toàn bộ các notebook tiếp theo (03 đến 07) chỉ nên đọc dữ liệu từ PostgreSQL thay vì quay lại đọc CSV, giúp quy trình nhất quán và gần với cách triển khai trong doanh nghiệp.</w:t>
       </w:r>
     </w:p>
@@ -4129,7 +4964,13 @@
         </w:numPr>
       </w:pPr>
       <w:r>
-        <w:t>Vai trò của Data Cleaning trong quy trình AI.</w:t>
+        <w:t>Vai trò của Data Cleaning trong quy trình AI</w:t>
+      </w:r>
+      <w:r>
+        <w:t>: Làm dữ liêu sạch , không còn thiếu, không còn trùng lặp, không có sai logic</w:t>
+      </w:r>
+      <w:r>
+        <w:t xml:space="preserve">. Đủ , rõ nghĩa. </w:t>
       </w:r>
     </w:p>
     <w:p>
@@ -4138,6 +4979,7 @@
           <w:ilvl w:val="0"/>
           <w:numId w:val="17"/>
         </w:numPr>
+        <w:spacing w:line="240" w:lineRule="auto"/>
       </w:pPr>
       <w:r>
         <w:t>Pipeline xử lý dữ liệu</w:t>
@@ -4145,143 +4987,84 @@
       <w:r>
         <w:t xml:space="preserve">: </w:t>
       </w:r>
-      <w:r>
-        <w:t>Ví dụ:</w:t>
-      </w:r>
     </w:p>
     <w:p>
       <w:pPr>
         <w:spacing w:line="240" w:lineRule="auto"/>
-      </w:pPr>
-      <w:r>
-        <w:t>PostgreSQL</w:t>
-      </w:r>
-    </w:p>
-    <w:p>
-      <w:pPr>
-        <w:spacing w:line="240" w:lineRule="auto"/>
-      </w:pPr>
-      <w:r>
-        <w:t xml:space="preserve">      ↓</w:t>
-      </w:r>
-    </w:p>
-    <w:p>
-      <w:pPr>
-        <w:spacing w:line="240" w:lineRule="auto"/>
+        <w:ind w:left="360"/>
       </w:pPr>
       <w:r>
         <w:t>Read SQL</w:t>
       </w:r>
-    </w:p>
-    <w:p>
-      <w:pPr>
-        <w:spacing w:line="240" w:lineRule="auto"/>
-      </w:pPr>
-      <w:r>
-        <w:t xml:space="preserve">      ↓</w:t>
-      </w:r>
-    </w:p>
-    <w:p>
-      <w:pPr>
-        <w:spacing w:line="240" w:lineRule="auto"/>
-      </w:pPr>
-      <w:r>
-        <w:lastRenderedPageBreak/>
-        <w:t>Data Quality Assessment</w:t>
-      </w:r>
-    </w:p>
-    <w:p>
-      <w:pPr>
-        <w:spacing w:line="240" w:lineRule="auto"/>
-      </w:pPr>
-      <w:r>
-        <w:t xml:space="preserve">      ↓</w:t>
-      </w:r>
-    </w:p>
-    <w:p>
-      <w:pPr>
-        <w:spacing w:line="240" w:lineRule="auto"/>
-      </w:pPr>
+      <w:r>
+        <w:t xml:space="preserve"> </w:t>
+      </w:r>
+      <w:r>
+        <w:t>→</w:t>
+      </w:r>
+      <w:r>
+        <w:t xml:space="preserve"> </w:t>
+      </w:r>
       <w:r>
         <w:t>Missing Values</w:t>
       </w:r>
-    </w:p>
-    <w:p>
-      <w:pPr>
-        <w:spacing w:line="240" w:lineRule="auto"/>
-      </w:pPr>
-      <w:r>
-        <w:t xml:space="preserve">      ↓</w:t>
-      </w:r>
-    </w:p>
-    <w:p>
-      <w:pPr>
-        <w:spacing w:line="240" w:lineRule="auto"/>
-      </w:pPr>
+      <w:r>
+        <w:t xml:space="preserve"> </w:t>
+      </w:r>
+      <w:r>
+        <w:t>→</w:t>
+      </w:r>
+      <w:r>
+        <w:t xml:space="preserve"> </w:t>
+      </w:r>
       <w:r>
         <w:t>Duplicate</w:t>
       </w:r>
-    </w:p>
-    <w:p>
-      <w:pPr>
-        <w:spacing w:line="240" w:lineRule="auto"/>
-      </w:pPr>
-      <w:r>
-        <w:t xml:space="preserve">      ↓</w:t>
-      </w:r>
-    </w:p>
-    <w:p>
-      <w:pPr>
-        <w:spacing w:line="240" w:lineRule="auto"/>
-      </w:pPr>
+      <w:r>
+        <w:t xml:space="preserve"> </w:t>
+      </w:r>
+      <w:r>
+        <w:t>→</w:t>
+      </w:r>
+      <w:r>
+        <w:t xml:space="preserve">  </w:t>
+      </w:r>
       <w:r>
         <w:t>Outlier</w:t>
       </w:r>
-    </w:p>
-    <w:p>
-      <w:pPr>
-        <w:spacing w:line="240" w:lineRule="auto"/>
-      </w:pPr>
-      <w:r>
-        <w:t xml:space="preserve">      ↓</w:t>
-      </w:r>
-    </w:p>
-    <w:p>
-      <w:pPr>
-        <w:spacing w:line="240" w:lineRule="auto"/>
-      </w:pPr>
+      <w:r>
+        <w:t xml:space="preserve"> </w:t>
+      </w:r>
+      <w:r>
+        <w:t>→</w:t>
+      </w:r>
+      <w:r>
+        <w:t xml:space="preserve"> </w:t>
+      </w:r>
       <w:r>
         <w:t>Logic Validation</w:t>
       </w:r>
-    </w:p>
-    <w:p>
-      <w:pPr>
-        <w:spacing w:line="240" w:lineRule="auto"/>
-      </w:pPr>
-      <w:r>
-        <w:t xml:space="preserve">      ↓</w:t>
-      </w:r>
-    </w:p>
-    <w:p>
-      <w:pPr>
-        <w:spacing w:line="240" w:lineRule="auto"/>
-      </w:pPr>
+      <w:r>
+        <w:t xml:space="preserve"> </w:t>
+      </w:r>
+      <w:r>
+        <w:t>→</w:t>
+      </w:r>
+      <w:r>
+        <w:t xml:space="preserve"> </w:t>
+      </w:r>
       <w:r>
         <w:t>Save Clean Data</w:t>
       </w:r>
-    </w:p>
-    <w:p>
-      <w:pPr>
-        <w:spacing w:line="240" w:lineRule="auto"/>
-      </w:pPr>
-      <w:r>
-        <w:t xml:space="preserve">      ↓</w:t>
-      </w:r>
-    </w:p>
-    <w:p>
-      <w:pPr>
-        <w:spacing w:line="240" w:lineRule="auto"/>
-      </w:pPr>
+      <w:r>
+        <w:t xml:space="preserve"> </w:t>
+      </w:r>
+      <w:r>
+        <w:t>→</w:t>
+      </w:r>
+      <w:r>
+        <w:t xml:space="preserve">  </w:t>
+      </w:r>
       <w:r>
         <w:t>Notebook 04 (EDA)</w:t>
       </w:r>
@@ -4302,7 +5085,13 @@
         </w:numPr>
       </w:pPr>
       <w:r>
-        <w:t>Đọc dữ liệu từ PostgreSQL (pd.read_sql()).</w:t>
+        <w:t>Đọc dữ liệu từ PostgreSQL (pd.read_sql())</w:t>
+      </w:r>
+      <w:r>
+        <w:t xml:space="preserve"> , h</w:t>
+      </w:r>
+      <w:r>
+        <w:t>hông đọc lại CSV.</w:t>
       </w:r>
     </w:p>
     <w:p>
@@ -4313,18 +5102,10 @@
         </w:numPr>
       </w:pPr>
       <w:r>
-        <w:t>Không đọc lại CSV.</w:t>
-      </w:r>
-    </w:p>
-    <w:p>
-      <w:pPr>
-        <w:numPr>
-          <w:ilvl w:val="0"/>
-          <w:numId w:val="18"/>
-        </w:numPr>
-      </w:pPr>
-      <w:r>
-        <w:t>Kiểm tra số dòng, số cột.</w:t>
+        <w:t>Kiểm tra số dòng, số cột</w:t>
+      </w:r>
+      <w:r>
+        <w:t>, xem head…</w:t>
       </w:r>
     </w:p>
     <w:p>
@@ -4332,7 +5113,13 @@
         <w:pStyle w:val="Heading3"/>
       </w:pPr>
       <w:r>
-        <w:t>III. Đánh giá chất lượng dữ liệu (Before Cleaning)</w:t>
+        <w:t>I</w:t>
+      </w:r>
+      <w:r>
+        <w:t>II</w:t>
+      </w:r>
+      <w:r>
+        <w:t>. Làm sạch dữ liệu</w:t>
       </w:r>
     </w:p>
     <w:p>
@@ -4340,213 +5127,10 @@
         <w:pStyle w:val="Heading4"/>
       </w:pPr>
       <w:r>
-        <w:t>1. Thống kê tổng quan</w:t>
-      </w:r>
-    </w:p>
-    <w:p>
-      <w:pPr>
-        <w:numPr>
-          <w:ilvl w:val="0"/>
-          <w:numId w:val="19"/>
-        </w:numPr>
-      </w:pPr>
-      <w:r>
-        <w:t>Shape.</w:t>
-      </w:r>
-    </w:p>
-    <w:p>
-      <w:pPr>
-        <w:numPr>
-          <w:ilvl w:val="0"/>
-          <w:numId w:val="19"/>
-        </w:numPr>
-      </w:pPr>
-      <w:r>
-        <w:t>Data Type.</w:t>
-      </w:r>
-    </w:p>
-    <w:p>
-      <w:pPr>
-        <w:numPr>
-          <w:ilvl w:val="0"/>
-          <w:numId w:val="19"/>
-        </w:numPr>
-      </w:pPr>
-      <w:r>
-        <w:t>Memory Usage.</w:t>
-      </w:r>
-    </w:p>
-    <w:p>
-      <w:pPr>
-        <w:pStyle w:val="Heading4"/>
-      </w:pPr>
-      <w:r>
-        <w:t>2. Missing Values</w:t>
-      </w:r>
-    </w:p>
-    <w:p>
-      <w:pPr>
-        <w:numPr>
-          <w:ilvl w:val="0"/>
-          <w:numId w:val="20"/>
-        </w:numPr>
-      </w:pPr>
-      <w:r>
-        <w:t>Số lượng Missing.</w:t>
-      </w:r>
-    </w:p>
-    <w:p>
-      <w:pPr>
-        <w:numPr>
-          <w:ilvl w:val="0"/>
-          <w:numId w:val="20"/>
-        </w:numPr>
-      </w:pPr>
-      <w:r>
-        <w:t>Tỷ lệ Missing (%).</w:t>
-      </w:r>
-    </w:p>
-    <w:p>
-      <w:pPr>
-        <w:numPr>
-          <w:ilvl w:val="0"/>
-          <w:numId w:val="20"/>
-        </w:numPr>
-      </w:pPr>
-      <w:r>
-        <w:t>Trực quan Missing (ví dụ: missingno).</w:t>
-      </w:r>
-    </w:p>
-    <w:p>
-      <w:pPr>
-        <w:pStyle w:val="Heading4"/>
-      </w:pPr>
-      <w:r>
-        <w:t>3. Duplicate</w:t>
-      </w:r>
-    </w:p>
-    <w:p>
-      <w:pPr>
-        <w:numPr>
-          <w:ilvl w:val="0"/>
-          <w:numId w:val="21"/>
-        </w:numPr>
-      </w:pPr>
-      <w:r>
-        <w:t>Kiểm tra Duplicate.</w:t>
-      </w:r>
-    </w:p>
-    <w:p>
-      <w:pPr>
-        <w:numPr>
-          <w:ilvl w:val="0"/>
-          <w:numId w:val="21"/>
-        </w:numPr>
-      </w:pPr>
-      <w:r>
-        <w:t>Thống kê số bản ghi trùng.</w:t>
-      </w:r>
-    </w:p>
-    <w:p>
-      <w:pPr>
-        <w:pStyle w:val="Heading4"/>
-      </w:pPr>
-      <w:r>
-        <w:t>4. Data Type</w:t>
-      </w:r>
-    </w:p>
-    <w:p>
-      <w:r>
-        <w:t>Kiểm tra</w:t>
-      </w:r>
-    </w:p>
-    <w:p>
-      <w:pPr>
-        <w:numPr>
-          <w:ilvl w:val="0"/>
-          <w:numId w:val="22"/>
-        </w:numPr>
-      </w:pPr>
-      <w:r>
-        <w:lastRenderedPageBreak/>
-        <w:t>Numeric</w:t>
-      </w:r>
-    </w:p>
-    <w:p>
-      <w:pPr>
-        <w:numPr>
-          <w:ilvl w:val="0"/>
-          <w:numId w:val="22"/>
-        </w:numPr>
-      </w:pPr>
-      <w:r>
-        <w:t>Category</w:t>
-      </w:r>
-    </w:p>
-    <w:p>
-      <w:pPr>
-        <w:numPr>
-          <w:ilvl w:val="0"/>
-          <w:numId w:val="22"/>
-        </w:numPr>
-      </w:pPr>
-      <w:r>
-        <w:t>Datetime</w:t>
-      </w:r>
-    </w:p>
-    <w:p>
-      <w:pPr>
-        <w:numPr>
-          <w:ilvl w:val="0"/>
-          <w:numId w:val="22"/>
-        </w:numPr>
-      </w:pPr>
-      <w:r>
-        <w:t>Boolean</w:t>
-      </w:r>
-    </w:p>
-    <w:p>
-      <w:r>
-        <w:t>Đề xuất bổ sung:</w:t>
-      </w:r>
-    </w:p>
-    <w:p>
-      <w:pPr>
-        <w:numPr>
-          <w:ilvl w:val="0"/>
-          <w:numId w:val="23"/>
-        </w:numPr>
-      </w:pPr>
-      <w:r>
-        <w:t>Chuẩn hóa kiểu dữ liệu (astype(), pd.to_datetime()).</w:t>
-      </w:r>
-    </w:p>
-    <w:p>
-      <w:pPr>
-        <w:numPr>
-          <w:ilvl w:val="0"/>
-          <w:numId w:val="23"/>
-        </w:numPr>
-      </w:pPr>
-      <w:r>
-        <w:t>Chuyển các cột phân loại sang category nếu phù hợp.</w:t>
-      </w:r>
-    </w:p>
-    <w:p>
-      <w:pPr>
-        <w:pStyle w:val="Heading4"/>
-      </w:pPr>
-      <w:r>
-        <w:t>5. Invalid Values</w:t>
-      </w:r>
-    </w:p>
-    <w:p>
-      <w:r>
-        <w:t>Kiểm tra các giá trị không hợp lệ.</w:t>
-      </w:r>
-      <w:r>
-        <w:t xml:space="preserve"> </w:t>
-      </w:r>
+        <w:t>1. Xử lý Missing Values</w:t>
+      </w:r>
+    </w:p>
+    <w:p>
       <w:r>
         <w:t>Ví dụ</w:t>
       </w:r>
@@ -4555,128 +5139,6 @@
       <w:pPr>
         <w:numPr>
           <w:ilvl w:val="0"/>
-          <w:numId w:val="24"/>
-        </w:numPr>
-      </w:pPr>
-      <w:r>
-        <w:t>Sales &lt; 0</w:t>
-      </w:r>
-    </w:p>
-    <w:p>
-      <w:pPr>
-        <w:numPr>
-          <w:ilvl w:val="0"/>
-          <w:numId w:val="24"/>
-        </w:numPr>
-      </w:pPr>
-      <w:r>
-        <w:t>Customers &lt; 0</w:t>
-      </w:r>
-    </w:p>
-    <w:p>
-      <w:pPr>
-        <w:numPr>
-          <w:ilvl w:val="0"/>
-          <w:numId w:val="24"/>
-        </w:numPr>
-      </w:pPr>
-      <w:r>
-        <w:t>Khoảng cách âm</w:t>
-      </w:r>
-    </w:p>
-    <w:p>
-      <w:pPr>
-        <w:numPr>
-          <w:ilvl w:val="0"/>
-          <w:numId w:val="24"/>
-        </w:numPr>
-      </w:pPr>
-      <w:r>
-        <w:t>Giá trị ngoài miền hợp lệ</w:t>
-      </w:r>
-    </w:p>
-    <w:p>
-      <w:r>
-        <w:t>Đây là phần nên bổ sung.</w:t>
-      </w:r>
-    </w:p>
-    <w:p>
-      <w:pPr>
-        <w:pStyle w:val="Heading4"/>
-      </w:pPr>
-      <w:r>
-        <w:t>6. Logic Validation</w:t>
-      </w:r>
-    </w:p>
-    <w:p>
-      <w:r>
-        <w:t>Kiểm tra theo nghiệp vụ.</w:t>
-      </w:r>
-      <w:r>
-        <w:t xml:space="preserve"> </w:t>
-      </w:r>
-      <w:r>
-        <w:t>Ví dụ</w:t>
-      </w:r>
-    </w:p>
-    <w:p>
-      <w:pPr>
-        <w:numPr>
-          <w:ilvl w:val="0"/>
-          <w:numId w:val="25"/>
-        </w:numPr>
-      </w:pPr>
-      <w:r>
-        <w:t>Open = 0 thì Sales nên bằng 0.</w:t>
-      </w:r>
-    </w:p>
-    <w:p>
-      <w:pPr>
-        <w:numPr>
-          <w:ilvl w:val="0"/>
-          <w:numId w:val="25"/>
-        </w:numPr>
-      </w:pPr>
-      <w:r>
-        <w:t>Customers = 0 thì Sales có hợp lý không.</w:t>
-      </w:r>
-    </w:p>
-    <w:p>
-      <w:pPr>
-        <w:numPr>
-          <w:ilvl w:val="0"/>
-          <w:numId w:val="25"/>
-        </w:numPr>
-      </w:pPr>
-      <w:r>
-        <w:t>Các điều kiện nghiệp vụ khác.</w:t>
-      </w:r>
-    </w:p>
-    <w:p>
-      <w:pPr>
-        <w:pStyle w:val="Heading3"/>
-      </w:pPr>
-      <w:r>
-        <w:t>IV. Làm sạch dữ liệu</w:t>
-      </w:r>
-    </w:p>
-    <w:p>
-      <w:pPr>
-        <w:pStyle w:val="Heading4"/>
-      </w:pPr>
-      <w:r>
-        <w:t>1. Xử lý Missing Values</w:t>
-      </w:r>
-    </w:p>
-    <w:p>
-      <w:r>
-        <w:t>Ví dụ</w:t>
-      </w:r>
-    </w:p>
-    <w:p>
-      <w:pPr>
-        <w:numPr>
-          <w:ilvl w:val="0"/>
           <w:numId w:val="26"/>
         </w:numPr>
       </w:pPr>
@@ -4741,7 +5203,6 @@
     </w:p>
     <w:p>
       <w:r>
-        <w:lastRenderedPageBreak/>
         <w:t xml:space="preserve">Quan trọng là cần giải thích </w:t>
       </w:r>
       <w:r>
@@ -4765,6 +5226,7 @@
         <w:pStyle w:val="Heading4"/>
       </w:pPr>
       <w:r>
+        <w:lastRenderedPageBreak/>
         <w:t>2. Xử lý Duplicate</w:t>
       </w:r>
     </w:p>
@@ -4787,7 +5249,10 @@
         </w:numPr>
       </w:pPr>
       <w:r>
-        <w:t>Báo số lượng bản ghi bị loại bỏ.</w:t>
+        <w:t>Báo số lượng bản ghi bị loại bỏ</w:t>
+      </w:r>
+      <w:r>
+        <w:t>, còn lại</w:t>
       </w:r>
     </w:p>
     <w:p>
@@ -4853,56 +5318,67 @@
         <w:pStyle w:val="Heading4"/>
       </w:pPr>
       <w:r>
-        <w:t>4. Chuẩn hóa dữ liệu</w:t>
-      </w:r>
-    </w:p>
-    <w:p>
-      <w:r>
-        <w:t>Ví dụ</w:t>
-      </w:r>
-    </w:p>
-    <w:p>
-      <w:pPr>
-        <w:numPr>
-          <w:ilvl w:val="0"/>
-          <w:numId w:val="29"/>
-        </w:numPr>
-      </w:pPr>
-      <w:r>
-        <w:t>Chuẩn hóa Date.</w:t>
-      </w:r>
-    </w:p>
-    <w:p>
-      <w:pPr>
-        <w:numPr>
-          <w:ilvl w:val="0"/>
-          <w:numId w:val="29"/>
-        </w:numPr>
-      </w:pPr>
-      <w:r>
-        <w:t>Chuẩn hóa Category.</w:t>
-      </w:r>
-    </w:p>
-    <w:p>
-      <w:pPr>
-        <w:numPr>
-          <w:ilvl w:val="0"/>
-          <w:numId w:val="29"/>
-        </w:numPr>
-      </w:pPr>
-      <w:r>
-        <w:t>Chuẩn hóa Text.</w:t>
-      </w:r>
-    </w:p>
-    <w:p>
-      <w:pPr>
-        <w:numPr>
-          <w:ilvl w:val="0"/>
-          <w:numId w:val="29"/>
-        </w:numPr>
-      </w:pPr>
-      <w:r>
-        <w:t>Chuẩn hóa Boolean.</w:t>
+        <w:t>4</w:t>
+      </w:r>
+      <w:r>
+        <w:t xml:space="preserve">. Xử lý </w:t>
+      </w:r>
+      <w:r>
+        <w:t>dữ liệu sai logic (bất thường)</w:t>
+      </w:r>
+    </w:p>
+    <w:p>
+      <w:r>
+        <w:t>Ví dụ:</w:t>
+      </w:r>
+    </w:p>
+    <w:p>
+      <w:pPr>
+        <w:numPr>
+          <w:ilvl w:val="0"/>
+          <w:numId w:val="108"/>
+        </w:numPr>
+      </w:pPr>
+      <w:r>
+        <w:t>Sales âm.</w:t>
+      </w:r>
+    </w:p>
+    <w:p>
+      <w:pPr>
+        <w:numPr>
+          <w:ilvl w:val="0"/>
+          <w:numId w:val="108"/>
+        </w:numPr>
+      </w:pPr>
+      <w:r>
+        <w:t>Customers âm.</w:t>
+      </w:r>
+    </w:p>
+    <w:p>
+      <w:pPr>
+        <w:numPr>
+          <w:ilvl w:val="0"/>
+          <w:numId w:val="108"/>
+        </w:numPr>
+      </w:pPr>
+      <w:r>
+        <w:t>Giá trị ngoài phạm vi.</w:t>
+      </w:r>
+    </w:p>
+    <w:p>
+      <w:pPr>
+        <w:numPr>
+          <w:ilvl w:val="0"/>
+          <w:numId w:val="108"/>
+        </w:numPr>
+      </w:pPr>
+      <w:r>
+        <w:t>Giá trị không hợp lệ.</w:t>
+      </w:r>
+    </w:p>
+    <w:p>
+      <w:r>
+        <w:t>Xóa dòng hoặc điền lại  giá trị hợp lý tùy bài toán.</w:t>
       </w:r>
     </w:p>
     <w:p>
@@ -5114,7 +5590,6 @@
                 <w:b w:val="0"/>
                 <w:bCs w:val="0"/>
               </w:rPr>
-              <w:lastRenderedPageBreak/>
               <w:t>Columns</w:t>
             </w:r>
           </w:p>
@@ -5219,6 +5694,7 @@
                 <w:b w:val="0"/>
                 <w:bCs w:val="0"/>
               </w:rPr>
+              <w:lastRenderedPageBreak/>
               <w:t>Duplicate</w:t>
             </w:r>
           </w:p>
@@ -5558,17 +6034,17 @@
     </w:p>
     <w:p>
       <w:r>
+        <w:t>↓</w:t>
+      </w:r>
+    </w:p>
+    <w:p>
+      <w:r>
+        <w:t>installments_payments</w:t>
+      </w:r>
+    </w:p>
+    <w:p>
+      <w:r>
         <w:lastRenderedPageBreak/>
-        <w:t>↓</w:t>
-      </w:r>
-    </w:p>
-    <w:p>
-      <w:r>
-        <w:t>installments_payments</w:t>
-      </w:r>
-    </w:p>
-    <w:p>
-      <w:r>
         <w:t>Không nên chỉ Cleaning bảng chính.</w:t>
       </w:r>
     </w:p>
@@ -5865,41 +6341,41 @@
     </w:p>
     <w:p>
       <w:r>
+        <w:t>Numeric</w:t>
+      </w:r>
+      <w:r>
+        <w:t xml:space="preserve"> </w:t>
+      </w:r>
+      <w:r>
+        <w:t>→</w:t>
+      </w:r>
+      <w:r>
+        <w:t xml:space="preserve"> </w:t>
+      </w:r>
+      <w:r>
+        <w:t>Median</w:t>
+      </w:r>
+    </w:p>
+    <w:p>
+      <w:r>
+        <w:t>Category</w:t>
+      </w:r>
+      <w:r>
+        <w:t xml:space="preserve"> </w:t>
+      </w:r>
+      <w:r>
+        <w:t>→</w:t>
+      </w:r>
+      <w:r>
+        <w:t xml:space="preserve"> </w:t>
+      </w:r>
+      <w:r>
+        <w:t>Mode</w:t>
+      </w:r>
+    </w:p>
+    <w:p>
+      <w:r>
         <w:lastRenderedPageBreak/>
-        <w:t>Numeric</w:t>
-      </w:r>
-      <w:r>
-        <w:t xml:space="preserve"> </w:t>
-      </w:r>
-      <w:r>
-        <w:t>→</w:t>
-      </w:r>
-      <w:r>
-        <w:t xml:space="preserve"> </w:t>
-      </w:r>
-      <w:r>
-        <w:t>Median</w:t>
-      </w:r>
-    </w:p>
-    <w:p>
-      <w:r>
-        <w:t>Category</w:t>
-      </w:r>
-      <w:r>
-        <w:t xml:space="preserve"> </w:t>
-      </w:r>
-      <w:r>
-        <w:t>→</w:t>
-      </w:r>
-      <w:r>
-        <w:t xml:space="preserve"> </w:t>
-      </w:r>
-      <w:r>
-        <w:t>Mode</w:t>
-      </w:r>
-    </w:p>
-    <w:p>
-      <w:r>
         <w:t>Datetime</w:t>
       </w:r>
       <w:r>
@@ -6339,31 +6815,31 @@
         <w:spacing w:line="240" w:lineRule="auto"/>
       </w:pPr>
       <w:r>
+        <w:t xml:space="preserve">      ↓</w:t>
+      </w:r>
+    </w:p>
+    <w:p>
+      <w:pPr>
+        <w:spacing w:line="240" w:lineRule="auto"/>
+      </w:pPr>
+      <w:r>
+        <w:t>Outlier</w:t>
+      </w:r>
+    </w:p>
+    <w:p>
+      <w:pPr>
+        <w:spacing w:line="240" w:lineRule="auto"/>
+      </w:pPr>
+      <w:r>
+        <w:t xml:space="preserve">      ↓</w:t>
+      </w:r>
+    </w:p>
+    <w:p>
+      <w:pPr>
+        <w:spacing w:line="240" w:lineRule="auto"/>
+      </w:pPr>
+      <w:r>
         <w:lastRenderedPageBreak/>
-        <w:t xml:space="preserve">      ↓</w:t>
-      </w:r>
-    </w:p>
-    <w:p>
-      <w:pPr>
-        <w:spacing w:line="240" w:lineRule="auto"/>
-      </w:pPr>
-      <w:r>
-        <w:t>Outlier</w:t>
-      </w:r>
-    </w:p>
-    <w:p>
-      <w:pPr>
-        <w:spacing w:line="240" w:lineRule="auto"/>
-      </w:pPr>
-      <w:r>
-        <w:t xml:space="preserve">      ↓</w:t>
-      </w:r>
-    </w:p>
-    <w:p>
-      <w:pPr>
-        <w:spacing w:line="240" w:lineRule="auto"/>
-      </w:pPr>
-      <w:r>
         <w:t>Logic Validation</w:t>
       </w:r>
     </w:p>
@@ -6608,10 +7084,28 @@
         <w:t>Notebook 03</w:t>
       </w:r>
       <w:r>
+        <w:t xml:space="preserve">  </w:t>
+      </w:r>
+      <w:r>
+        <w:t>Data Cleaning</w:t>
+      </w:r>
+      <w:r>
+        <w:t xml:space="preserve"> </w:t>
+      </w:r>
+      <w:r>
+        <w:t>→</w:t>
+      </w:r>
+      <w:r>
+        <w:t xml:space="preserve">  </w:t>
+      </w:r>
+      <w:r>
+        <w:t>Notebook 04</w:t>
+      </w:r>
+      <w:r>
         <w:t xml:space="preserve"> : </w:t>
       </w:r>
       <w:r>
-        <w:t>Data Cleaning</w:t>
+        <w:t>EDA &amp; Visualization</w:t>
       </w:r>
     </w:p>
     <w:p>
@@ -6620,47 +7114,61 @@
         <w:ind w:left="360"/>
       </w:pPr>
       <w:r>
+        <w:t>→</w:t>
+      </w:r>
+      <w:r>
+        <w:t xml:space="preserve"> </w:t>
+      </w:r>
+      <w:r>
+        <w:t>Notebook 05</w:t>
+      </w:r>
+      <w:r>
+        <w:t xml:space="preserve"> : </w:t>
+      </w:r>
+      <w:r>
+        <w:t>Feature Engineering</w:t>
+      </w:r>
+    </w:p>
+    <w:p>
+      <w:pPr>
+        <w:pStyle w:val="Heading3"/>
+      </w:pPr>
+      <w:r>
         <w:lastRenderedPageBreak/>
-        <w:t xml:space="preserve">      ↓</w:t>
-      </w:r>
-    </w:p>
-    <w:p>
-      <w:pPr>
-        <w:spacing w:before="120" w:after="120" w:line="240" w:lineRule="auto"/>
-        <w:ind w:left="360"/>
-      </w:pPr>
-      <w:r>
-        <w:t>Notebook 04</w:t>
-      </w:r>
-      <w:r>
-        <w:t xml:space="preserve"> : </w:t>
-      </w:r>
-      <w:r>
-        <w:t>EDA &amp; Visualization</w:t>
-      </w:r>
-    </w:p>
-    <w:p>
-      <w:pPr>
-        <w:spacing w:before="120" w:after="120" w:line="240" w:lineRule="auto"/>
-        <w:ind w:left="360"/>
-      </w:pPr>
-      <w:r>
-        <w:t xml:space="preserve">      ↓</w:t>
-      </w:r>
-    </w:p>
-    <w:p>
-      <w:pPr>
-        <w:spacing w:before="120" w:after="120" w:line="240" w:lineRule="auto"/>
-        <w:ind w:left="360"/>
-      </w:pPr>
-      <w:r>
-        <w:t>Notebook 05</w:t>
-      </w:r>
-      <w:r>
-        <w:t xml:space="preserve"> : </w:t>
-      </w:r>
-      <w:r>
-        <w:t>Feature Engineering</w:t>
+        <w:t>II. Đọc dữ liệu</w:t>
+      </w:r>
+    </w:p>
+    <w:p>
+      <w:pPr>
+        <w:numPr>
+          <w:ilvl w:val="0"/>
+          <w:numId w:val="39"/>
+        </w:numPr>
+      </w:pPr>
+      <w:r>
+        <w:t>Đọc dữ liệu từ PostgreSQL (pd.read_sql()).</w:t>
+      </w:r>
+    </w:p>
+    <w:p>
+      <w:pPr>
+        <w:numPr>
+          <w:ilvl w:val="0"/>
+          <w:numId w:val="39"/>
+        </w:numPr>
+      </w:pPr>
+      <w:r>
+        <w:t>Không đọc lại CSV.</w:t>
+      </w:r>
+    </w:p>
+    <w:p>
+      <w:pPr>
+        <w:numPr>
+          <w:ilvl w:val="0"/>
+          <w:numId w:val="39"/>
+        </w:numPr>
+      </w:pPr>
+      <w:r>
+        <w:t>Kiểm tra Shape.</w:t>
       </w:r>
     </w:p>
     <w:p>
@@ -6668,47 +7176,6 @@
         <w:pStyle w:val="Heading3"/>
       </w:pPr>
       <w:r>
-        <w:t>II. Đọc dữ liệu</w:t>
-      </w:r>
-    </w:p>
-    <w:p>
-      <w:pPr>
-        <w:numPr>
-          <w:ilvl w:val="0"/>
-          <w:numId w:val="39"/>
-        </w:numPr>
-      </w:pPr>
-      <w:r>
-        <w:t>Đọc dữ liệu từ PostgreSQL (pd.read_sql()).</w:t>
-      </w:r>
-    </w:p>
-    <w:p>
-      <w:pPr>
-        <w:numPr>
-          <w:ilvl w:val="0"/>
-          <w:numId w:val="39"/>
-        </w:numPr>
-      </w:pPr>
-      <w:r>
-        <w:t>Không đọc lại CSV.</w:t>
-      </w:r>
-    </w:p>
-    <w:p>
-      <w:pPr>
-        <w:numPr>
-          <w:ilvl w:val="0"/>
-          <w:numId w:val="39"/>
-        </w:numPr>
-      </w:pPr>
-      <w:r>
-        <w:t>Kiểm tra Shape.</w:t>
-      </w:r>
-    </w:p>
-    <w:p>
-      <w:pPr>
-        <w:pStyle w:val="Heading3"/>
-      </w:pPr>
-      <w:r>
         <w:t>III. Khám phá dữ liệu (Exploratory Data Analysis)</w:t>
       </w:r>
     </w:p>
@@ -6755,7 +7222,7 @@
         </w:numPr>
       </w:pPr>
       <w:r>
-        <w:t>Phân phối doanh số.</w:t>
+        <w:t xml:space="preserve">Xem thống kê mô tả </w:t>
       </w:r>
     </w:p>
     <w:p>
@@ -6790,7 +7257,7 @@
         </w:numPr>
       </w:pPr>
       <w:r>
-        <w:t>Sales.</w:t>
+        <w:t>Customers.</w:t>
       </w:r>
     </w:p>
     <w:p>
@@ -6801,7 +7268,7 @@
         </w:numPr>
       </w:pPr>
       <w:r>
-        <w:t>Customers.</w:t>
+        <w:t>StoreType.</w:t>
       </w:r>
     </w:p>
     <w:p>
@@ -6812,28 +7279,6 @@
         </w:numPr>
       </w:pPr>
       <w:r>
-        <w:t>Promo.</w:t>
-      </w:r>
-    </w:p>
-    <w:p>
-      <w:pPr>
-        <w:numPr>
-          <w:ilvl w:val="0"/>
-          <w:numId w:val="41"/>
-        </w:numPr>
-      </w:pPr>
-      <w:r>
-        <w:t>StoreType.</w:t>
-      </w:r>
-    </w:p>
-    <w:p>
-      <w:pPr>
-        <w:numPr>
-          <w:ilvl w:val="0"/>
-          <w:numId w:val="41"/>
-        </w:numPr>
-      </w:pPr>
-      <w:r>
         <w:t>Holiday.</w:t>
       </w:r>
     </w:p>
@@ -6853,7 +7298,16 @@
         <w:pStyle w:val="Heading4"/>
       </w:pPr>
       <w:r>
-        <w:t>3. Phân tích hai biến (Bivariate Analysis)</w:t>
+        <w:t xml:space="preserve">3. Phân tích </w:t>
+      </w:r>
+      <w:r>
+        <w:t xml:space="preserve">tương quan với </w:t>
+      </w:r>
+      <w:r>
+        <w:t xml:space="preserve">biến </w:t>
+      </w:r>
+      <w:r>
+        <w:t xml:space="preserve">mục tiêu </w:t>
       </w:r>
     </w:p>
     <w:p>
@@ -6902,53 +7356,53 @@
         </w:numPr>
       </w:pPr>
       <w:r>
+        <w:t>Customers → Sales.</w:t>
+      </w:r>
+    </w:p>
+    <w:p>
+      <w:r>
+        <w:t>Mục tiêu:</w:t>
+      </w:r>
+      <w:r>
+        <w:t xml:space="preserve"> </w:t>
+      </w:r>
+      <w:r>
+        <w:t>Xác định các yếu tố ảnh hưởng đến doanh số.</w:t>
+      </w:r>
+    </w:p>
+    <w:p>
+      <w:pPr>
+        <w:pStyle w:val="Heading4"/>
+      </w:pPr>
+      <w:r>
+        <w:t>4. Phân tích đa biến (Multivariate Analysis)</w:t>
+      </w:r>
+    </w:p>
+    <w:p>
+      <w:r>
+        <w:t>Ví dụ</w:t>
+      </w:r>
+    </w:p>
+    <w:p>
+      <w:pPr>
+        <w:numPr>
+          <w:ilvl w:val="0"/>
+          <w:numId w:val="43"/>
+        </w:numPr>
+      </w:pPr>
+      <w:r>
+        <w:t>Promo + StoreType → Sales.</w:t>
+      </w:r>
+    </w:p>
+    <w:p>
+      <w:pPr>
+        <w:numPr>
+          <w:ilvl w:val="0"/>
+          <w:numId w:val="43"/>
+        </w:numPr>
+      </w:pPr>
+      <w:r>
         <w:lastRenderedPageBreak/>
-        <w:t>Customers → Sales.</w:t>
-      </w:r>
-    </w:p>
-    <w:p>
-      <w:r>
-        <w:t>Mục tiêu:</w:t>
-      </w:r>
-      <w:r>
-        <w:t xml:space="preserve"> </w:t>
-      </w:r>
-      <w:r>
-        <w:t>Xác định các yếu tố ảnh hưởng đến doanh số.</w:t>
-      </w:r>
-    </w:p>
-    <w:p>
-      <w:pPr>
-        <w:pStyle w:val="Heading4"/>
-      </w:pPr>
-      <w:r>
-        <w:t>4. Phân tích đa biến (Multivariate Analysis)</w:t>
-      </w:r>
-    </w:p>
-    <w:p>
-      <w:r>
-        <w:t>Ví dụ</w:t>
-      </w:r>
-    </w:p>
-    <w:p>
-      <w:pPr>
-        <w:numPr>
-          <w:ilvl w:val="0"/>
-          <w:numId w:val="43"/>
-        </w:numPr>
-      </w:pPr>
-      <w:r>
-        <w:t>Promo + StoreType → Sales.</w:t>
-      </w:r>
-    </w:p>
-    <w:p>
-      <w:pPr>
-        <w:numPr>
-          <w:ilvl w:val="0"/>
-          <w:numId w:val="43"/>
-        </w:numPr>
-      </w:pPr>
-      <w:r>
         <w:t>Holiday + Promo → Sales.</w:t>
       </w:r>
     </w:p>
@@ -7176,7 +7630,6 @@
         <w:pStyle w:val="Heading3"/>
       </w:pPr>
       <w:r>
-        <w:lastRenderedPageBreak/>
         <w:t>V. Liên kết sang Notebook 05</w:t>
       </w:r>
     </w:p>
@@ -7203,6 +7656,7 @@
           <w:b/>
           <w:bCs/>
         </w:rPr>
+        <w:lastRenderedPageBreak/>
         <w:t xml:space="preserve">Có thể </w:t>
       </w:r>
       <w:r>
@@ -7490,7 +7944,6 @@
         </w:numPr>
       </w:pPr>
       <w:r>
-        <w:lastRenderedPageBreak/>
         <w:t>Nhóm thông tin khách hàng.</w:t>
       </w:r>
     </w:p>
@@ -7555,6 +8008,7 @@
     </w:p>
     <w:p>
       <w:r>
+        <w:lastRenderedPageBreak/>
         <w:t>Lựa chọn dựa trên:</w:t>
       </w:r>
     </w:p>
@@ -7775,66 +8229,66 @@
         <w:pStyle w:val="Heading2"/>
       </w:pPr>
       <w:r>
+        <w:t>NOTEBOOK 05: FEATURE ENGINEERING</w:t>
+      </w:r>
+      <w:r>
+        <w:t xml:space="preserve"> </w:t>
+      </w:r>
+      <w:r>
+        <w:t xml:space="preserve">( </w:t>
+      </w:r>
+      <w:r>
+        <w:t>05_feature_engineering.ipynb</w:t>
+      </w:r>
+      <w:r>
+        <w:t xml:space="preserve"> )</w:t>
+      </w:r>
+    </w:p>
+    <w:p>
+      <w:pPr>
+        <w:pStyle w:val="Heading3"/>
+      </w:pPr>
+      <w:r>
+        <w:t>I. Giới thiệu</w:t>
+      </w:r>
+    </w:p>
+    <w:p>
+      <w:pPr>
+        <w:numPr>
+          <w:ilvl w:val="0"/>
+          <w:numId w:val="53"/>
+        </w:numPr>
+      </w:pPr>
+      <w:r>
+        <w:t>Mục tiêu của Feature Engineering</w:t>
+      </w:r>
+      <w:r>
+        <w:t xml:space="preserve">: </w:t>
+      </w:r>
+      <w:r>
+        <w:t>Thiết kế, xây dựng, đánh giá và lựa chọn các đặc trưng (Feature) nhằm nâng cao chất lượng mô hình dự báo doanh số.</w:t>
+      </w:r>
+    </w:p>
+    <w:p>
+      <w:pPr>
+        <w:numPr>
+          <w:ilvl w:val="0"/>
+          <w:numId w:val="53"/>
+        </w:numPr>
+      </w:pPr>
+      <w:r>
+        <w:t>Vai trò của Feature Engineering trong Machine Learning.</w:t>
+      </w:r>
+    </w:p>
+    <w:p>
+      <w:pPr>
+        <w:numPr>
+          <w:ilvl w:val="0"/>
+          <w:numId w:val="53"/>
+        </w:numPr>
+      </w:pPr>
+      <w:r>
         <w:lastRenderedPageBreak/>
-        <w:t>NOTEBOOK 05: FEATURE ENGINEERING</w:t>
-      </w:r>
-      <w:r>
-        <w:t xml:space="preserve"> </w:t>
-      </w:r>
-      <w:r>
-        <w:t xml:space="preserve">( </w:t>
-      </w:r>
-      <w:r>
-        <w:t>05_feature_engineering.ipynb</w:t>
-      </w:r>
-      <w:r>
-        <w:t xml:space="preserve"> )</w:t>
-      </w:r>
-    </w:p>
-    <w:p>
-      <w:pPr>
-        <w:pStyle w:val="Heading3"/>
-      </w:pPr>
-      <w:r>
-        <w:t>I. Giới thiệu</w:t>
-      </w:r>
-    </w:p>
-    <w:p>
-      <w:pPr>
-        <w:numPr>
-          <w:ilvl w:val="0"/>
-          <w:numId w:val="53"/>
-        </w:numPr>
-      </w:pPr>
-      <w:r>
-        <w:t>Mục tiêu của Feature Engineering</w:t>
-      </w:r>
-      <w:r>
-        <w:t xml:space="preserve">: </w:t>
-      </w:r>
-      <w:r>
-        <w:t>Thiết kế, xây dựng, đánh giá và lựa chọn các đặc trưng (Feature) nhằm nâng cao chất lượng mô hình dự báo doanh số.</w:t>
-      </w:r>
-    </w:p>
-    <w:p>
-      <w:pPr>
-        <w:numPr>
-          <w:ilvl w:val="0"/>
-          <w:numId w:val="53"/>
-        </w:numPr>
-      </w:pPr>
-      <w:r>
-        <w:t>Vai trò của Feature Engineering trong Machine Learning.</w:t>
-      </w:r>
-    </w:p>
-    <w:p>
-      <w:pPr>
-        <w:numPr>
-          <w:ilvl w:val="0"/>
-          <w:numId w:val="53"/>
-        </w:numPr>
-      </w:pPr>
-      <w:r>
         <w:t>Mối liên hệ giữa Notebook 04 và Notebook 05.</w:t>
       </w:r>
     </w:p>
@@ -8189,8 +8643,82 @@
         <w:pStyle w:val="Heading3"/>
       </w:pPr>
       <w:r>
+        <w:t>IV. Xây dựng Feature</w:t>
+      </w:r>
+    </w:p>
+    <w:p>
+      <w:pPr>
+        <w:pStyle w:val="Heading4"/>
+      </w:pPr>
+      <w:r>
+        <w:t>1. Time Features</w:t>
+      </w:r>
+    </w:p>
+    <w:p>
+      <w:pPr>
+        <w:numPr>
+          <w:ilvl w:val="0"/>
+          <w:numId w:val="55"/>
+        </w:numPr>
+      </w:pPr>
+      <w:r>
+        <w:t>Year</w:t>
+      </w:r>
+    </w:p>
+    <w:p>
+      <w:pPr>
+        <w:numPr>
+          <w:ilvl w:val="0"/>
+          <w:numId w:val="55"/>
+        </w:numPr>
+      </w:pPr>
+      <w:r>
+        <w:t>Month</w:t>
+      </w:r>
+    </w:p>
+    <w:p>
+      <w:pPr>
+        <w:numPr>
+          <w:ilvl w:val="0"/>
+          <w:numId w:val="55"/>
+        </w:numPr>
+      </w:pPr>
+      <w:r>
+        <w:t>Quarter</w:t>
+      </w:r>
+    </w:p>
+    <w:p>
+      <w:pPr>
+        <w:numPr>
+          <w:ilvl w:val="0"/>
+          <w:numId w:val="55"/>
+        </w:numPr>
+      </w:pPr>
+      <w:r>
+        <w:t>Week</w:t>
+      </w:r>
+    </w:p>
+    <w:p>
+      <w:pPr>
+        <w:numPr>
+          <w:ilvl w:val="0"/>
+          <w:numId w:val="55"/>
+        </w:numPr>
+      </w:pPr>
+      <w:r>
+        <w:t>Day of Week</w:t>
+      </w:r>
+    </w:p>
+    <w:p>
+      <w:pPr>
+        <w:numPr>
+          <w:ilvl w:val="0"/>
+          <w:numId w:val="55"/>
+        </w:numPr>
+      </w:pPr>
+      <w:r>
         <w:lastRenderedPageBreak/>
-        <w:t>IV. Xây dựng Feature</w:t>
+        <w:t>Weekend</w:t>
       </w:r>
     </w:p>
     <w:p>
@@ -8198,73 +8726,43 @@
         <w:pStyle w:val="Heading4"/>
       </w:pPr>
       <w:r>
-        <w:t>1. Time Features</w:t>
-      </w:r>
-    </w:p>
-    <w:p>
-      <w:pPr>
-        <w:numPr>
-          <w:ilvl w:val="0"/>
-          <w:numId w:val="55"/>
-        </w:numPr>
-      </w:pPr>
-      <w:r>
-        <w:t>Year</w:t>
-      </w:r>
-    </w:p>
-    <w:p>
-      <w:pPr>
-        <w:numPr>
-          <w:ilvl w:val="0"/>
-          <w:numId w:val="55"/>
-        </w:numPr>
-      </w:pPr>
-      <w:r>
-        <w:t>Month</w:t>
-      </w:r>
-    </w:p>
-    <w:p>
-      <w:pPr>
-        <w:numPr>
-          <w:ilvl w:val="0"/>
-          <w:numId w:val="55"/>
-        </w:numPr>
-      </w:pPr>
-      <w:r>
-        <w:t>Quarter</w:t>
-      </w:r>
-    </w:p>
-    <w:p>
-      <w:pPr>
-        <w:numPr>
-          <w:ilvl w:val="0"/>
-          <w:numId w:val="55"/>
-        </w:numPr>
-      </w:pPr>
-      <w:r>
-        <w:t>Week</w:t>
-      </w:r>
-    </w:p>
-    <w:p>
-      <w:pPr>
-        <w:numPr>
-          <w:ilvl w:val="0"/>
-          <w:numId w:val="55"/>
-        </w:numPr>
-      </w:pPr>
-      <w:r>
-        <w:t>Day of Week</w:t>
-      </w:r>
-    </w:p>
-    <w:p>
-      <w:pPr>
-        <w:numPr>
-          <w:ilvl w:val="0"/>
-          <w:numId w:val="55"/>
-        </w:numPr>
-      </w:pPr>
-      <w:r>
-        <w:t>Weekend</w:t>
+        <w:t>2</w:t>
+      </w:r>
+      <w:r>
+        <w:t>. Lag / Rolling Features (nếu có)</w:t>
+      </w:r>
+    </w:p>
+    <w:p>
+      <w:pPr>
+        <w:numPr>
+          <w:ilvl w:val="0"/>
+          <w:numId w:val="60"/>
+        </w:numPr>
+      </w:pPr>
+      <w:r>
+        <w:t>Sales Lag 7</w:t>
+      </w:r>
+    </w:p>
+    <w:p>
+      <w:pPr>
+        <w:numPr>
+          <w:ilvl w:val="0"/>
+          <w:numId w:val="60"/>
+        </w:numPr>
+      </w:pPr>
+      <w:r>
+        <w:t>Sales Lag 30</w:t>
+      </w:r>
+    </w:p>
+    <w:p>
+      <w:pPr>
+        <w:numPr>
+          <w:ilvl w:val="0"/>
+          <w:numId w:val="60"/>
+        </w:numPr>
+      </w:pPr>
+      <w:r>
+        <w:t>Rolling Mean</w:t>
       </w:r>
     </w:p>
     <w:p>
@@ -8272,6 +8770,50 @@
         <w:pStyle w:val="Heading4"/>
       </w:pPr>
       <w:r>
+        <w:t>3</w:t>
+      </w:r>
+      <w:r>
+        <w:t>. Interaction Features</w:t>
+      </w:r>
+    </w:p>
+    <w:p>
+      <w:pPr>
+        <w:numPr>
+          <w:ilvl w:val="0"/>
+          <w:numId w:val="59"/>
+        </w:numPr>
+      </w:pPr>
+      <w:r>
+        <w:t>Promo × Holiday</w:t>
+      </w:r>
+    </w:p>
+    <w:p>
+      <w:pPr>
+        <w:numPr>
+          <w:ilvl w:val="0"/>
+          <w:numId w:val="59"/>
+        </w:numPr>
+      </w:pPr>
+      <w:r>
+        <w:t>Promo × StoreType</w:t>
+      </w:r>
+    </w:p>
+    <w:p>
+      <w:pPr>
+        <w:numPr>
+          <w:ilvl w:val="0"/>
+          <w:numId w:val="59"/>
+        </w:numPr>
+      </w:pPr>
+      <w:r>
+        <w:t>Competition × Promo</w:t>
+      </w:r>
+    </w:p>
+    <w:p>
+      <w:pPr>
+        <w:pStyle w:val="Heading4"/>
+      </w:pPr>
+      <w:r>
         <w:t>2. Promotion Features</w:t>
       </w:r>
     </w:p>
@@ -8369,88 +8911,6 @@
       </w:r>
     </w:p>
     <w:p>
-      <w:pPr>
-        <w:pStyle w:val="Heading4"/>
-      </w:pPr>
-      <w:r>
-        <w:t>5. Interaction Features</w:t>
-      </w:r>
-    </w:p>
-    <w:p>
-      <w:pPr>
-        <w:numPr>
-          <w:ilvl w:val="0"/>
-          <w:numId w:val="59"/>
-        </w:numPr>
-      </w:pPr>
-      <w:r>
-        <w:t>Promo × Holiday</w:t>
-      </w:r>
-    </w:p>
-    <w:p>
-      <w:pPr>
-        <w:numPr>
-          <w:ilvl w:val="0"/>
-          <w:numId w:val="59"/>
-        </w:numPr>
-      </w:pPr>
-      <w:r>
-        <w:t>Promo × StoreType</w:t>
-      </w:r>
-    </w:p>
-    <w:p>
-      <w:pPr>
-        <w:numPr>
-          <w:ilvl w:val="0"/>
-          <w:numId w:val="59"/>
-        </w:numPr>
-      </w:pPr>
-      <w:r>
-        <w:t>Competition × Promo</w:t>
-      </w:r>
-    </w:p>
-    <w:p>
-      <w:pPr>
-        <w:pStyle w:val="Heading4"/>
-      </w:pPr>
-      <w:r>
-        <w:t>6. Lag / Rolling Features (nếu có)</w:t>
-      </w:r>
-    </w:p>
-    <w:p>
-      <w:pPr>
-        <w:numPr>
-          <w:ilvl w:val="0"/>
-          <w:numId w:val="60"/>
-        </w:numPr>
-      </w:pPr>
-      <w:r>
-        <w:t>Sales Lag 7</w:t>
-      </w:r>
-    </w:p>
-    <w:p>
-      <w:pPr>
-        <w:numPr>
-          <w:ilvl w:val="0"/>
-          <w:numId w:val="60"/>
-        </w:numPr>
-      </w:pPr>
-      <w:r>
-        <w:t>Sales Lag 30</w:t>
-      </w:r>
-    </w:p>
-    <w:p>
-      <w:pPr>
-        <w:numPr>
-          <w:ilvl w:val="0"/>
-          <w:numId w:val="60"/>
-        </w:numPr>
-      </w:pPr>
-      <w:r>
-        <w:t>Rolling Mean</w:t>
-      </w:r>
-    </w:p>
-    <w:p>
       <w:r>
         <w:t>Đây là nhóm Feature rất mạnh đối với bài toán Forecasting.</w:t>
       </w:r>
@@ -8460,7 +8920,6 @@
         <w:pStyle w:val="Heading3"/>
       </w:pPr>
       <w:r>
-        <w:lastRenderedPageBreak/>
         <w:t>V. Đánh giá Feature</w:t>
       </w:r>
     </w:p>
@@ -8472,29 +8931,29 @@
         </w:numPr>
       </w:pPr>
       <w:r>
-        <w:t>Correlation.</w:t>
-      </w:r>
-    </w:p>
-    <w:p>
-      <w:pPr>
-        <w:numPr>
-          <w:ilvl w:val="0"/>
-          <w:numId w:val="61"/>
-        </w:numPr>
-      </w:pPr>
-      <w:r>
-        <w:t>Heatmap.</w:t>
-      </w:r>
-    </w:p>
-    <w:p>
-      <w:pPr>
-        <w:numPr>
-          <w:ilvl w:val="0"/>
-          <w:numId w:val="61"/>
-        </w:numPr>
-      </w:pPr>
-      <w:r>
-        <w:t>Visualization sau Feature Engineering.</w:t>
+        <w:t>Xem tương quan với mục tiêu</w:t>
+      </w:r>
+    </w:p>
+    <w:p>
+      <w:pPr>
+        <w:numPr>
+          <w:ilvl w:val="0"/>
+          <w:numId w:val="63"/>
+        </w:numPr>
+      </w:pPr>
+      <w:r>
+        <w:t>Feature Importance.</w:t>
+      </w:r>
+    </w:p>
+    <w:p>
+      <w:pPr>
+        <w:numPr>
+          <w:ilvl w:val="0"/>
+          <w:numId w:val="63"/>
+        </w:numPr>
+      </w:pPr>
+      <w:r>
+        <w:t>SHAP (nâng cao).</w:t>
       </w:r>
     </w:p>
     <w:p>
@@ -8502,54 +8961,7 @@
         <w:pStyle w:val="Heading3"/>
       </w:pPr>
       <w:r>
-        <w:t>VI. Đánh giá hiệu quả Feature</w:t>
-      </w:r>
-    </w:p>
-    <w:p>
-      <w:pPr>
-        <w:numPr>
-          <w:ilvl w:val="0"/>
-          <w:numId w:val="62"/>
-        </w:numPr>
-      </w:pPr>
-      <w:r>
-        <w:t>X</w:t>
-      </w:r>
-      <w:r>
-        <w:t>em Correlation.</w:t>
-      </w:r>
-      <w:r>
-        <w:t xml:space="preserve"> </w:t>
-      </w:r>
-    </w:p>
-    <w:p>
-      <w:pPr>
-        <w:numPr>
-          <w:ilvl w:val="0"/>
-          <w:numId w:val="63"/>
-        </w:numPr>
-      </w:pPr>
-      <w:r>
-        <w:t>Feature Importance.</w:t>
-      </w:r>
-    </w:p>
-    <w:p>
-      <w:pPr>
-        <w:numPr>
-          <w:ilvl w:val="0"/>
-          <w:numId w:val="63"/>
-        </w:numPr>
-      </w:pPr>
-      <w:r>
-        <w:t>SHAP (nâng cao).</w:t>
-      </w:r>
-    </w:p>
-    <w:p>
-      <w:pPr>
-        <w:pStyle w:val="Heading3"/>
-      </w:pPr>
-      <w:r>
-        <w:t>VII. Lựa chọn Feature</w:t>
+        <w:t>VI. Lựa chọn Feature</w:t>
       </w:r>
     </w:p>
     <w:tbl>
@@ -8612,6 +9024,7 @@
                 <w:b w:val="0"/>
                 <w:bCs w:val="0"/>
               </w:rPr>
+              <w:lastRenderedPageBreak/>
               <w:t>Month</w:t>
             </w:r>
           </w:p>
@@ -8943,7 +9356,6 @@
         <w:pStyle w:val="Heading3"/>
       </w:pPr>
       <w:r>
-        <w:lastRenderedPageBreak/>
         <w:t>X. Kết luận</w:t>
       </w:r>
     </w:p>
@@ -9053,6 +9465,7 @@
           <w:b/>
           <w:bCs/>
         </w:rPr>
+        <w:lastRenderedPageBreak/>
         <w:t>Dựa trên kết quả EDA, nhóm sẽ thử xây dựng những Feature nào?</w:t>
       </w:r>
     </w:p>
@@ -9229,110 +9642,110 @@
         </w:numPr>
       </w:pPr>
       <w:r>
+        <w:t>Mối liên hệ giữa Notebook 05 và Notebook 07.</w:t>
+      </w:r>
+    </w:p>
+    <w:p>
+      <w:r>
+        <w:t>Notebook 05</w:t>
+      </w:r>
+      <w:r>
+        <w:t xml:space="preserve">: </w:t>
+      </w:r>
+      <w:r>
+        <w:t>Feature Engineering</w:t>
+      </w:r>
+    </w:p>
+    <w:p>
+      <w:r>
+        <w:t xml:space="preserve">        ↓</w:t>
+      </w:r>
+    </w:p>
+    <w:p>
+      <w:r>
+        <w:t>Notebook 06</w:t>
+      </w:r>
+      <w:r>
+        <w:t xml:space="preserve">: </w:t>
+      </w:r>
+      <w:r>
+        <w:t>Machine Learning</w:t>
+      </w:r>
+    </w:p>
+    <w:p>
+      <w:r>
+        <w:t xml:space="preserve">        ↓</w:t>
+      </w:r>
+    </w:p>
+    <w:p>
+      <w:r>
+        <w:t>Notebook 07</w:t>
+      </w:r>
+      <w:r>
+        <w:t xml:space="preserve"> : </w:t>
+      </w:r>
+      <w:r>
+        <w:t>Prediction Demo</w:t>
+      </w:r>
+    </w:p>
+    <w:p>
+      <w:pPr>
+        <w:pStyle w:val="Heading3"/>
+      </w:pPr>
+      <w:r>
+        <w:t>II. Đọc dữ liệu</w:t>
+      </w:r>
+    </w:p>
+    <w:p>
+      <w:pPr>
+        <w:numPr>
+          <w:ilvl w:val="0"/>
+          <w:numId w:val="69"/>
+        </w:numPr>
+      </w:pPr>
+      <w:r>
+        <w:t>Đọc dữ liệu từ PostgreSQL (sales_features).</w:t>
+      </w:r>
+    </w:p>
+    <w:p>
+      <w:pPr>
+        <w:numPr>
+          <w:ilvl w:val="0"/>
+          <w:numId w:val="69"/>
+        </w:numPr>
+      </w:pPr>
+      <w:r>
+        <w:t>Kiểm tra kích thước dữ liệu.</w:t>
+      </w:r>
+    </w:p>
+    <w:p>
+      <w:pPr>
+        <w:numPr>
+          <w:ilvl w:val="0"/>
+          <w:numId w:val="69"/>
+        </w:numPr>
+      </w:pPr>
+      <w:r>
+        <w:t>Kiểm tra kiểu dữ liệu.</w:t>
+      </w:r>
+    </w:p>
+    <w:p>
+      <w:pPr>
+        <w:numPr>
+          <w:ilvl w:val="0"/>
+          <w:numId w:val="69"/>
+        </w:numPr>
+      </w:pPr>
+      <w:r>
+        <w:t>Xác định Feature và Target.</w:t>
+      </w:r>
+    </w:p>
+    <w:p>
+      <w:pPr>
+        <w:pStyle w:val="Heading3"/>
+      </w:pPr>
+      <w:r>
         <w:lastRenderedPageBreak/>
-        <w:t>Mối liên hệ giữa Notebook 05 và Notebook 07.</w:t>
-      </w:r>
-    </w:p>
-    <w:p>
-      <w:r>
-        <w:t>Notebook 05</w:t>
-      </w:r>
-      <w:r>
-        <w:t xml:space="preserve">: </w:t>
-      </w:r>
-      <w:r>
-        <w:t>Feature Engineering</w:t>
-      </w:r>
-    </w:p>
-    <w:p>
-      <w:r>
-        <w:t xml:space="preserve">        ↓</w:t>
-      </w:r>
-    </w:p>
-    <w:p>
-      <w:r>
-        <w:t>Notebook 06</w:t>
-      </w:r>
-      <w:r>
-        <w:t xml:space="preserve">: </w:t>
-      </w:r>
-      <w:r>
-        <w:t>Machine Learning</w:t>
-      </w:r>
-    </w:p>
-    <w:p>
-      <w:r>
-        <w:t xml:space="preserve">        ↓</w:t>
-      </w:r>
-    </w:p>
-    <w:p>
-      <w:r>
-        <w:t>Notebook 07</w:t>
-      </w:r>
-      <w:r>
-        <w:t xml:space="preserve"> : </w:t>
-      </w:r>
-      <w:r>
-        <w:t>Prediction Demo</w:t>
-      </w:r>
-    </w:p>
-    <w:p>
-      <w:pPr>
-        <w:pStyle w:val="Heading3"/>
-      </w:pPr>
-      <w:r>
-        <w:t>II. Đọc dữ liệu</w:t>
-      </w:r>
-    </w:p>
-    <w:p>
-      <w:pPr>
-        <w:numPr>
-          <w:ilvl w:val="0"/>
-          <w:numId w:val="69"/>
-        </w:numPr>
-      </w:pPr>
-      <w:r>
-        <w:t>Đọc dữ liệu từ PostgreSQL (sales_features).</w:t>
-      </w:r>
-    </w:p>
-    <w:p>
-      <w:pPr>
-        <w:numPr>
-          <w:ilvl w:val="0"/>
-          <w:numId w:val="69"/>
-        </w:numPr>
-      </w:pPr>
-      <w:r>
-        <w:t>Kiểm tra kích thước dữ liệu.</w:t>
-      </w:r>
-    </w:p>
-    <w:p>
-      <w:pPr>
-        <w:numPr>
-          <w:ilvl w:val="0"/>
-          <w:numId w:val="69"/>
-        </w:numPr>
-      </w:pPr>
-      <w:r>
-        <w:t>Kiểm tra kiểu dữ liệu.</w:t>
-      </w:r>
-    </w:p>
-    <w:p>
-      <w:pPr>
-        <w:numPr>
-          <w:ilvl w:val="0"/>
-          <w:numId w:val="69"/>
-        </w:numPr>
-      </w:pPr>
-      <w:r>
-        <w:t>Xác định Feature và Target.</w:t>
-      </w:r>
-    </w:p>
-    <w:p>
-      <w:pPr>
-        <w:pStyle w:val="Heading3"/>
-      </w:pPr>
-      <w:r>
         <w:t>III. Chuẩn bị dữ liệu</w:t>
       </w:r>
     </w:p>
@@ -9535,7 +9948,6 @@
         </w:numPr>
       </w:pPr>
       <w:r>
-        <w:lastRenderedPageBreak/>
         <w:t>Huấn luyện.</w:t>
       </w:r>
     </w:p>
@@ -9670,6 +10082,7 @@
         </w:numPr>
       </w:pPr>
       <w:r>
+        <w:lastRenderedPageBreak/>
         <w:t>Đánh giá.</w:t>
       </w:r>
     </w:p>
@@ -9827,7 +10240,6 @@
           <w:b/>
           <w:bCs/>
         </w:rPr>
-        <w:lastRenderedPageBreak/>
         <w:t>3. Histogram của Residual</w:t>
       </w:r>
     </w:p>
@@ -10003,6 +10415,7 @@
     </w:p>
     <w:p>
       <w:r>
+        <w:lastRenderedPageBreak/>
         <w:t>Liên hệ với Notebook 05:</w:t>
       </w:r>
     </w:p>
@@ -10400,99 +10813,99 @@
         </w:numPr>
       </w:pPr>
       <w:r>
+        <w:t>Khả năng triển khai.</w:t>
+      </w:r>
+    </w:p>
+    <w:p>
+      <w:pPr>
+        <w:pStyle w:val="Heading3"/>
+      </w:pPr>
+      <w:r>
+        <w:t>XI. Lưu mô hình</w:t>
+      </w:r>
+    </w:p>
+    <w:p>
+      <w:r>
+        <w:t>Ví dụ</w:t>
+      </w:r>
+    </w:p>
+    <w:p>
+      <w:pPr>
+        <w:numPr>
+          <w:ilvl w:val="0"/>
+          <w:numId w:val="82"/>
+        </w:numPr>
+      </w:pPr>
+      <w:r>
+        <w:t>model.pkl</w:t>
+      </w:r>
+    </w:p>
+    <w:p>
+      <w:pPr>
+        <w:numPr>
+          <w:ilvl w:val="0"/>
+          <w:numId w:val="82"/>
+        </w:numPr>
+      </w:pPr>
+      <w:r>
+        <w:t>scaler.pkl (nếu có)</w:t>
+      </w:r>
+    </w:p>
+    <w:p>
+      <w:r>
+        <w:t>Để sử dụng ở Notebook 07.</w:t>
+      </w:r>
+    </w:p>
+    <w:p>
+      <w:pPr>
+        <w:pStyle w:val="Heading3"/>
+      </w:pPr>
+      <w:r>
+        <w:t>XII. Kết luận</w:t>
+      </w:r>
+    </w:p>
+    <w:p>
+      <w:pPr>
+        <w:numPr>
+          <w:ilvl w:val="0"/>
+          <w:numId w:val="83"/>
+        </w:numPr>
+      </w:pPr>
+      <w:r>
+        <w:t>Đã huấn luyện nhiều mô hình.</w:t>
+      </w:r>
+    </w:p>
+    <w:p>
+      <w:pPr>
+        <w:numPr>
+          <w:ilvl w:val="0"/>
+          <w:numId w:val="83"/>
+        </w:numPr>
+      </w:pPr>
+      <w:r>
+        <w:t>Đã đánh giá và so sánh.</w:t>
+      </w:r>
+    </w:p>
+    <w:p>
+      <w:pPr>
+        <w:numPr>
+          <w:ilvl w:val="0"/>
+          <w:numId w:val="83"/>
+        </w:numPr>
+      </w:pPr>
+      <w:r>
+        <w:t>Đã lựa chọn mô hình tốt nhất.</w:t>
+      </w:r>
+    </w:p>
+    <w:p>
+      <w:pPr>
+        <w:numPr>
+          <w:ilvl w:val="0"/>
+          <w:numId w:val="83"/>
+        </w:numPr>
+      </w:pPr>
+      <w:r>
         <w:lastRenderedPageBreak/>
-        <w:t>Khả năng triển khai.</w:t>
-      </w:r>
-    </w:p>
-    <w:p>
-      <w:pPr>
-        <w:pStyle w:val="Heading3"/>
-      </w:pPr>
-      <w:r>
-        <w:t>XI. Lưu mô hình</w:t>
-      </w:r>
-    </w:p>
-    <w:p>
-      <w:r>
-        <w:t>Ví dụ</w:t>
-      </w:r>
-    </w:p>
-    <w:p>
-      <w:pPr>
-        <w:numPr>
-          <w:ilvl w:val="0"/>
-          <w:numId w:val="82"/>
-        </w:numPr>
-      </w:pPr>
-      <w:r>
-        <w:t>model.pkl</w:t>
-      </w:r>
-    </w:p>
-    <w:p>
-      <w:pPr>
-        <w:numPr>
-          <w:ilvl w:val="0"/>
-          <w:numId w:val="82"/>
-        </w:numPr>
-      </w:pPr>
-      <w:r>
-        <w:t>scaler.pkl (nếu có)</w:t>
-      </w:r>
-    </w:p>
-    <w:p>
-      <w:r>
-        <w:t>Để sử dụng ở Notebook 07.</w:t>
-      </w:r>
-    </w:p>
-    <w:p>
-      <w:pPr>
-        <w:pStyle w:val="Heading3"/>
-      </w:pPr>
-      <w:r>
-        <w:t>XII. Kết luận</w:t>
-      </w:r>
-    </w:p>
-    <w:p>
-      <w:pPr>
-        <w:numPr>
-          <w:ilvl w:val="0"/>
-          <w:numId w:val="83"/>
-        </w:numPr>
-      </w:pPr>
-      <w:r>
-        <w:t>Đã huấn luyện nhiều mô hình.</w:t>
-      </w:r>
-    </w:p>
-    <w:p>
-      <w:pPr>
-        <w:numPr>
-          <w:ilvl w:val="0"/>
-          <w:numId w:val="83"/>
-        </w:numPr>
-      </w:pPr>
-      <w:r>
-        <w:t>Đã đánh giá và so sánh.</w:t>
-      </w:r>
-    </w:p>
-    <w:p>
-      <w:pPr>
-        <w:numPr>
-          <w:ilvl w:val="0"/>
-          <w:numId w:val="83"/>
-        </w:numPr>
-      </w:pPr>
-      <w:r>
-        <w:t>Đã lựa chọn mô hình tốt nhất.</w:t>
-      </w:r>
-    </w:p>
-    <w:p>
-      <w:pPr>
-        <w:numPr>
-          <w:ilvl w:val="0"/>
-          <w:numId w:val="83"/>
-        </w:numPr>
-      </w:pPr>
-      <w:r>
         <w:t>Mô hình sẵn sàng triển khai dự báo.</w:t>
       </w:r>
     </w:p>
@@ -10660,7 +11073,6 @@
           <w:b/>
           <w:bCs/>
         </w:rPr>
-        <w:lastRenderedPageBreak/>
         <w:t>Bộ dữ liệu sau Feature Engineering đã sẵn sàng để huấn luyện chưa?</w:t>
       </w:r>
     </w:p>
@@ -10785,6 +11197,7 @@
         <w:pStyle w:val="Heading2"/>
       </w:pPr>
       <w:r>
+        <w:lastRenderedPageBreak/>
         <w:t>NOTEBOOK 07: AI DEPLOYMENT VỚI FASTAPI VÀ STREAMLIT</w:t>
       </w:r>
       <w:r>
@@ -10939,52 +11352,169 @@
         <w:pStyle w:val="Heading3"/>
       </w:pPr>
       <w:r>
+        <w:t>III. Chuẩn bị mô hình</w:t>
+      </w:r>
+    </w:p>
+    <w:p>
+      <w:pPr>
+        <w:numPr>
+          <w:ilvl w:val="0"/>
+          <w:numId w:val="88"/>
+        </w:numPr>
+      </w:pPr>
+      <w:r>
+        <w:t>Load model.pkl.</w:t>
+      </w:r>
+    </w:p>
+    <w:p>
+      <w:pPr>
+        <w:numPr>
+          <w:ilvl w:val="0"/>
+          <w:numId w:val="88"/>
+        </w:numPr>
+      </w:pPr>
+      <w:r>
+        <w:t>Load scaler.pkl (nếu có).</w:t>
+      </w:r>
+    </w:p>
+    <w:p>
+      <w:pPr>
+        <w:numPr>
+          <w:ilvl w:val="0"/>
+          <w:numId w:val="88"/>
+        </w:numPr>
+      </w:pPr>
+      <w:r>
+        <w:t>Kiểm tra mô hình.</w:t>
+      </w:r>
+    </w:p>
+    <w:p>
+      <w:pPr>
+        <w:numPr>
+          <w:ilvl w:val="0"/>
+          <w:numId w:val="88"/>
+        </w:numPr>
+      </w:pPr>
+      <w:r>
+        <w:t>Chuẩn bị dữ liệu đầu vào.</w:t>
+      </w:r>
+    </w:p>
+    <w:p>
+      <w:pPr>
+        <w:pStyle w:val="Heading3"/>
+      </w:pPr>
+      <w:r>
+        <w:t>IV. Xây dựng REST API với FastAPI</w:t>
+      </w:r>
+    </w:p>
+    <w:p>
+      <w:r>
+        <w:t>Ví dụ</w:t>
+      </w:r>
+    </w:p>
+    <w:p>
+      <w:pPr>
+        <w:numPr>
+          <w:ilvl w:val="0"/>
+          <w:numId w:val="89"/>
+        </w:numPr>
+      </w:pPr>
+      <w:r>
+        <w:t>Tạo api.py.</w:t>
+      </w:r>
+    </w:p>
+    <w:p>
+      <w:pPr>
+        <w:numPr>
+          <w:ilvl w:val="0"/>
+          <w:numId w:val="89"/>
+        </w:numPr>
+      </w:pPr>
+      <w:r>
+        <w:t>Định nghĩa API.</w:t>
+      </w:r>
+    </w:p>
+    <w:p>
+      <w:pPr>
+        <w:numPr>
+          <w:ilvl w:val="0"/>
+          <w:numId w:val="89"/>
+        </w:numPr>
+      </w:pPr>
+      <w:r>
+        <w:t>Load mô hình.</w:t>
+      </w:r>
+    </w:p>
+    <w:p>
+      <w:pPr>
+        <w:numPr>
+          <w:ilvl w:val="0"/>
+          <w:numId w:val="89"/>
+        </w:numPr>
+      </w:pPr>
+      <w:r>
+        <w:t>Định nghĩa Input bằng Pydantic.</w:t>
+      </w:r>
+    </w:p>
+    <w:p>
+      <w:pPr>
+        <w:numPr>
+          <w:ilvl w:val="0"/>
+          <w:numId w:val="89"/>
+        </w:numPr>
+      </w:pPr>
+      <w:r>
         <w:lastRenderedPageBreak/>
-        <w:t>III. Chuẩn bị mô hình</w:t>
-      </w:r>
-    </w:p>
-    <w:p>
-      <w:pPr>
-        <w:numPr>
-          <w:ilvl w:val="0"/>
-          <w:numId w:val="88"/>
-        </w:numPr>
-      </w:pPr>
-      <w:r>
-        <w:t>Load model.pkl.</w:t>
-      </w:r>
-    </w:p>
-    <w:p>
-      <w:pPr>
-        <w:numPr>
-          <w:ilvl w:val="0"/>
-          <w:numId w:val="88"/>
-        </w:numPr>
-      </w:pPr>
-      <w:r>
-        <w:t>Load scaler.pkl (nếu có).</w:t>
-      </w:r>
-    </w:p>
-    <w:p>
-      <w:pPr>
-        <w:numPr>
-          <w:ilvl w:val="0"/>
-          <w:numId w:val="88"/>
-        </w:numPr>
-      </w:pPr>
-      <w:r>
-        <w:t>Kiểm tra mô hình.</w:t>
-      </w:r>
-    </w:p>
-    <w:p>
-      <w:pPr>
-        <w:numPr>
-          <w:ilvl w:val="0"/>
-          <w:numId w:val="88"/>
-        </w:numPr>
-      </w:pPr>
-      <w:r>
-        <w:t>Chuẩn bị dữ liệu đầu vào.</w:t>
+        <w:t>Xử lý dự báo.</w:t>
+      </w:r>
+    </w:p>
+    <w:p>
+      <w:pPr>
+        <w:numPr>
+          <w:ilvl w:val="0"/>
+          <w:numId w:val="89"/>
+        </w:numPr>
+      </w:pPr>
+      <w:r>
+        <w:t>Trả kết quả JSON.</w:t>
+      </w:r>
+    </w:p>
+    <w:p>
+      <w:r>
+        <w:t>Các Endpoint:</w:t>
+      </w:r>
+    </w:p>
+    <w:p>
+      <w:pPr>
+        <w:numPr>
+          <w:ilvl w:val="0"/>
+          <w:numId w:val="90"/>
+        </w:numPr>
+      </w:pPr>
+      <w:r>
+        <w:t>/</w:t>
+      </w:r>
+    </w:p>
+    <w:p>
+      <w:pPr>
+        <w:numPr>
+          <w:ilvl w:val="0"/>
+          <w:numId w:val="90"/>
+        </w:numPr>
+      </w:pPr>
+      <w:r>
+        <w:t>/predict</w:t>
+      </w:r>
+    </w:p>
+    <w:p>
+      <w:pPr>
+        <w:numPr>
+          <w:ilvl w:val="0"/>
+          <w:numId w:val="90"/>
+        </w:numPr>
+      </w:pPr>
+      <w:r>
+        <w:t>/predict_batch</w:t>
       </w:r>
     </w:p>
     <w:p>
@@ -10992,7 +11522,59 @@
         <w:pStyle w:val="Heading3"/>
       </w:pPr>
       <w:r>
-        <w:t>IV. Xây dựng REST API với FastAPI</w:t>
+        <w:t>V. Kiểm thử API</w:t>
+      </w:r>
+    </w:p>
+    <w:p>
+      <w:pPr>
+        <w:numPr>
+          <w:ilvl w:val="0"/>
+          <w:numId w:val="91"/>
+        </w:numPr>
+      </w:pPr>
+      <w:r>
+        <w:t>Chạy bằng Uvicorn.</w:t>
+      </w:r>
+    </w:p>
+    <w:p>
+      <w:pPr>
+        <w:numPr>
+          <w:ilvl w:val="0"/>
+          <w:numId w:val="91"/>
+        </w:numPr>
+      </w:pPr>
+      <w:r>
+        <w:t>Kiểm tra Swagger UI.</w:t>
+      </w:r>
+    </w:p>
+    <w:p>
+      <w:pPr>
+        <w:numPr>
+          <w:ilvl w:val="0"/>
+          <w:numId w:val="91"/>
+        </w:numPr>
+      </w:pPr>
+      <w:r>
+        <w:t>Kiểm tra dữ liệu đầu vào.</w:t>
+      </w:r>
+    </w:p>
+    <w:p>
+      <w:pPr>
+        <w:numPr>
+          <w:ilvl w:val="0"/>
+          <w:numId w:val="91"/>
+        </w:numPr>
+      </w:pPr>
+      <w:r>
+        <w:t>Kiểm tra kết quả trả về.</w:t>
+      </w:r>
+    </w:p>
+    <w:p>
+      <w:pPr>
+        <w:pStyle w:val="Heading3"/>
+      </w:pPr>
+      <w:r>
+        <w:t>VI. Xây dựng Dashboard với Streamlit</w:t>
       </w:r>
     </w:p>
     <w:p>
@@ -11004,175 +11586,6 @@
       <w:pPr>
         <w:numPr>
           <w:ilvl w:val="0"/>
-          <w:numId w:val="89"/>
-        </w:numPr>
-      </w:pPr>
-      <w:r>
-        <w:t>Tạo api.py.</w:t>
-      </w:r>
-    </w:p>
-    <w:p>
-      <w:pPr>
-        <w:numPr>
-          <w:ilvl w:val="0"/>
-          <w:numId w:val="89"/>
-        </w:numPr>
-      </w:pPr>
-      <w:r>
-        <w:t>Định nghĩa API.</w:t>
-      </w:r>
-    </w:p>
-    <w:p>
-      <w:pPr>
-        <w:numPr>
-          <w:ilvl w:val="0"/>
-          <w:numId w:val="89"/>
-        </w:numPr>
-      </w:pPr>
-      <w:r>
-        <w:t>Load mô hình.</w:t>
-      </w:r>
-    </w:p>
-    <w:p>
-      <w:pPr>
-        <w:numPr>
-          <w:ilvl w:val="0"/>
-          <w:numId w:val="89"/>
-        </w:numPr>
-      </w:pPr>
-      <w:r>
-        <w:t>Định nghĩa Input bằng Pydantic.</w:t>
-      </w:r>
-    </w:p>
-    <w:p>
-      <w:pPr>
-        <w:numPr>
-          <w:ilvl w:val="0"/>
-          <w:numId w:val="89"/>
-        </w:numPr>
-      </w:pPr>
-      <w:r>
-        <w:t>Xử lý dự báo.</w:t>
-      </w:r>
-    </w:p>
-    <w:p>
-      <w:pPr>
-        <w:numPr>
-          <w:ilvl w:val="0"/>
-          <w:numId w:val="89"/>
-        </w:numPr>
-      </w:pPr>
-      <w:r>
-        <w:t>Trả kết quả JSON.</w:t>
-      </w:r>
-    </w:p>
-    <w:p>
-      <w:r>
-        <w:t>Các Endpoint:</w:t>
-      </w:r>
-    </w:p>
-    <w:p>
-      <w:pPr>
-        <w:numPr>
-          <w:ilvl w:val="0"/>
-          <w:numId w:val="90"/>
-        </w:numPr>
-      </w:pPr>
-      <w:r>
-        <w:t>/</w:t>
-      </w:r>
-    </w:p>
-    <w:p>
-      <w:pPr>
-        <w:numPr>
-          <w:ilvl w:val="0"/>
-          <w:numId w:val="90"/>
-        </w:numPr>
-      </w:pPr>
-      <w:r>
-        <w:t>/predict</w:t>
-      </w:r>
-    </w:p>
-    <w:p>
-      <w:pPr>
-        <w:numPr>
-          <w:ilvl w:val="0"/>
-          <w:numId w:val="90"/>
-        </w:numPr>
-      </w:pPr>
-      <w:r>
-        <w:t>/predict_batch</w:t>
-      </w:r>
-    </w:p>
-    <w:p>
-      <w:pPr>
-        <w:pStyle w:val="Heading3"/>
-      </w:pPr>
-      <w:r>
-        <w:t>V. Kiểm thử API</w:t>
-      </w:r>
-    </w:p>
-    <w:p>
-      <w:pPr>
-        <w:numPr>
-          <w:ilvl w:val="0"/>
-          <w:numId w:val="91"/>
-        </w:numPr>
-      </w:pPr>
-      <w:r>
-        <w:t>Chạy bằng Uvicorn.</w:t>
-      </w:r>
-    </w:p>
-    <w:p>
-      <w:pPr>
-        <w:numPr>
-          <w:ilvl w:val="0"/>
-          <w:numId w:val="91"/>
-        </w:numPr>
-      </w:pPr>
-      <w:r>
-        <w:t>Kiểm tra Swagger UI.</w:t>
-      </w:r>
-    </w:p>
-    <w:p>
-      <w:pPr>
-        <w:numPr>
-          <w:ilvl w:val="0"/>
-          <w:numId w:val="91"/>
-        </w:numPr>
-      </w:pPr>
-      <w:r>
-        <w:t>Kiểm tra dữ liệu đầu vào.</w:t>
-      </w:r>
-    </w:p>
-    <w:p>
-      <w:pPr>
-        <w:numPr>
-          <w:ilvl w:val="0"/>
-          <w:numId w:val="91"/>
-        </w:numPr>
-      </w:pPr>
-      <w:r>
-        <w:t>Kiểm tra kết quả trả về.</w:t>
-      </w:r>
-    </w:p>
-    <w:p>
-      <w:pPr>
-        <w:pStyle w:val="Heading3"/>
-      </w:pPr>
-      <w:r>
-        <w:t>VI. Xây dựng Dashboard với Streamlit</w:t>
-      </w:r>
-    </w:p>
-    <w:p>
-      <w:r>
-        <w:t>Ví dụ</w:t>
-      </w:r>
-    </w:p>
-    <w:p>
-      <w:pPr>
-        <w:numPr>
-          <w:ilvl w:val="0"/>
           <w:numId w:val="92"/>
         </w:numPr>
       </w:pPr>
@@ -11221,7 +11634,6 @@
         </w:numPr>
       </w:pPr>
       <w:r>
-        <w:lastRenderedPageBreak/>
         <w:t>Hiển thị kết quả dự báo.</w:t>
       </w:r>
     </w:p>
@@ -11337,6 +11749,7 @@
         <w:rPr>
           <w:color w:val="EE0000"/>
         </w:rPr>
+        <w:lastRenderedPageBreak/>
         <w:t>Biểu đồ cột hoặc đường.</w:t>
       </w:r>
     </w:p>
@@ -11462,113 +11875,113 @@
         <w:pStyle w:val="Heading3"/>
       </w:pPr>
       <w:r>
+        <w:t>XI. Hướng dẫn chạy ứng dụng</w:t>
+      </w:r>
+    </w:p>
+    <w:p>
+      <w:r>
+        <w:t>Chạy FastAPI</w:t>
+      </w:r>
+      <w:r>
+        <w:t xml:space="preserve">: </w:t>
+      </w:r>
+      <w:r>
+        <w:t>uvicorn app.api:app --reload</w:t>
+      </w:r>
+    </w:p>
+    <w:p>
+      <w:r>
+        <w:t>Chạy Streamlit</w:t>
+      </w:r>
+      <w:r>
+        <w:t xml:space="preserve"> :  </w:t>
+      </w:r>
+      <w:r>
+        <w:t>streamlit run app/streamlit_app.py</w:t>
+      </w:r>
+    </w:p>
+    <w:p>
+      <w:r>
+        <w:t>Kiểm tra:</w:t>
+      </w:r>
+    </w:p>
+    <w:p>
+      <w:pPr>
+        <w:numPr>
+          <w:ilvl w:val="0"/>
+          <w:numId w:val="95"/>
+        </w:numPr>
+      </w:pPr>
+      <w:r>
+        <w:t>Swagger UI.</w:t>
+      </w:r>
+    </w:p>
+    <w:p>
+      <w:pPr>
+        <w:numPr>
+          <w:ilvl w:val="0"/>
+          <w:numId w:val="95"/>
+        </w:numPr>
+      </w:pPr>
+      <w:r>
+        <w:t>Dashboard.</w:t>
+      </w:r>
+    </w:p>
+    <w:p>
+      <w:pPr>
+        <w:numPr>
+          <w:ilvl w:val="0"/>
+          <w:numId w:val="95"/>
+        </w:numPr>
+      </w:pPr>
+      <w:r>
+        <w:t>Chức năng dự báo.</w:t>
+      </w:r>
+    </w:p>
+    <w:p>
+      <w:pPr>
+        <w:pStyle w:val="Heading3"/>
+      </w:pPr>
+      <w:r>
+        <w:t>XII. Kết luận</w:t>
+      </w:r>
+    </w:p>
+    <w:p>
+      <w:r>
+        <w:t>Ví dụ</w:t>
+      </w:r>
+    </w:p>
+    <w:p>
+      <w:pPr>
+        <w:numPr>
+          <w:ilvl w:val="0"/>
+          <w:numId w:val="96"/>
+        </w:numPr>
+      </w:pPr>
+      <w:r>
+        <w:t>Mô hình đã được triển khai thành công.</w:t>
+      </w:r>
+    </w:p>
+    <w:p>
+      <w:pPr>
+        <w:numPr>
+          <w:ilvl w:val="0"/>
+          <w:numId w:val="96"/>
+        </w:numPr>
+      </w:pPr>
+      <w:r>
+        <w:t>API hoạt động ổn định.</w:t>
+      </w:r>
+    </w:p>
+    <w:p>
+      <w:pPr>
+        <w:numPr>
+          <w:ilvl w:val="0"/>
+          <w:numId w:val="96"/>
+        </w:numPr>
+      </w:pPr>
+      <w:r>
         <w:lastRenderedPageBreak/>
-        <w:t>XI. Hướng dẫn chạy ứng dụng</w:t>
-      </w:r>
-    </w:p>
-    <w:p>
-      <w:r>
-        <w:t>Chạy FastAPI</w:t>
-      </w:r>
-      <w:r>
-        <w:t xml:space="preserve">: </w:t>
-      </w:r>
-      <w:r>
-        <w:t>uvicorn app.api:app --reload</w:t>
-      </w:r>
-    </w:p>
-    <w:p>
-      <w:r>
-        <w:t>Chạy Streamlit</w:t>
-      </w:r>
-      <w:r>
-        <w:t xml:space="preserve"> :  </w:t>
-      </w:r>
-      <w:r>
-        <w:t>streamlit run app/streamlit_app.py</w:t>
-      </w:r>
-    </w:p>
-    <w:p>
-      <w:r>
-        <w:t>Kiểm tra:</w:t>
-      </w:r>
-    </w:p>
-    <w:p>
-      <w:pPr>
-        <w:numPr>
-          <w:ilvl w:val="0"/>
-          <w:numId w:val="95"/>
-        </w:numPr>
-      </w:pPr>
-      <w:r>
-        <w:t>Swagger UI.</w:t>
-      </w:r>
-    </w:p>
-    <w:p>
-      <w:pPr>
-        <w:numPr>
-          <w:ilvl w:val="0"/>
-          <w:numId w:val="95"/>
-        </w:numPr>
-      </w:pPr>
-      <w:r>
-        <w:t>Dashboard.</w:t>
-      </w:r>
-    </w:p>
-    <w:p>
-      <w:pPr>
-        <w:numPr>
-          <w:ilvl w:val="0"/>
-          <w:numId w:val="95"/>
-        </w:numPr>
-      </w:pPr>
-      <w:r>
-        <w:t>Chức năng dự báo.</w:t>
-      </w:r>
-    </w:p>
-    <w:p>
-      <w:pPr>
-        <w:pStyle w:val="Heading3"/>
-      </w:pPr>
-      <w:r>
-        <w:t>XII. Kết luận</w:t>
-      </w:r>
-    </w:p>
-    <w:p>
-      <w:r>
-        <w:t>Ví dụ</w:t>
-      </w:r>
-    </w:p>
-    <w:p>
-      <w:pPr>
-        <w:numPr>
-          <w:ilvl w:val="0"/>
-          <w:numId w:val="96"/>
-        </w:numPr>
-      </w:pPr>
-      <w:r>
-        <w:t>Mô hình đã được triển khai thành công.</w:t>
-      </w:r>
-    </w:p>
-    <w:p>
-      <w:pPr>
-        <w:numPr>
-          <w:ilvl w:val="0"/>
-          <w:numId w:val="96"/>
-        </w:numPr>
-      </w:pPr>
-      <w:r>
-        <w:t>API hoạt động ổn định.</w:t>
-      </w:r>
-    </w:p>
-    <w:p>
-      <w:pPr>
-        <w:numPr>
-          <w:ilvl w:val="0"/>
-          <w:numId w:val="96"/>
-        </w:numPr>
-      </w:pPr>
-      <w:r>
         <w:t>Dashboard cho phép người dùng tương tác và dự báo doanh số.</w:t>
       </w:r>
     </w:p>
@@ -12383,6 +12796,155 @@
 <file path=word/numbering.xml><?xml version="1.0" encoding="utf-8"?>
 <w:numbering xmlns:wpc="http://schemas.microsoft.com/office/word/2010/wordprocessingCanvas" xmlns:cx="http://schemas.microsoft.com/office/drawing/2014/chartex" xmlns:cx1="http://schemas.microsoft.com/office/drawing/2015/9/8/chartex" xmlns:cx2="http://schemas.microsoft.com/office/drawing/2015/10/21/chartex" xmlns:cx3="http://schemas.microsoft.com/office/drawing/2016/5/9/chartex" xmlns:cx4="http://schemas.microsoft.com/office/drawing/2016/5/10/chartex" xmlns:cx5="http://schemas.microsoft.com/office/drawing/2016/5/11/chartex" xmlns:cx6="http://schemas.microsoft.com/office/drawing/2016/5/12/chartex" xmlns:cx7="http://schemas.microsoft.com/office/drawing/2016/5/13/chartex" xmlns:cx8="http://schemas.microsoft.com/office/drawing/2016/5/14/chartex" xmlns:mc="http://schemas.openxmlformats.org/markup-compatibility/2006" xmlns:aink="http://schemas.microsoft.com/office/drawing/2016/ink" xmlns:am3d="http://schemas.microsoft.com/office/drawing/2017/model3d" xmlns:o="urn:schemas-microsoft-com:office:office" xmlns:oel="http://schemas.microsoft.com/office/2019/extlst" xmlns:r="http://schemas.openxmlformats.org/officeDocument/2006/relationships" xmlns:m="http://schemas.openxmlformats.org/officeDocument/2006/math" xmlns:v="urn:schemas-microsoft-com:vml" xmlns:wp14="http://schemas.microsoft.com/office/word/2010/wordprocessingDrawing" xmlns:wp="http://schemas.openxmlformats.org/drawingml/2006/wordprocessingDrawing" xmlns:w10="urn:schemas-microsoft-com:office:word" xmlns:w="http://schemas.openxmlformats.org/wordprocessingml/2006/main" xmlns:w14="http://schemas.microsoft.com/office/word/2010/wordml" xmlns:w15="http://schemas.microsoft.com/office/word/2012/wordml" xmlns:w16cex="http://schemas.microsoft.com/office/word/2018/wordml/cex" xmlns:w16cid="http://schemas.microsoft.com/office/word/2016/wordml/cid" xmlns:w16="http://schemas.microsoft.com/office/word/2018/wordml" xmlns:w16du="http://schemas.microsoft.com/office/word/2023/wordml/word16du" xmlns:w16sdtdh="http://schemas.microsoft.com/office/word/2020/wordml/sdtdatahash" xmlns:w16sdtfl="http://schemas.microsoft.com/office/word/2024/wordml/sdtformatlock" xmlns:w16se="http://schemas.microsoft.com/office/word/2015/wordml/symex" xmlns:wpg="http://schemas.microsoft.com/office/word/2010/wordprocessingGroup" xmlns:wpi="http://schemas.microsoft.com/office/word/2010/wordprocessingInk" xmlns:wne="http://schemas.microsoft.com/office/word/2006/wordml" xmlns:wps="http://schemas.microsoft.com/office/word/2010/wordprocessingShape" mc:Ignorable="w14 w15 w16se w16cid w16 w16cex w16sdtdh w16sdtfl w16du wp14">
   <w:abstractNum w:abstractNumId="0" w15:restartNumberingAfterBreak="0">
+    <w:nsid w:val="001F54CC"/>
+    <w:multiLevelType w:val="multilevel"/>
+    <w:tmpl w:val="C21402EE"/>
+    <w:lvl w:ilvl="0">
+      <w:start w:val="1"/>
+      <w:numFmt w:val="bullet"/>
+      <w:lvlText w:val=""/>
+      <w:lvlJc w:val="left"/>
+      <w:pPr>
+        <w:tabs>
+          <w:tab w:val="num" w:pos="720"/>
+        </w:tabs>
+        <w:ind w:left="720" w:hanging="360"/>
+      </w:pPr>
+      <w:rPr>
+        <w:rFonts w:ascii="Symbol" w:hAnsi="Symbol" w:hint="default"/>
+        <w:sz w:val="20"/>
+      </w:rPr>
+    </w:lvl>
+    <w:lvl w:ilvl="1" w:tentative="1">
+      <w:start w:val="1"/>
+      <w:numFmt w:val="bullet"/>
+      <w:lvlText w:val="o"/>
+      <w:lvlJc w:val="left"/>
+      <w:pPr>
+        <w:tabs>
+          <w:tab w:val="num" w:pos="1440"/>
+        </w:tabs>
+        <w:ind w:left="1440" w:hanging="360"/>
+      </w:pPr>
+      <w:rPr>
+        <w:rFonts w:ascii="Courier New" w:hAnsi="Courier New" w:hint="default"/>
+        <w:sz w:val="20"/>
+      </w:rPr>
+    </w:lvl>
+    <w:lvl w:ilvl="2" w:tentative="1">
+      <w:start w:val="1"/>
+      <w:numFmt w:val="bullet"/>
+      <w:lvlText w:val=""/>
+      <w:lvlJc w:val="left"/>
+      <w:pPr>
+        <w:tabs>
+          <w:tab w:val="num" w:pos="2160"/>
+        </w:tabs>
+        <w:ind w:left="2160" w:hanging="360"/>
+      </w:pPr>
+      <w:rPr>
+        <w:rFonts w:ascii="Wingdings" w:hAnsi="Wingdings" w:hint="default"/>
+        <w:sz w:val="20"/>
+      </w:rPr>
+    </w:lvl>
+    <w:lvl w:ilvl="3" w:tentative="1">
+      <w:start w:val="1"/>
+      <w:numFmt w:val="bullet"/>
+      <w:lvlText w:val=""/>
+      <w:lvlJc w:val="left"/>
+      <w:pPr>
+        <w:tabs>
+          <w:tab w:val="num" w:pos="2880"/>
+        </w:tabs>
+        <w:ind w:left="2880" w:hanging="360"/>
+      </w:pPr>
+      <w:rPr>
+        <w:rFonts w:ascii="Wingdings" w:hAnsi="Wingdings" w:hint="default"/>
+        <w:sz w:val="20"/>
+      </w:rPr>
+    </w:lvl>
+    <w:lvl w:ilvl="4" w:tentative="1">
+      <w:start w:val="1"/>
+      <w:numFmt w:val="bullet"/>
+      <w:lvlText w:val=""/>
+      <w:lvlJc w:val="left"/>
+      <w:pPr>
+        <w:tabs>
+          <w:tab w:val="num" w:pos="3600"/>
+        </w:tabs>
+        <w:ind w:left="3600" w:hanging="360"/>
+      </w:pPr>
+      <w:rPr>
+        <w:rFonts w:ascii="Wingdings" w:hAnsi="Wingdings" w:hint="default"/>
+        <w:sz w:val="20"/>
+      </w:rPr>
+    </w:lvl>
+    <w:lvl w:ilvl="5" w:tentative="1">
+      <w:start w:val="1"/>
+      <w:numFmt w:val="bullet"/>
+      <w:lvlText w:val=""/>
+      <w:lvlJc w:val="left"/>
+      <w:pPr>
+        <w:tabs>
+          <w:tab w:val="num" w:pos="4320"/>
+        </w:tabs>
+        <w:ind w:left="4320" w:hanging="360"/>
+      </w:pPr>
+      <w:rPr>
+        <w:rFonts w:ascii="Wingdings" w:hAnsi="Wingdings" w:hint="default"/>
+        <w:sz w:val="20"/>
+      </w:rPr>
+    </w:lvl>
+    <w:lvl w:ilvl="6" w:tentative="1">
+      <w:start w:val="1"/>
+      <w:numFmt w:val="bullet"/>
+      <w:lvlText w:val=""/>
+      <w:lvlJc w:val="left"/>
+      <w:pPr>
+        <w:tabs>
+          <w:tab w:val="num" w:pos="5040"/>
+        </w:tabs>
+        <w:ind w:left="5040" w:hanging="360"/>
+      </w:pPr>
+      <w:rPr>
+        <w:rFonts w:ascii="Wingdings" w:hAnsi="Wingdings" w:hint="default"/>
+        <w:sz w:val="20"/>
+      </w:rPr>
+    </w:lvl>
+    <w:lvl w:ilvl="7" w:tentative="1">
+      <w:start w:val="1"/>
+      <w:numFmt w:val="bullet"/>
+      <w:lvlText w:val=""/>
+      <w:lvlJc w:val="left"/>
+      <w:pPr>
+        <w:tabs>
+          <w:tab w:val="num" w:pos="5760"/>
+        </w:tabs>
+        <w:ind w:left="5760" w:hanging="360"/>
+      </w:pPr>
+      <w:rPr>
+        <w:rFonts w:ascii="Wingdings" w:hAnsi="Wingdings" w:hint="default"/>
+        <w:sz w:val="20"/>
+      </w:rPr>
+    </w:lvl>
+    <w:lvl w:ilvl="8" w:tentative="1">
+      <w:start w:val="1"/>
+      <w:numFmt w:val="bullet"/>
+      <w:lvlText w:val=""/>
+      <w:lvlJc w:val="left"/>
+      <w:pPr>
+        <w:tabs>
+          <w:tab w:val="num" w:pos="6480"/>
+        </w:tabs>
+        <w:ind w:left="6480" w:hanging="360"/>
+      </w:pPr>
+      <w:rPr>
+        <w:rFonts w:ascii="Wingdings" w:hAnsi="Wingdings" w:hint="default"/>
+        <w:sz w:val="20"/>
+      </w:rPr>
+    </w:lvl>
+  </w:abstractNum>
+  <w:abstractNum w:abstractNumId="1" w15:restartNumberingAfterBreak="0">
     <w:nsid w:val="041C5F84"/>
     <w:multiLevelType w:val="multilevel"/>
     <w:tmpl w:val="4EF22262"/>
@@ -12531,7 +13093,7 @@
       </w:rPr>
     </w:lvl>
   </w:abstractNum>
-  <w:abstractNum w:abstractNumId="1" w15:restartNumberingAfterBreak="0">
+  <w:abstractNum w:abstractNumId="2" w15:restartNumberingAfterBreak="0">
     <w:nsid w:val="05E83763"/>
     <w:multiLevelType w:val="multilevel"/>
     <w:tmpl w:val="07F6BC28"/>
@@ -12680,7 +13242,7 @@
       </w:rPr>
     </w:lvl>
   </w:abstractNum>
-  <w:abstractNum w:abstractNumId="2" w15:restartNumberingAfterBreak="0">
+  <w:abstractNum w:abstractNumId="3" w15:restartNumberingAfterBreak="0">
     <w:nsid w:val="081D6D1E"/>
     <w:multiLevelType w:val="multilevel"/>
     <w:tmpl w:val="B29C96B4"/>
@@ -12829,7 +13391,7 @@
       </w:rPr>
     </w:lvl>
   </w:abstractNum>
-  <w:abstractNum w:abstractNumId="3" w15:restartNumberingAfterBreak="0">
+  <w:abstractNum w:abstractNumId="4" w15:restartNumberingAfterBreak="0">
     <w:nsid w:val="09B05A0D"/>
     <w:multiLevelType w:val="multilevel"/>
     <w:tmpl w:val="FF0274D4"/>
@@ -12978,7 +13540,7 @@
       </w:rPr>
     </w:lvl>
   </w:abstractNum>
-  <w:abstractNum w:abstractNumId="4" w15:restartNumberingAfterBreak="0">
+  <w:abstractNum w:abstractNumId="5" w15:restartNumberingAfterBreak="0">
     <w:nsid w:val="09E07487"/>
     <w:multiLevelType w:val="multilevel"/>
     <w:tmpl w:val="7A2EBC14"/>
@@ -13127,7 +13689,7 @@
       </w:rPr>
     </w:lvl>
   </w:abstractNum>
-  <w:abstractNum w:abstractNumId="5" w15:restartNumberingAfterBreak="0">
+  <w:abstractNum w:abstractNumId="6" w15:restartNumberingAfterBreak="0">
     <w:nsid w:val="0A3E1776"/>
     <w:multiLevelType w:val="multilevel"/>
     <w:tmpl w:val="6A5E2EC2"/>
@@ -13276,7 +13838,7 @@
       </w:rPr>
     </w:lvl>
   </w:abstractNum>
-  <w:abstractNum w:abstractNumId="6" w15:restartNumberingAfterBreak="0">
+  <w:abstractNum w:abstractNumId="7" w15:restartNumberingAfterBreak="0">
     <w:nsid w:val="0A6035C1"/>
     <w:multiLevelType w:val="multilevel"/>
     <w:tmpl w:val="FA1CAD10"/>
@@ -13425,7 +13987,7 @@
       </w:rPr>
     </w:lvl>
   </w:abstractNum>
-  <w:abstractNum w:abstractNumId="7" w15:restartNumberingAfterBreak="0">
+  <w:abstractNum w:abstractNumId="8" w15:restartNumberingAfterBreak="0">
     <w:nsid w:val="0AFA4754"/>
     <w:multiLevelType w:val="multilevel"/>
     <w:tmpl w:val="3E7690FC"/>
@@ -13574,7 +14136,156 @@
       </w:rPr>
     </w:lvl>
   </w:abstractNum>
-  <w:abstractNum w:abstractNumId="8" w15:restartNumberingAfterBreak="0">
+  <w:abstractNum w:abstractNumId="9" w15:restartNumberingAfterBreak="0">
+    <w:nsid w:val="0BFC677B"/>
+    <w:multiLevelType w:val="multilevel"/>
+    <w:tmpl w:val="69EE6B94"/>
+    <w:lvl w:ilvl="0">
+      <w:start w:val="1"/>
+      <w:numFmt w:val="bullet"/>
+      <w:lvlText w:val=""/>
+      <w:lvlJc w:val="left"/>
+      <w:pPr>
+        <w:tabs>
+          <w:tab w:val="num" w:pos="720"/>
+        </w:tabs>
+        <w:ind w:left="720" w:hanging="360"/>
+      </w:pPr>
+      <w:rPr>
+        <w:rFonts w:ascii="Symbol" w:hAnsi="Symbol" w:hint="default"/>
+        <w:sz w:val="20"/>
+      </w:rPr>
+    </w:lvl>
+    <w:lvl w:ilvl="1" w:tentative="1">
+      <w:start w:val="1"/>
+      <w:numFmt w:val="bullet"/>
+      <w:lvlText w:val="o"/>
+      <w:lvlJc w:val="left"/>
+      <w:pPr>
+        <w:tabs>
+          <w:tab w:val="num" w:pos="1440"/>
+        </w:tabs>
+        <w:ind w:left="1440" w:hanging="360"/>
+      </w:pPr>
+      <w:rPr>
+        <w:rFonts w:ascii="Courier New" w:hAnsi="Courier New" w:hint="default"/>
+        <w:sz w:val="20"/>
+      </w:rPr>
+    </w:lvl>
+    <w:lvl w:ilvl="2" w:tentative="1">
+      <w:start w:val="1"/>
+      <w:numFmt w:val="bullet"/>
+      <w:lvlText w:val=""/>
+      <w:lvlJc w:val="left"/>
+      <w:pPr>
+        <w:tabs>
+          <w:tab w:val="num" w:pos="2160"/>
+        </w:tabs>
+        <w:ind w:left="2160" w:hanging="360"/>
+      </w:pPr>
+      <w:rPr>
+        <w:rFonts w:ascii="Wingdings" w:hAnsi="Wingdings" w:hint="default"/>
+        <w:sz w:val="20"/>
+      </w:rPr>
+    </w:lvl>
+    <w:lvl w:ilvl="3" w:tentative="1">
+      <w:start w:val="1"/>
+      <w:numFmt w:val="bullet"/>
+      <w:lvlText w:val=""/>
+      <w:lvlJc w:val="left"/>
+      <w:pPr>
+        <w:tabs>
+          <w:tab w:val="num" w:pos="2880"/>
+        </w:tabs>
+        <w:ind w:left="2880" w:hanging="360"/>
+      </w:pPr>
+      <w:rPr>
+        <w:rFonts w:ascii="Wingdings" w:hAnsi="Wingdings" w:hint="default"/>
+        <w:sz w:val="20"/>
+      </w:rPr>
+    </w:lvl>
+    <w:lvl w:ilvl="4" w:tentative="1">
+      <w:start w:val="1"/>
+      <w:numFmt w:val="bullet"/>
+      <w:lvlText w:val=""/>
+      <w:lvlJc w:val="left"/>
+      <w:pPr>
+        <w:tabs>
+          <w:tab w:val="num" w:pos="3600"/>
+        </w:tabs>
+        <w:ind w:left="3600" w:hanging="360"/>
+      </w:pPr>
+      <w:rPr>
+        <w:rFonts w:ascii="Wingdings" w:hAnsi="Wingdings" w:hint="default"/>
+        <w:sz w:val="20"/>
+      </w:rPr>
+    </w:lvl>
+    <w:lvl w:ilvl="5" w:tentative="1">
+      <w:start w:val="1"/>
+      <w:numFmt w:val="bullet"/>
+      <w:lvlText w:val=""/>
+      <w:lvlJc w:val="left"/>
+      <w:pPr>
+        <w:tabs>
+          <w:tab w:val="num" w:pos="4320"/>
+        </w:tabs>
+        <w:ind w:left="4320" w:hanging="360"/>
+      </w:pPr>
+      <w:rPr>
+        <w:rFonts w:ascii="Wingdings" w:hAnsi="Wingdings" w:hint="default"/>
+        <w:sz w:val="20"/>
+      </w:rPr>
+    </w:lvl>
+    <w:lvl w:ilvl="6" w:tentative="1">
+      <w:start w:val="1"/>
+      <w:numFmt w:val="bullet"/>
+      <w:lvlText w:val=""/>
+      <w:lvlJc w:val="left"/>
+      <w:pPr>
+        <w:tabs>
+          <w:tab w:val="num" w:pos="5040"/>
+        </w:tabs>
+        <w:ind w:left="5040" w:hanging="360"/>
+      </w:pPr>
+      <w:rPr>
+        <w:rFonts w:ascii="Wingdings" w:hAnsi="Wingdings" w:hint="default"/>
+        <w:sz w:val="20"/>
+      </w:rPr>
+    </w:lvl>
+    <w:lvl w:ilvl="7" w:tentative="1">
+      <w:start w:val="1"/>
+      <w:numFmt w:val="bullet"/>
+      <w:lvlText w:val=""/>
+      <w:lvlJc w:val="left"/>
+      <w:pPr>
+        <w:tabs>
+          <w:tab w:val="num" w:pos="5760"/>
+        </w:tabs>
+        <w:ind w:left="5760" w:hanging="360"/>
+      </w:pPr>
+      <w:rPr>
+        <w:rFonts w:ascii="Wingdings" w:hAnsi="Wingdings" w:hint="default"/>
+        <w:sz w:val="20"/>
+      </w:rPr>
+    </w:lvl>
+    <w:lvl w:ilvl="8" w:tentative="1">
+      <w:start w:val="1"/>
+      <w:numFmt w:val="bullet"/>
+      <w:lvlText w:val=""/>
+      <w:lvlJc w:val="left"/>
+      <w:pPr>
+        <w:tabs>
+          <w:tab w:val="num" w:pos="6480"/>
+        </w:tabs>
+        <w:ind w:left="6480" w:hanging="360"/>
+      </w:pPr>
+      <w:rPr>
+        <w:rFonts w:ascii="Wingdings" w:hAnsi="Wingdings" w:hint="default"/>
+        <w:sz w:val="20"/>
+      </w:rPr>
+    </w:lvl>
+  </w:abstractNum>
+  <w:abstractNum w:abstractNumId="10" w15:restartNumberingAfterBreak="0">
     <w:nsid w:val="0C17050A"/>
     <w:multiLevelType w:val="multilevel"/>
     <w:tmpl w:val="E28A44DC"/>
@@ -13723,7 +14434,7 @@
       </w:rPr>
     </w:lvl>
   </w:abstractNum>
-  <w:abstractNum w:abstractNumId="9" w15:restartNumberingAfterBreak="0">
+  <w:abstractNum w:abstractNumId="11" w15:restartNumberingAfterBreak="0">
     <w:nsid w:val="0D4A025B"/>
     <w:multiLevelType w:val="multilevel"/>
     <w:tmpl w:val="2D3A8DD4"/>
@@ -13872,7 +14583,7 @@
       </w:rPr>
     </w:lvl>
   </w:abstractNum>
-  <w:abstractNum w:abstractNumId="10" w15:restartNumberingAfterBreak="0">
+  <w:abstractNum w:abstractNumId="12" w15:restartNumberingAfterBreak="0">
     <w:nsid w:val="0E4824CE"/>
     <w:multiLevelType w:val="multilevel"/>
     <w:tmpl w:val="49525870"/>
@@ -13989,7 +14700,7 @@
       </w:pPr>
     </w:lvl>
   </w:abstractNum>
-  <w:abstractNum w:abstractNumId="11" w15:restartNumberingAfterBreak="0">
+  <w:abstractNum w:abstractNumId="13" w15:restartNumberingAfterBreak="0">
     <w:nsid w:val="0F723A92"/>
     <w:multiLevelType w:val="multilevel"/>
     <w:tmpl w:val="669CE23C"/>
@@ -14138,7 +14849,7 @@
       </w:rPr>
     </w:lvl>
   </w:abstractNum>
-  <w:abstractNum w:abstractNumId="12" w15:restartNumberingAfterBreak="0">
+  <w:abstractNum w:abstractNumId="14" w15:restartNumberingAfterBreak="0">
     <w:nsid w:val="11343B1B"/>
     <w:multiLevelType w:val="multilevel"/>
     <w:tmpl w:val="8966965C"/>
@@ -14287,7 +14998,7 @@
       </w:rPr>
     </w:lvl>
   </w:abstractNum>
-  <w:abstractNum w:abstractNumId="13" w15:restartNumberingAfterBreak="0">
+  <w:abstractNum w:abstractNumId="15" w15:restartNumberingAfterBreak="0">
     <w:nsid w:val="114D78ED"/>
     <w:multiLevelType w:val="multilevel"/>
     <w:tmpl w:val="F836DE62"/>
@@ -14436,7 +15147,7 @@
       </w:rPr>
     </w:lvl>
   </w:abstractNum>
-  <w:abstractNum w:abstractNumId="14" w15:restartNumberingAfterBreak="0">
+  <w:abstractNum w:abstractNumId="16" w15:restartNumberingAfterBreak="0">
     <w:nsid w:val="134C71EC"/>
     <w:multiLevelType w:val="multilevel"/>
     <w:tmpl w:val="6E505884"/>
@@ -14585,7 +15296,7 @@
       </w:rPr>
     </w:lvl>
   </w:abstractNum>
-  <w:abstractNum w:abstractNumId="15" w15:restartNumberingAfterBreak="0">
+  <w:abstractNum w:abstractNumId="17" w15:restartNumberingAfterBreak="0">
     <w:nsid w:val="147C13AC"/>
     <w:multiLevelType w:val="multilevel"/>
     <w:tmpl w:val="CA36349C"/>
@@ -14734,7 +15445,7 @@
       </w:rPr>
     </w:lvl>
   </w:abstractNum>
-  <w:abstractNum w:abstractNumId="16" w15:restartNumberingAfterBreak="0">
+  <w:abstractNum w:abstractNumId="18" w15:restartNumberingAfterBreak="0">
     <w:nsid w:val="15DF44BF"/>
     <w:multiLevelType w:val="multilevel"/>
     <w:tmpl w:val="24A2CD2E"/>
@@ -14883,7 +15594,7 @@
       </w:rPr>
     </w:lvl>
   </w:abstractNum>
-  <w:abstractNum w:abstractNumId="17" w15:restartNumberingAfterBreak="0">
+  <w:abstractNum w:abstractNumId="19" w15:restartNumberingAfterBreak="0">
     <w:nsid w:val="1617305F"/>
     <w:multiLevelType w:val="multilevel"/>
     <w:tmpl w:val="EAE2A296"/>
@@ -15032,7 +15743,7 @@
       </w:rPr>
     </w:lvl>
   </w:abstractNum>
-  <w:abstractNum w:abstractNumId="18" w15:restartNumberingAfterBreak="0">
+  <w:abstractNum w:abstractNumId="20" w15:restartNumberingAfterBreak="0">
     <w:nsid w:val="17B6686D"/>
     <w:multiLevelType w:val="multilevel"/>
     <w:tmpl w:val="E90AEBE4"/>
@@ -15181,7 +15892,7 @@
       </w:rPr>
     </w:lvl>
   </w:abstractNum>
-  <w:abstractNum w:abstractNumId="19" w15:restartNumberingAfterBreak="0">
+  <w:abstractNum w:abstractNumId="21" w15:restartNumberingAfterBreak="0">
     <w:nsid w:val="18117080"/>
     <w:multiLevelType w:val="multilevel"/>
     <w:tmpl w:val="3DD47702"/>
@@ -15330,7 +16041,7 @@
       </w:rPr>
     </w:lvl>
   </w:abstractNum>
-  <w:abstractNum w:abstractNumId="20" w15:restartNumberingAfterBreak="0">
+  <w:abstractNum w:abstractNumId="22" w15:restartNumberingAfterBreak="0">
     <w:nsid w:val="1B250DCF"/>
     <w:multiLevelType w:val="multilevel"/>
     <w:tmpl w:val="CCEE7EC6"/>
@@ -15479,7 +16190,7 @@
       </w:rPr>
     </w:lvl>
   </w:abstractNum>
-  <w:abstractNum w:abstractNumId="21" w15:restartNumberingAfterBreak="0">
+  <w:abstractNum w:abstractNumId="23" w15:restartNumberingAfterBreak="0">
     <w:nsid w:val="1D311C38"/>
     <w:multiLevelType w:val="multilevel"/>
     <w:tmpl w:val="9E664754"/>
@@ -15628,7 +16339,7 @@
       </w:rPr>
     </w:lvl>
   </w:abstractNum>
-  <w:abstractNum w:abstractNumId="22" w15:restartNumberingAfterBreak="0">
+  <w:abstractNum w:abstractNumId="24" w15:restartNumberingAfterBreak="0">
     <w:nsid w:val="1DFB5675"/>
     <w:multiLevelType w:val="multilevel"/>
     <w:tmpl w:val="2F727AF8"/>
@@ -15777,7 +16488,7 @@
       </w:rPr>
     </w:lvl>
   </w:abstractNum>
-  <w:abstractNum w:abstractNumId="23" w15:restartNumberingAfterBreak="0">
+  <w:abstractNum w:abstractNumId="25" w15:restartNumberingAfterBreak="0">
     <w:nsid w:val="1E653D7E"/>
     <w:multiLevelType w:val="multilevel"/>
     <w:tmpl w:val="83745CFE"/>
@@ -15926,7 +16637,7 @@
       </w:rPr>
     </w:lvl>
   </w:abstractNum>
-  <w:abstractNum w:abstractNumId="24" w15:restartNumberingAfterBreak="0">
+  <w:abstractNum w:abstractNumId="26" w15:restartNumberingAfterBreak="0">
     <w:nsid w:val="205636B8"/>
     <w:multiLevelType w:val="multilevel"/>
     <w:tmpl w:val="DBE21114"/>
@@ -16075,7 +16786,7 @@
       </w:rPr>
     </w:lvl>
   </w:abstractNum>
-  <w:abstractNum w:abstractNumId="25" w15:restartNumberingAfterBreak="0">
+  <w:abstractNum w:abstractNumId="27" w15:restartNumberingAfterBreak="0">
     <w:nsid w:val="240C186A"/>
     <w:multiLevelType w:val="multilevel"/>
     <w:tmpl w:val="8EB428FE"/>
@@ -16224,7 +16935,7 @@
       </w:rPr>
     </w:lvl>
   </w:abstractNum>
-  <w:abstractNum w:abstractNumId="26" w15:restartNumberingAfterBreak="0">
+  <w:abstractNum w:abstractNumId="28" w15:restartNumberingAfterBreak="0">
     <w:nsid w:val="252A67BF"/>
     <w:multiLevelType w:val="multilevel"/>
     <w:tmpl w:val="ABE4C832"/>
@@ -16337,7 +17048,7 @@
       </w:pPr>
     </w:lvl>
   </w:abstractNum>
-  <w:abstractNum w:abstractNumId="27" w15:restartNumberingAfterBreak="0">
+  <w:abstractNum w:abstractNumId="29" w15:restartNumberingAfterBreak="0">
     <w:nsid w:val="25637DAF"/>
     <w:multiLevelType w:val="multilevel"/>
     <w:tmpl w:val="F3C6A012"/>
@@ -16486,7 +17197,7 @@
       </w:rPr>
     </w:lvl>
   </w:abstractNum>
-  <w:abstractNum w:abstractNumId="28" w15:restartNumberingAfterBreak="0">
+  <w:abstractNum w:abstractNumId="30" w15:restartNumberingAfterBreak="0">
     <w:nsid w:val="2595041A"/>
     <w:multiLevelType w:val="multilevel"/>
     <w:tmpl w:val="194A93BA"/>
@@ -16635,7 +17346,7 @@
       </w:rPr>
     </w:lvl>
   </w:abstractNum>
-  <w:abstractNum w:abstractNumId="29" w15:restartNumberingAfterBreak="0">
+  <w:abstractNum w:abstractNumId="31" w15:restartNumberingAfterBreak="0">
     <w:nsid w:val="2674632E"/>
     <w:multiLevelType w:val="multilevel"/>
     <w:tmpl w:val="501A6988"/>
@@ -16784,7 +17495,7 @@
       </w:rPr>
     </w:lvl>
   </w:abstractNum>
-  <w:abstractNum w:abstractNumId="30" w15:restartNumberingAfterBreak="0">
+  <w:abstractNum w:abstractNumId="32" w15:restartNumberingAfterBreak="0">
     <w:nsid w:val="271E57A4"/>
     <w:multiLevelType w:val="multilevel"/>
     <w:tmpl w:val="ED08DE80"/>
@@ -16933,7 +17644,7 @@
       </w:rPr>
     </w:lvl>
   </w:abstractNum>
-  <w:abstractNum w:abstractNumId="31" w15:restartNumberingAfterBreak="0">
+  <w:abstractNum w:abstractNumId="33" w15:restartNumberingAfterBreak="0">
     <w:nsid w:val="28B5550D"/>
     <w:multiLevelType w:val="multilevel"/>
     <w:tmpl w:val="46D4ABE2"/>
@@ -17082,7 +17793,7 @@
       </w:rPr>
     </w:lvl>
   </w:abstractNum>
-  <w:abstractNum w:abstractNumId="32" w15:restartNumberingAfterBreak="0">
+  <w:abstractNum w:abstractNumId="34" w15:restartNumberingAfterBreak="0">
     <w:nsid w:val="28E92DAE"/>
     <w:multiLevelType w:val="multilevel"/>
     <w:tmpl w:val="6DA4CDF4"/>
@@ -17231,7 +17942,7 @@
       </w:rPr>
     </w:lvl>
   </w:abstractNum>
-  <w:abstractNum w:abstractNumId="33" w15:restartNumberingAfterBreak="0">
+  <w:abstractNum w:abstractNumId="35" w15:restartNumberingAfterBreak="0">
     <w:nsid w:val="2A8D0D5F"/>
     <w:multiLevelType w:val="multilevel"/>
     <w:tmpl w:val="37843388"/>
@@ -17348,7 +18059,7 @@
       </w:pPr>
     </w:lvl>
   </w:abstractNum>
-  <w:abstractNum w:abstractNumId="34" w15:restartNumberingAfterBreak="0">
+  <w:abstractNum w:abstractNumId="36" w15:restartNumberingAfterBreak="0">
     <w:nsid w:val="2ACC08E5"/>
     <w:multiLevelType w:val="multilevel"/>
     <w:tmpl w:val="AE043F92"/>
@@ -17465,7 +18176,7 @@
       </w:pPr>
     </w:lvl>
   </w:abstractNum>
-  <w:abstractNum w:abstractNumId="35" w15:restartNumberingAfterBreak="0">
+  <w:abstractNum w:abstractNumId="37" w15:restartNumberingAfterBreak="0">
     <w:nsid w:val="2C3369BA"/>
     <w:multiLevelType w:val="multilevel"/>
     <w:tmpl w:val="8514DD4A"/>
@@ -17578,7 +18289,7 @@
       </w:pPr>
     </w:lvl>
   </w:abstractNum>
-  <w:abstractNum w:abstractNumId="36" w15:restartNumberingAfterBreak="0">
+  <w:abstractNum w:abstractNumId="38" w15:restartNumberingAfterBreak="0">
     <w:nsid w:val="2C5D36A6"/>
     <w:multiLevelType w:val="multilevel"/>
     <w:tmpl w:val="8A1E0DC4"/>
@@ -17727,7 +18438,7 @@
       </w:rPr>
     </w:lvl>
   </w:abstractNum>
-  <w:abstractNum w:abstractNumId="37" w15:restartNumberingAfterBreak="0">
+  <w:abstractNum w:abstractNumId="39" w15:restartNumberingAfterBreak="0">
     <w:nsid w:val="2C8E073B"/>
     <w:multiLevelType w:val="multilevel"/>
     <w:tmpl w:val="32402388"/>
@@ -17876,7 +18587,7 @@
       </w:rPr>
     </w:lvl>
   </w:abstractNum>
-  <w:abstractNum w:abstractNumId="38" w15:restartNumberingAfterBreak="0">
+  <w:abstractNum w:abstractNumId="40" w15:restartNumberingAfterBreak="0">
     <w:nsid w:val="2D1E19E1"/>
     <w:multiLevelType w:val="multilevel"/>
     <w:tmpl w:val="E1F4D4AE"/>
@@ -18025,7 +18736,7 @@
       </w:rPr>
     </w:lvl>
   </w:abstractNum>
-  <w:abstractNum w:abstractNumId="39" w15:restartNumberingAfterBreak="0">
+  <w:abstractNum w:abstractNumId="41" w15:restartNumberingAfterBreak="0">
     <w:nsid w:val="2E1E6608"/>
     <w:multiLevelType w:val="multilevel"/>
     <w:tmpl w:val="328695A0"/>
@@ -18174,7 +18885,7 @@
       </w:rPr>
     </w:lvl>
   </w:abstractNum>
-  <w:abstractNum w:abstractNumId="40" w15:restartNumberingAfterBreak="0">
+  <w:abstractNum w:abstractNumId="42" w15:restartNumberingAfterBreak="0">
     <w:nsid w:val="2E6502D2"/>
     <w:multiLevelType w:val="multilevel"/>
     <w:tmpl w:val="CEC63C4A"/>
@@ -18323,7 +19034,156 @@
       </w:rPr>
     </w:lvl>
   </w:abstractNum>
-  <w:abstractNum w:abstractNumId="41" w15:restartNumberingAfterBreak="0">
+  <w:abstractNum w:abstractNumId="43" w15:restartNumberingAfterBreak="0">
+    <w:nsid w:val="2E85574E"/>
+    <w:multiLevelType w:val="multilevel"/>
+    <w:tmpl w:val="186C3B02"/>
+    <w:lvl w:ilvl="0">
+      <w:start w:val="1"/>
+      <w:numFmt w:val="bullet"/>
+      <w:lvlText w:val=""/>
+      <w:lvlJc w:val="left"/>
+      <w:pPr>
+        <w:tabs>
+          <w:tab w:val="num" w:pos="720"/>
+        </w:tabs>
+        <w:ind w:left="720" w:hanging="360"/>
+      </w:pPr>
+      <w:rPr>
+        <w:rFonts w:ascii="Symbol" w:hAnsi="Symbol" w:hint="default"/>
+        <w:sz w:val="20"/>
+      </w:rPr>
+    </w:lvl>
+    <w:lvl w:ilvl="1" w:tentative="1">
+      <w:start w:val="1"/>
+      <w:numFmt w:val="bullet"/>
+      <w:lvlText w:val="o"/>
+      <w:lvlJc w:val="left"/>
+      <w:pPr>
+        <w:tabs>
+          <w:tab w:val="num" w:pos="1440"/>
+        </w:tabs>
+        <w:ind w:left="1440" w:hanging="360"/>
+      </w:pPr>
+      <w:rPr>
+        <w:rFonts w:ascii="Courier New" w:hAnsi="Courier New" w:hint="default"/>
+        <w:sz w:val="20"/>
+      </w:rPr>
+    </w:lvl>
+    <w:lvl w:ilvl="2" w:tentative="1">
+      <w:start w:val="1"/>
+      <w:numFmt w:val="bullet"/>
+      <w:lvlText w:val=""/>
+      <w:lvlJc w:val="left"/>
+      <w:pPr>
+        <w:tabs>
+          <w:tab w:val="num" w:pos="2160"/>
+        </w:tabs>
+        <w:ind w:left="2160" w:hanging="360"/>
+      </w:pPr>
+      <w:rPr>
+        <w:rFonts w:ascii="Wingdings" w:hAnsi="Wingdings" w:hint="default"/>
+        <w:sz w:val="20"/>
+      </w:rPr>
+    </w:lvl>
+    <w:lvl w:ilvl="3" w:tentative="1">
+      <w:start w:val="1"/>
+      <w:numFmt w:val="bullet"/>
+      <w:lvlText w:val=""/>
+      <w:lvlJc w:val="left"/>
+      <w:pPr>
+        <w:tabs>
+          <w:tab w:val="num" w:pos="2880"/>
+        </w:tabs>
+        <w:ind w:left="2880" w:hanging="360"/>
+      </w:pPr>
+      <w:rPr>
+        <w:rFonts w:ascii="Wingdings" w:hAnsi="Wingdings" w:hint="default"/>
+        <w:sz w:val="20"/>
+      </w:rPr>
+    </w:lvl>
+    <w:lvl w:ilvl="4" w:tentative="1">
+      <w:start w:val="1"/>
+      <w:numFmt w:val="bullet"/>
+      <w:lvlText w:val=""/>
+      <w:lvlJc w:val="left"/>
+      <w:pPr>
+        <w:tabs>
+          <w:tab w:val="num" w:pos="3600"/>
+        </w:tabs>
+        <w:ind w:left="3600" w:hanging="360"/>
+      </w:pPr>
+      <w:rPr>
+        <w:rFonts w:ascii="Wingdings" w:hAnsi="Wingdings" w:hint="default"/>
+        <w:sz w:val="20"/>
+      </w:rPr>
+    </w:lvl>
+    <w:lvl w:ilvl="5" w:tentative="1">
+      <w:start w:val="1"/>
+      <w:numFmt w:val="bullet"/>
+      <w:lvlText w:val=""/>
+      <w:lvlJc w:val="left"/>
+      <w:pPr>
+        <w:tabs>
+          <w:tab w:val="num" w:pos="4320"/>
+        </w:tabs>
+        <w:ind w:left="4320" w:hanging="360"/>
+      </w:pPr>
+      <w:rPr>
+        <w:rFonts w:ascii="Wingdings" w:hAnsi="Wingdings" w:hint="default"/>
+        <w:sz w:val="20"/>
+      </w:rPr>
+    </w:lvl>
+    <w:lvl w:ilvl="6" w:tentative="1">
+      <w:start w:val="1"/>
+      <w:numFmt w:val="bullet"/>
+      <w:lvlText w:val=""/>
+      <w:lvlJc w:val="left"/>
+      <w:pPr>
+        <w:tabs>
+          <w:tab w:val="num" w:pos="5040"/>
+        </w:tabs>
+        <w:ind w:left="5040" w:hanging="360"/>
+      </w:pPr>
+      <w:rPr>
+        <w:rFonts w:ascii="Wingdings" w:hAnsi="Wingdings" w:hint="default"/>
+        <w:sz w:val="20"/>
+      </w:rPr>
+    </w:lvl>
+    <w:lvl w:ilvl="7" w:tentative="1">
+      <w:start w:val="1"/>
+      <w:numFmt w:val="bullet"/>
+      <w:lvlText w:val=""/>
+      <w:lvlJc w:val="left"/>
+      <w:pPr>
+        <w:tabs>
+          <w:tab w:val="num" w:pos="5760"/>
+        </w:tabs>
+        <w:ind w:left="5760" w:hanging="360"/>
+      </w:pPr>
+      <w:rPr>
+        <w:rFonts w:ascii="Wingdings" w:hAnsi="Wingdings" w:hint="default"/>
+        <w:sz w:val="20"/>
+      </w:rPr>
+    </w:lvl>
+    <w:lvl w:ilvl="8" w:tentative="1">
+      <w:start w:val="1"/>
+      <w:numFmt w:val="bullet"/>
+      <w:lvlText w:val=""/>
+      <w:lvlJc w:val="left"/>
+      <w:pPr>
+        <w:tabs>
+          <w:tab w:val="num" w:pos="6480"/>
+        </w:tabs>
+        <w:ind w:left="6480" w:hanging="360"/>
+      </w:pPr>
+      <w:rPr>
+        <w:rFonts w:ascii="Wingdings" w:hAnsi="Wingdings" w:hint="default"/>
+        <w:sz w:val="20"/>
+      </w:rPr>
+    </w:lvl>
+  </w:abstractNum>
+  <w:abstractNum w:abstractNumId="44" w15:restartNumberingAfterBreak="0">
     <w:nsid w:val="2E9A149B"/>
     <w:multiLevelType w:val="multilevel"/>
     <w:tmpl w:val="69DC8812"/>
@@ -18472,7 +19332,7 @@
       </w:rPr>
     </w:lvl>
   </w:abstractNum>
-  <w:abstractNum w:abstractNumId="42" w15:restartNumberingAfterBreak="0">
+  <w:abstractNum w:abstractNumId="45" w15:restartNumberingAfterBreak="0">
     <w:nsid w:val="300B5583"/>
     <w:multiLevelType w:val="multilevel"/>
     <w:tmpl w:val="76D68DEE"/>
@@ -18621,7 +19481,7 @@
       </w:rPr>
     </w:lvl>
   </w:abstractNum>
-  <w:abstractNum w:abstractNumId="43" w15:restartNumberingAfterBreak="0">
+  <w:abstractNum w:abstractNumId="46" w15:restartNumberingAfterBreak="0">
     <w:nsid w:val="30E463D4"/>
     <w:multiLevelType w:val="multilevel"/>
     <w:tmpl w:val="1464B426"/>
@@ -18770,7 +19630,7 @@
       </w:rPr>
     </w:lvl>
   </w:abstractNum>
-  <w:abstractNum w:abstractNumId="44" w15:restartNumberingAfterBreak="0">
+  <w:abstractNum w:abstractNumId="47" w15:restartNumberingAfterBreak="0">
     <w:nsid w:val="31AF40B6"/>
     <w:multiLevelType w:val="multilevel"/>
     <w:tmpl w:val="6CF453F0"/>
@@ -18919,7 +19779,7 @@
       </w:rPr>
     </w:lvl>
   </w:abstractNum>
-  <w:abstractNum w:abstractNumId="45" w15:restartNumberingAfterBreak="0">
+  <w:abstractNum w:abstractNumId="48" w15:restartNumberingAfterBreak="0">
     <w:nsid w:val="34FB2C74"/>
     <w:multiLevelType w:val="multilevel"/>
     <w:tmpl w:val="2EA249F6"/>
@@ -19068,7 +19928,7 @@
       </w:rPr>
     </w:lvl>
   </w:abstractNum>
-  <w:abstractNum w:abstractNumId="46" w15:restartNumberingAfterBreak="0">
+  <w:abstractNum w:abstractNumId="49" w15:restartNumberingAfterBreak="0">
     <w:nsid w:val="35745872"/>
     <w:multiLevelType w:val="multilevel"/>
     <w:tmpl w:val="AEF6C2E8"/>
@@ -19217,7 +20077,7 @@
       </w:rPr>
     </w:lvl>
   </w:abstractNum>
-  <w:abstractNum w:abstractNumId="47" w15:restartNumberingAfterBreak="0">
+  <w:abstractNum w:abstractNumId="50" w15:restartNumberingAfterBreak="0">
     <w:nsid w:val="359C6AA6"/>
     <w:multiLevelType w:val="multilevel"/>
     <w:tmpl w:val="3E9427F2"/>
@@ -19366,7 +20226,7 @@
       </w:rPr>
     </w:lvl>
   </w:abstractNum>
-  <w:abstractNum w:abstractNumId="48" w15:restartNumberingAfterBreak="0">
+  <w:abstractNum w:abstractNumId="51" w15:restartNumberingAfterBreak="0">
     <w:nsid w:val="36620D46"/>
     <w:multiLevelType w:val="multilevel"/>
     <w:tmpl w:val="B59A56CA"/>
@@ -19515,7 +20375,156 @@
       </w:rPr>
     </w:lvl>
   </w:abstractNum>
-  <w:abstractNum w:abstractNumId="49" w15:restartNumberingAfterBreak="0">
+  <w:abstractNum w:abstractNumId="52" w15:restartNumberingAfterBreak="0">
+    <w:nsid w:val="370C7C70"/>
+    <w:multiLevelType w:val="multilevel"/>
+    <w:tmpl w:val="4600D406"/>
+    <w:lvl w:ilvl="0">
+      <w:start w:val="1"/>
+      <w:numFmt w:val="bullet"/>
+      <w:lvlText w:val=""/>
+      <w:lvlJc w:val="left"/>
+      <w:pPr>
+        <w:tabs>
+          <w:tab w:val="num" w:pos="720"/>
+        </w:tabs>
+        <w:ind w:left="720" w:hanging="360"/>
+      </w:pPr>
+      <w:rPr>
+        <w:rFonts w:ascii="Symbol" w:hAnsi="Symbol" w:hint="default"/>
+        <w:sz w:val="20"/>
+      </w:rPr>
+    </w:lvl>
+    <w:lvl w:ilvl="1" w:tentative="1">
+      <w:start w:val="1"/>
+      <w:numFmt w:val="bullet"/>
+      <w:lvlText w:val="o"/>
+      <w:lvlJc w:val="left"/>
+      <w:pPr>
+        <w:tabs>
+          <w:tab w:val="num" w:pos="1440"/>
+        </w:tabs>
+        <w:ind w:left="1440" w:hanging="360"/>
+      </w:pPr>
+      <w:rPr>
+        <w:rFonts w:ascii="Courier New" w:hAnsi="Courier New" w:hint="default"/>
+        <w:sz w:val="20"/>
+      </w:rPr>
+    </w:lvl>
+    <w:lvl w:ilvl="2" w:tentative="1">
+      <w:start w:val="1"/>
+      <w:numFmt w:val="bullet"/>
+      <w:lvlText w:val=""/>
+      <w:lvlJc w:val="left"/>
+      <w:pPr>
+        <w:tabs>
+          <w:tab w:val="num" w:pos="2160"/>
+        </w:tabs>
+        <w:ind w:left="2160" w:hanging="360"/>
+      </w:pPr>
+      <w:rPr>
+        <w:rFonts w:ascii="Wingdings" w:hAnsi="Wingdings" w:hint="default"/>
+        <w:sz w:val="20"/>
+      </w:rPr>
+    </w:lvl>
+    <w:lvl w:ilvl="3" w:tentative="1">
+      <w:start w:val="1"/>
+      <w:numFmt w:val="bullet"/>
+      <w:lvlText w:val=""/>
+      <w:lvlJc w:val="left"/>
+      <w:pPr>
+        <w:tabs>
+          <w:tab w:val="num" w:pos="2880"/>
+        </w:tabs>
+        <w:ind w:left="2880" w:hanging="360"/>
+      </w:pPr>
+      <w:rPr>
+        <w:rFonts w:ascii="Wingdings" w:hAnsi="Wingdings" w:hint="default"/>
+        <w:sz w:val="20"/>
+      </w:rPr>
+    </w:lvl>
+    <w:lvl w:ilvl="4" w:tentative="1">
+      <w:start w:val="1"/>
+      <w:numFmt w:val="bullet"/>
+      <w:lvlText w:val=""/>
+      <w:lvlJc w:val="left"/>
+      <w:pPr>
+        <w:tabs>
+          <w:tab w:val="num" w:pos="3600"/>
+        </w:tabs>
+        <w:ind w:left="3600" w:hanging="360"/>
+      </w:pPr>
+      <w:rPr>
+        <w:rFonts w:ascii="Wingdings" w:hAnsi="Wingdings" w:hint="default"/>
+        <w:sz w:val="20"/>
+      </w:rPr>
+    </w:lvl>
+    <w:lvl w:ilvl="5" w:tentative="1">
+      <w:start w:val="1"/>
+      <w:numFmt w:val="bullet"/>
+      <w:lvlText w:val=""/>
+      <w:lvlJc w:val="left"/>
+      <w:pPr>
+        <w:tabs>
+          <w:tab w:val="num" w:pos="4320"/>
+        </w:tabs>
+        <w:ind w:left="4320" w:hanging="360"/>
+      </w:pPr>
+      <w:rPr>
+        <w:rFonts w:ascii="Wingdings" w:hAnsi="Wingdings" w:hint="default"/>
+        <w:sz w:val="20"/>
+      </w:rPr>
+    </w:lvl>
+    <w:lvl w:ilvl="6" w:tentative="1">
+      <w:start w:val="1"/>
+      <w:numFmt w:val="bullet"/>
+      <w:lvlText w:val=""/>
+      <w:lvlJc w:val="left"/>
+      <w:pPr>
+        <w:tabs>
+          <w:tab w:val="num" w:pos="5040"/>
+        </w:tabs>
+        <w:ind w:left="5040" w:hanging="360"/>
+      </w:pPr>
+      <w:rPr>
+        <w:rFonts w:ascii="Wingdings" w:hAnsi="Wingdings" w:hint="default"/>
+        <w:sz w:val="20"/>
+      </w:rPr>
+    </w:lvl>
+    <w:lvl w:ilvl="7" w:tentative="1">
+      <w:start w:val="1"/>
+      <w:numFmt w:val="bullet"/>
+      <w:lvlText w:val=""/>
+      <w:lvlJc w:val="left"/>
+      <w:pPr>
+        <w:tabs>
+          <w:tab w:val="num" w:pos="5760"/>
+        </w:tabs>
+        <w:ind w:left="5760" w:hanging="360"/>
+      </w:pPr>
+      <w:rPr>
+        <w:rFonts w:ascii="Wingdings" w:hAnsi="Wingdings" w:hint="default"/>
+        <w:sz w:val="20"/>
+      </w:rPr>
+    </w:lvl>
+    <w:lvl w:ilvl="8" w:tentative="1">
+      <w:start w:val="1"/>
+      <w:numFmt w:val="bullet"/>
+      <w:lvlText w:val=""/>
+      <w:lvlJc w:val="left"/>
+      <w:pPr>
+        <w:tabs>
+          <w:tab w:val="num" w:pos="6480"/>
+        </w:tabs>
+        <w:ind w:left="6480" w:hanging="360"/>
+      </w:pPr>
+      <w:rPr>
+        <w:rFonts w:ascii="Wingdings" w:hAnsi="Wingdings" w:hint="default"/>
+        <w:sz w:val="20"/>
+      </w:rPr>
+    </w:lvl>
+  </w:abstractNum>
+  <w:abstractNum w:abstractNumId="53" w15:restartNumberingAfterBreak="0">
     <w:nsid w:val="37476AC4"/>
     <w:multiLevelType w:val="multilevel"/>
     <w:tmpl w:val="4C22068E"/>
@@ -19664,7 +20673,7 @@
       </w:rPr>
     </w:lvl>
   </w:abstractNum>
-  <w:abstractNum w:abstractNumId="50" w15:restartNumberingAfterBreak="0">
+  <w:abstractNum w:abstractNumId="54" w15:restartNumberingAfterBreak="0">
     <w:nsid w:val="37922D0D"/>
     <w:multiLevelType w:val="multilevel"/>
     <w:tmpl w:val="EA345E94"/>
@@ -19813,7 +20822,7 @@
       </w:rPr>
     </w:lvl>
   </w:abstractNum>
-  <w:abstractNum w:abstractNumId="51" w15:restartNumberingAfterBreak="0">
+  <w:abstractNum w:abstractNumId="55" w15:restartNumberingAfterBreak="0">
     <w:nsid w:val="37C539A1"/>
     <w:multiLevelType w:val="multilevel"/>
     <w:tmpl w:val="4F9C877A"/>
@@ -19962,7 +20971,7 @@
       </w:rPr>
     </w:lvl>
   </w:abstractNum>
-  <w:abstractNum w:abstractNumId="52" w15:restartNumberingAfterBreak="0">
+  <w:abstractNum w:abstractNumId="56" w15:restartNumberingAfterBreak="0">
     <w:nsid w:val="37E46265"/>
     <w:multiLevelType w:val="multilevel"/>
     <w:tmpl w:val="18FA8770"/>
@@ -20111,7 +21120,7 @@
       </w:rPr>
     </w:lvl>
   </w:abstractNum>
-  <w:abstractNum w:abstractNumId="53" w15:restartNumberingAfterBreak="0">
+  <w:abstractNum w:abstractNumId="57" w15:restartNumberingAfterBreak="0">
     <w:nsid w:val="3AA91E02"/>
     <w:multiLevelType w:val="multilevel"/>
     <w:tmpl w:val="F33E3F1E"/>
@@ -20260,7 +21269,7 @@
       </w:rPr>
     </w:lvl>
   </w:abstractNum>
-  <w:abstractNum w:abstractNumId="54" w15:restartNumberingAfterBreak="0">
+  <w:abstractNum w:abstractNumId="58" w15:restartNumberingAfterBreak="0">
     <w:nsid w:val="3C111527"/>
     <w:multiLevelType w:val="multilevel"/>
     <w:tmpl w:val="780E2E56"/>
@@ -20409,7 +21418,7 @@
       </w:rPr>
     </w:lvl>
   </w:abstractNum>
-  <w:abstractNum w:abstractNumId="55" w15:restartNumberingAfterBreak="0">
+  <w:abstractNum w:abstractNumId="59" w15:restartNumberingAfterBreak="0">
     <w:nsid w:val="3EB27A50"/>
     <w:multiLevelType w:val="multilevel"/>
     <w:tmpl w:val="29B44E24"/>
@@ -20558,7 +21567,7 @@
       </w:rPr>
     </w:lvl>
   </w:abstractNum>
-  <w:abstractNum w:abstractNumId="56" w15:restartNumberingAfterBreak="0">
+  <w:abstractNum w:abstractNumId="60" w15:restartNumberingAfterBreak="0">
     <w:nsid w:val="4074703F"/>
     <w:multiLevelType w:val="multilevel"/>
     <w:tmpl w:val="058E7842"/>
@@ -20707,7 +21716,7 @@
       </w:rPr>
     </w:lvl>
   </w:abstractNum>
-  <w:abstractNum w:abstractNumId="57" w15:restartNumberingAfterBreak="0">
+  <w:abstractNum w:abstractNumId="61" w15:restartNumberingAfterBreak="0">
     <w:nsid w:val="414D5B35"/>
     <w:multiLevelType w:val="multilevel"/>
     <w:tmpl w:val="93EA061C"/>
@@ -20856,7 +21865,7 @@
       </w:rPr>
     </w:lvl>
   </w:abstractNum>
-  <w:abstractNum w:abstractNumId="58" w15:restartNumberingAfterBreak="0">
+  <w:abstractNum w:abstractNumId="62" w15:restartNumberingAfterBreak="0">
     <w:nsid w:val="41CC022B"/>
     <w:multiLevelType w:val="multilevel"/>
     <w:tmpl w:val="B1C8C658"/>
@@ -21005,7 +22014,7 @@
       </w:rPr>
     </w:lvl>
   </w:abstractNum>
-  <w:abstractNum w:abstractNumId="59" w15:restartNumberingAfterBreak="0">
+  <w:abstractNum w:abstractNumId="63" w15:restartNumberingAfterBreak="0">
     <w:nsid w:val="42434ADA"/>
     <w:multiLevelType w:val="multilevel"/>
     <w:tmpl w:val="80D052F6"/>
@@ -21154,7 +22163,7 @@
       </w:rPr>
     </w:lvl>
   </w:abstractNum>
-  <w:abstractNum w:abstractNumId="60" w15:restartNumberingAfterBreak="0">
+  <w:abstractNum w:abstractNumId="64" w15:restartNumberingAfterBreak="0">
     <w:nsid w:val="42D111B1"/>
     <w:multiLevelType w:val="multilevel"/>
     <w:tmpl w:val="C55CF55A"/>
@@ -21303,7 +22312,7 @@
       </w:rPr>
     </w:lvl>
   </w:abstractNum>
-  <w:abstractNum w:abstractNumId="61" w15:restartNumberingAfterBreak="0">
+  <w:abstractNum w:abstractNumId="65" w15:restartNumberingAfterBreak="0">
     <w:nsid w:val="45093880"/>
     <w:multiLevelType w:val="multilevel"/>
     <w:tmpl w:val="9AECD182"/>
@@ -21452,7 +22461,7 @@
       </w:rPr>
     </w:lvl>
   </w:abstractNum>
-  <w:abstractNum w:abstractNumId="62" w15:restartNumberingAfterBreak="0">
+  <w:abstractNum w:abstractNumId="66" w15:restartNumberingAfterBreak="0">
     <w:nsid w:val="45940F06"/>
     <w:multiLevelType w:val="multilevel"/>
     <w:tmpl w:val="28A6B27A"/>
@@ -21601,7 +22610,7 @@
       </w:rPr>
     </w:lvl>
   </w:abstractNum>
-  <w:abstractNum w:abstractNumId="63" w15:restartNumberingAfterBreak="0">
+  <w:abstractNum w:abstractNumId="67" w15:restartNumberingAfterBreak="0">
     <w:nsid w:val="46A859E3"/>
     <w:multiLevelType w:val="multilevel"/>
     <w:tmpl w:val="4D1CC232"/>
@@ -21750,7 +22759,7 @@
       </w:rPr>
     </w:lvl>
   </w:abstractNum>
-  <w:abstractNum w:abstractNumId="64" w15:restartNumberingAfterBreak="0">
+  <w:abstractNum w:abstractNumId="68" w15:restartNumberingAfterBreak="0">
     <w:nsid w:val="47193AB5"/>
     <w:multiLevelType w:val="multilevel"/>
     <w:tmpl w:val="0310D4EE"/>
@@ -21899,7 +22908,7 @@
       </w:rPr>
     </w:lvl>
   </w:abstractNum>
-  <w:abstractNum w:abstractNumId="65" w15:restartNumberingAfterBreak="0">
+  <w:abstractNum w:abstractNumId="69" w15:restartNumberingAfterBreak="0">
     <w:nsid w:val="487A292A"/>
     <w:multiLevelType w:val="multilevel"/>
     <w:tmpl w:val="FAC87910"/>
@@ -22048,7 +23057,7 @@
       </w:rPr>
     </w:lvl>
   </w:abstractNum>
-  <w:abstractNum w:abstractNumId="66" w15:restartNumberingAfterBreak="0">
+  <w:abstractNum w:abstractNumId="70" w15:restartNumberingAfterBreak="0">
     <w:nsid w:val="491A248B"/>
     <w:multiLevelType w:val="multilevel"/>
     <w:tmpl w:val="32D6AEAE"/>
@@ -22197,7 +23206,7 @@
       </w:rPr>
     </w:lvl>
   </w:abstractNum>
-  <w:abstractNum w:abstractNumId="67" w15:restartNumberingAfterBreak="0">
+  <w:abstractNum w:abstractNumId="71" w15:restartNumberingAfterBreak="0">
     <w:nsid w:val="496B4722"/>
     <w:multiLevelType w:val="multilevel"/>
     <w:tmpl w:val="73227D42"/>
@@ -22346,7 +23355,7 @@
       </w:rPr>
     </w:lvl>
   </w:abstractNum>
-  <w:abstractNum w:abstractNumId="68" w15:restartNumberingAfterBreak="0">
+  <w:abstractNum w:abstractNumId="72" w15:restartNumberingAfterBreak="0">
     <w:nsid w:val="4AE57292"/>
     <w:multiLevelType w:val="multilevel"/>
     <w:tmpl w:val="18D4F6C8"/>
@@ -22495,7 +23504,7 @@
       </w:rPr>
     </w:lvl>
   </w:abstractNum>
-  <w:abstractNum w:abstractNumId="69" w15:restartNumberingAfterBreak="0">
+  <w:abstractNum w:abstractNumId="73" w15:restartNumberingAfterBreak="0">
     <w:nsid w:val="4B373415"/>
     <w:multiLevelType w:val="multilevel"/>
     <w:tmpl w:val="B2981A40"/>
@@ -22644,7 +23653,7 @@
       </w:rPr>
     </w:lvl>
   </w:abstractNum>
-  <w:abstractNum w:abstractNumId="70" w15:restartNumberingAfterBreak="0">
+  <w:abstractNum w:abstractNumId="74" w15:restartNumberingAfterBreak="0">
     <w:nsid w:val="4CA478AB"/>
     <w:multiLevelType w:val="multilevel"/>
     <w:tmpl w:val="14B610B6"/>
@@ -22793,7 +23802,7 @@
       </w:rPr>
     </w:lvl>
   </w:abstractNum>
-  <w:abstractNum w:abstractNumId="71" w15:restartNumberingAfterBreak="0">
+  <w:abstractNum w:abstractNumId="75" w15:restartNumberingAfterBreak="0">
     <w:nsid w:val="4ECF1708"/>
     <w:multiLevelType w:val="multilevel"/>
     <w:tmpl w:val="99F013FC"/>
@@ -22942,7 +23951,7 @@
       </w:rPr>
     </w:lvl>
   </w:abstractNum>
-  <w:abstractNum w:abstractNumId="72" w15:restartNumberingAfterBreak="0">
+  <w:abstractNum w:abstractNumId="76" w15:restartNumberingAfterBreak="0">
     <w:nsid w:val="4F6053AA"/>
     <w:multiLevelType w:val="multilevel"/>
     <w:tmpl w:val="AD3A3D40"/>
@@ -23091,7 +24100,7 @@
       </w:rPr>
     </w:lvl>
   </w:abstractNum>
-  <w:abstractNum w:abstractNumId="73" w15:restartNumberingAfterBreak="0">
+  <w:abstractNum w:abstractNumId="77" w15:restartNumberingAfterBreak="0">
     <w:nsid w:val="4F675AD5"/>
     <w:multiLevelType w:val="multilevel"/>
     <w:tmpl w:val="C1660532"/>
@@ -23240,7 +24249,7 @@
       </w:rPr>
     </w:lvl>
   </w:abstractNum>
-  <w:abstractNum w:abstractNumId="74" w15:restartNumberingAfterBreak="0">
+  <w:abstractNum w:abstractNumId="78" w15:restartNumberingAfterBreak="0">
     <w:nsid w:val="4FB350E1"/>
     <w:multiLevelType w:val="multilevel"/>
     <w:tmpl w:val="423C7528"/>
@@ -23389,7 +24398,7 @@
       </w:rPr>
     </w:lvl>
   </w:abstractNum>
-  <w:abstractNum w:abstractNumId="75" w15:restartNumberingAfterBreak="0">
+  <w:abstractNum w:abstractNumId="79" w15:restartNumberingAfterBreak="0">
     <w:nsid w:val="4FDF571E"/>
     <w:multiLevelType w:val="multilevel"/>
     <w:tmpl w:val="E2FEA9B2"/>
@@ -23538,7 +24547,7 @@
       </w:rPr>
     </w:lvl>
   </w:abstractNum>
-  <w:abstractNum w:abstractNumId="76" w15:restartNumberingAfterBreak="0">
+  <w:abstractNum w:abstractNumId="80" w15:restartNumberingAfterBreak="0">
     <w:nsid w:val="5022705D"/>
     <w:multiLevelType w:val="multilevel"/>
     <w:tmpl w:val="DC986CFE"/>
@@ -23687,7 +24696,7 @@
       </w:rPr>
     </w:lvl>
   </w:abstractNum>
-  <w:abstractNum w:abstractNumId="77" w15:restartNumberingAfterBreak="0">
+  <w:abstractNum w:abstractNumId="81" w15:restartNumberingAfterBreak="0">
     <w:nsid w:val="505C31A8"/>
     <w:multiLevelType w:val="multilevel"/>
     <w:tmpl w:val="480ED162"/>
@@ -23836,7 +24845,7 @@
       </w:rPr>
     </w:lvl>
   </w:abstractNum>
-  <w:abstractNum w:abstractNumId="78" w15:restartNumberingAfterBreak="0">
+  <w:abstractNum w:abstractNumId="82" w15:restartNumberingAfterBreak="0">
     <w:nsid w:val="506B6881"/>
     <w:multiLevelType w:val="multilevel"/>
     <w:tmpl w:val="C6A06DCE"/>
@@ -23985,7 +24994,7 @@
       </w:rPr>
     </w:lvl>
   </w:abstractNum>
-  <w:abstractNum w:abstractNumId="79" w15:restartNumberingAfterBreak="0">
+  <w:abstractNum w:abstractNumId="83" w15:restartNumberingAfterBreak="0">
     <w:nsid w:val="55741651"/>
     <w:multiLevelType w:val="multilevel"/>
     <w:tmpl w:val="B61830D8"/>
@@ -24134,7 +25143,7 @@
       </w:rPr>
     </w:lvl>
   </w:abstractNum>
-  <w:abstractNum w:abstractNumId="80" w15:restartNumberingAfterBreak="0">
+  <w:abstractNum w:abstractNumId="84" w15:restartNumberingAfterBreak="0">
     <w:nsid w:val="57ED6103"/>
     <w:multiLevelType w:val="multilevel"/>
     <w:tmpl w:val="D45C6FFE"/>
@@ -24283,7 +25292,7 @@
       </w:rPr>
     </w:lvl>
   </w:abstractNum>
-  <w:abstractNum w:abstractNumId="81" w15:restartNumberingAfterBreak="0">
+  <w:abstractNum w:abstractNumId="85" w15:restartNumberingAfterBreak="0">
     <w:nsid w:val="583A02AE"/>
     <w:multiLevelType w:val="multilevel"/>
     <w:tmpl w:val="0B16CC4E"/>
@@ -24432,7 +25441,7 @@
       </w:rPr>
     </w:lvl>
   </w:abstractNum>
-  <w:abstractNum w:abstractNumId="82" w15:restartNumberingAfterBreak="0">
+  <w:abstractNum w:abstractNumId="86" w15:restartNumberingAfterBreak="0">
     <w:nsid w:val="5917131A"/>
     <w:multiLevelType w:val="multilevel"/>
     <w:tmpl w:val="0FE2AF20"/>
@@ -24581,7 +25590,7 @@
       </w:rPr>
     </w:lvl>
   </w:abstractNum>
-  <w:abstractNum w:abstractNumId="83" w15:restartNumberingAfterBreak="0">
+  <w:abstractNum w:abstractNumId="87" w15:restartNumberingAfterBreak="0">
     <w:nsid w:val="594D3733"/>
     <w:multiLevelType w:val="multilevel"/>
     <w:tmpl w:val="A36CFCF2"/>
@@ -24730,7 +25739,7 @@
       </w:rPr>
     </w:lvl>
   </w:abstractNum>
-  <w:abstractNum w:abstractNumId="84" w15:restartNumberingAfterBreak="0">
+  <w:abstractNum w:abstractNumId="88" w15:restartNumberingAfterBreak="0">
     <w:nsid w:val="59EC6984"/>
     <w:multiLevelType w:val="multilevel"/>
     <w:tmpl w:val="5F687DC0"/>
@@ -24879,7 +25888,7 @@
       </w:rPr>
     </w:lvl>
   </w:abstractNum>
-  <w:abstractNum w:abstractNumId="85" w15:restartNumberingAfterBreak="0">
+  <w:abstractNum w:abstractNumId="89" w15:restartNumberingAfterBreak="0">
     <w:nsid w:val="5B296BF4"/>
     <w:multiLevelType w:val="multilevel"/>
     <w:tmpl w:val="61C4FAD4"/>
@@ -25028,7 +26037,7 @@
       </w:rPr>
     </w:lvl>
   </w:abstractNum>
-  <w:abstractNum w:abstractNumId="86" w15:restartNumberingAfterBreak="0">
+  <w:abstractNum w:abstractNumId="90" w15:restartNumberingAfterBreak="0">
     <w:nsid w:val="5C976406"/>
     <w:multiLevelType w:val="multilevel"/>
     <w:tmpl w:val="167CDB8C"/>
@@ -25177,7 +26186,7 @@
       </w:rPr>
     </w:lvl>
   </w:abstractNum>
-  <w:abstractNum w:abstractNumId="87" w15:restartNumberingAfterBreak="0">
+  <w:abstractNum w:abstractNumId="91" w15:restartNumberingAfterBreak="0">
     <w:nsid w:val="5CF84F76"/>
     <w:multiLevelType w:val="multilevel"/>
     <w:tmpl w:val="2E5E2730"/>
@@ -25326,7 +26335,7 @@
       </w:rPr>
     </w:lvl>
   </w:abstractNum>
-  <w:abstractNum w:abstractNumId="88" w15:restartNumberingAfterBreak="0">
+  <w:abstractNum w:abstractNumId="92" w15:restartNumberingAfterBreak="0">
     <w:nsid w:val="5F021FC9"/>
     <w:multiLevelType w:val="multilevel"/>
     <w:tmpl w:val="58D09168"/>
@@ -25475,7 +26484,7 @@
       </w:rPr>
     </w:lvl>
   </w:abstractNum>
-  <w:abstractNum w:abstractNumId="89" w15:restartNumberingAfterBreak="0">
+  <w:abstractNum w:abstractNumId="93" w15:restartNumberingAfterBreak="0">
     <w:nsid w:val="61956A96"/>
     <w:multiLevelType w:val="multilevel"/>
     <w:tmpl w:val="75444A38"/>
@@ -25592,7 +26601,7 @@
       </w:pPr>
     </w:lvl>
   </w:abstractNum>
-  <w:abstractNum w:abstractNumId="90" w15:restartNumberingAfterBreak="0">
+  <w:abstractNum w:abstractNumId="94" w15:restartNumberingAfterBreak="0">
     <w:nsid w:val="63255D45"/>
     <w:multiLevelType w:val="multilevel"/>
     <w:tmpl w:val="F9CC8FE2"/>
@@ -25741,7 +26750,7 @@
       </w:rPr>
     </w:lvl>
   </w:abstractNum>
-  <w:abstractNum w:abstractNumId="91" w15:restartNumberingAfterBreak="0">
+  <w:abstractNum w:abstractNumId="95" w15:restartNumberingAfterBreak="0">
     <w:nsid w:val="63882F1C"/>
     <w:multiLevelType w:val="multilevel"/>
     <w:tmpl w:val="E5CC6A38"/>
@@ -25890,7 +26899,7 @@
       </w:rPr>
     </w:lvl>
   </w:abstractNum>
-  <w:abstractNum w:abstractNumId="92" w15:restartNumberingAfterBreak="0">
+  <w:abstractNum w:abstractNumId="96" w15:restartNumberingAfterBreak="0">
     <w:nsid w:val="63C4202C"/>
     <w:multiLevelType w:val="multilevel"/>
     <w:tmpl w:val="CA98D158"/>
@@ -26039,7 +27048,7 @@
       </w:rPr>
     </w:lvl>
   </w:abstractNum>
-  <w:abstractNum w:abstractNumId="93" w15:restartNumberingAfterBreak="0">
+  <w:abstractNum w:abstractNumId="97" w15:restartNumberingAfterBreak="0">
     <w:nsid w:val="6461321E"/>
     <w:multiLevelType w:val="multilevel"/>
     <w:tmpl w:val="CBF03E92"/>
@@ -26188,7 +27197,7 @@
       </w:rPr>
     </w:lvl>
   </w:abstractNum>
-  <w:abstractNum w:abstractNumId="94" w15:restartNumberingAfterBreak="0">
+  <w:abstractNum w:abstractNumId="98" w15:restartNumberingAfterBreak="0">
     <w:nsid w:val="647C42F9"/>
     <w:multiLevelType w:val="multilevel"/>
     <w:tmpl w:val="144C1E70"/>
@@ -26337,7 +27346,7 @@
       </w:rPr>
     </w:lvl>
   </w:abstractNum>
-  <w:abstractNum w:abstractNumId="95" w15:restartNumberingAfterBreak="0">
+  <w:abstractNum w:abstractNumId="99" w15:restartNumberingAfterBreak="0">
     <w:nsid w:val="65606653"/>
     <w:multiLevelType w:val="multilevel"/>
     <w:tmpl w:val="A1269926"/>
@@ -26486,7 +27495,7 @@
       </w:rPr>
     </w:lvl>
   </w:abstractNum>
-  <w:abstractNum w:abstractNumId="96" w15:restartNumberingAfterBreak="0">
+  <w:abstractNum w:abstractNumId="100" w15:restartNumberingAfterBreak="0">
     <w:nsid w:val="663603AD"/>
     <w:multiLevelType w:val="multilevel"/>
     <w:tmpl w:val="6CDEF670"/>
@@ -26635,7 +27644,7 @@
       </w:rPr>
     </w:lvl>
   </w:abstractNum>
-  <w:abstractNum w:abstractNumId="97" w15:restartNumberingAfterBreak="0">
+  <w:abstractNum w:abstractNumId="101" w15:restartNumberingAfterBreak="0">
     <w:nsid w:val="68391E98"/>
     <w:multiLevelType w:val="multilevel"/>
     <w:tmpl w:val="A31AC996"/>
@@ -26784,7 +27793,7 @@
       </w:rPr>
     </w:lvl>
   </w:abstractNum>
-  <w:abstractNum w:abstractNumId="98" w15:restartNumberingAfterBreak="0">
+  <w:abstractNum w:abstractNumId="102" w15:restartNumberingAfterBreak="0">
     <w:nsid w:val="685D732F"/>
     <w:multiLevelType w:val="multilevel"/>
     <w:tmpl w:val="22EC0B70"/>
@@ -26901,7 +27910,7 @@
       </w:pPr>
     </w:lvl>
   </w:abstractNum>
-  <w:abstractNum w:abstractNumId="99" w15:restartNumberingAfterBreak="0">
+  <w:abstractNum w:abstractNumId="103" w15:restartNumberingAfterBreak="0">
     <w:nsid w:val="68AE3040"/>
     <w:multiLevelType w:val="multilevel"/>
     <w:tmpl w:val="9EA2479A"/>
@@ -27050,7 +28059,7 @@
       </w:rPr>
     </w:lvl>
   </w:abstractNum>
-  <w:abstractNum w:abstractNumId="100" w15:restartNumberingAfterBreak="0">
+  <w:abstractNum w:abstractNumId="104" w15:restartNumberingAfterBreak="0">
     <w:nsid w:val="6A6568E7"/>
     <w:multiLevelType w:val="multilevel"/>
     <w:tmpl w:val="56A8E5BE"/>
@@ -27199,7 +28208,7 @@
       </w:rPr>
     </w:lvl>
   </w:abstractNum>
-  <w:abstractNum w:abstractNumId="101" w15:restartNumberingAfterBreak="0">
+  <w:abstractNum w:abstractNumId="105" w15:restartNumberingAfterBreak="0">
     <w:nsid w:val="6A934CC3"/>
     <w:multiLevelType w:val="multilevel"/>
     <w:tmpl w:val="4632533C"/>
@@ -27348,7 +28357,7 @@
       </w:rPr>
     </w:lvl>
   </w:abstractNum>
-  <w:abstractNum w:abstractNumId="102" w15:restartNumberingAfterBreak="0">
+  <w:abstractNum w:abstractNumId="106" w15:restartNumberingAfterBreak="0">
     <w:nsid w:val="6ABE44AE"/>
     <w:multiLevelType w:val="multilevel"/>
     <w:tmpl w:val="22E28C20"/>
@@ -27497,7 +28506,7 @@
       </w:rPr>
     </w:lvl>
   </w:abstractNum>
-  <w:abstractNum w:abstractNumId="103" w15:restartNumberingAfterBreak="0">
+  <w:abstractNum w:abstractNumId="107" w15:restartNumberingAfterBreak="0">
     <w:nsid w:val="6B9208B3"/>
     <w:multiLevelType w:val="multilevel"/>
     <w:tmpl w:val="D2488FFA"/>
@@ -27646,7 +28655,7 @@
       </w:rPr>
     </w:lvl>
   </w:abstractNum>
-  <w:abstractNum w:abstractNumId="104" w15:restartNumberingAfterBreak="0">
+  <w:abstractNum w:abstractNumId="108" w15:restartNumberingAfterBreak="0">
     <w:nsid w:val="6C622ACB"/>
     <w:multiLevelType w:val="multilevel"/>
     <w:tmpl w:val="B9B86B6C"/>
@@ -27795,7 +28804,7 @@
       </w:rPr>
     </w:lvl>
   </w:abstractNum>
-  <w:abstractNum w:abstractNumId="105" w15:restartNumberingAfterBreak="0">
+  <w:abstractNum w:abstractNumId="109" w15:restartNumberingAfterBreak="0">
     <w:nsid w:val="6E156FCA"/>
     <w:multiLevelType w:val="multilevel"/>
     <w:tmpl w:val="DB9A3D90"/>
@@ -27944,7 +28953,7 @@
       </w:rPr>
     </w:lvl>
   </w:abstractNum>
-  <w:abstractNum w:abstractNumId="106" w15:restartNumberingAfterBreak="0">
+  <w:abstractNum w:abstractNumId="110" w15:restartNumberingAfterBreak="0">
     <w:nsid w:val="6F9507D5"/>
     <w:multiLevelType w:val="multilevel"/>
     <w:tmpl w:val="38186CDA"/>
@@ -28093,7 +29102,7 @@
       </w:rPr>
     </w:lvl>
   </w:abstractNum>
-  <w:abstractNum w:abstractNumId="107" w15:restartNumberingAfterBreak="0">
+  <w:abstractNum w:abstractNumId="111" w15:restartNumberingAfterBreak="0">
     <w:nsid w:val="6F9D26A9"/>
     <w:multiLevelType w:val="multilevel"/>
     <w:tmpl w:val="A1468E62"/>
@@ -28242,7 +29251,7 @@
       </w:rPr>
     </w:lvl>
   </w:abstractNum>
-  <w:abstractNum w:abstractNumId="108" w15:restartNumberingAfterBreak="0">
+  <w:abstractNum w:abstractNumId="112" w15:restartNumberingAfterBreak="0">
     <w:nsid w:val="73456404"/>
     <w:multiLevelType w:val="multilevel"/>
     <w:tmpl w:val="5B4851D8"/>
@@ -28391,7 +29400,7 @@
       </w:rPr>
     </w:lvl>
   </w:abstractNum>
-  <w:abstractNum w:abstractNumId="109" w15:restartNumberingAfterBreak="0">
+  <w:abstractNum w:abstractNumId="113" w15:restartNumberingAfterBreak="0">
     <w:nsid w:val="7353110B"/>
     <w:multiLevelType w:val="multilevel"/>
     <w:tmpl w:val="2B966B7C"/>
@@ -28540,7 +29549,7 @@
       </w:rPr>
     </w:lvl>
   </w:abstractNum>
-  <w:abstractNum w:abstractNumId="110" w15:restartNumberingAfterBreak="0">
+  <w:abstractNum w:abstractNumId="114" w15:restartNumberingAfterBreak="0">
     <w:nsid w:val="73CE7C58"/>
     <w:multiLevelType w:val="multilevel"/>
     <w:tmpl w:val="1A9C32AA"/>
@@ -28689,7 +29698,7 @@
       </w:rPr>
     </w:lvl>
   </w:abstractNum>
-  <w:abstractNum w:abstractNumId="111" w15:restartNumberingAfterBreak="0">
+  <w:abstractNum w:abstractNumId="115" w15:restartNumberingAfterBreak="0">
     <w:nsid w:val="75422AFD"/>
     <w:multiLevelType w:val="multilevel"/>
     <w:tmpl w:val="C1905706"/>
@@ -28838,7 +29847,7 @@
       </w:rPr>
     </w:lvl>
   </w:abstractNum>
-  <w:abstractNum w:abstractNumId="112" w15:restartNumberingAfterBreak="0">
+  <w:abstractNum w:abstractNumId="116" w15:restartNumberingAfterBreak="0">
     <w:nsid w:val="761C5963"/>
     <w:multiLevelType w:val="multilevel"/>
     <w:tmpl w:val="DED07F9C"/>
@@ -28987,7 +29996,7 @@
       </w:rPr>
     </w:lvl>
   </w:abstractNum>
-  <w:abstractNum w:abstractNumId="113" w15:restartNumberingAfterBreak="0">
+  <w:abstractNum w:abstractNumId="117" w15:restartNumberingAfterBreak="0">
     <w:nsid w:val="763A682F"/>
     <w:multiLevelType w:val="multilevel"/>
     <w:tmpl w:val="5358AF44"/>
@@ -29104,7 +30113,7 @@
       </w:pPr>
     </w:lvl>
   </w:abstractNum>
-  <w:abstractNum w:abstractNumId="114" w15:restartNumberingAfterBreak="0">
+  <w:abstractNum w:abstractNumId="118" w15:restartNumberingAfterBreak="0">
     <w:nsid w:val="76671D03"/>
     <w:multiLevelType w:val="multilevel"/>
     <w:tmpl w:val="443AC204"/>
@@ -29253,7 +30262,7 @@
       </w:rPr>
     </w:lvl>
   </w:abstractNum>
-  <w:abstractNum w:abstractNumId="115" w15:restartNumberingAfterBreak="0">
+  <w:abstractNum w:abstractNumId="119" w15:restartNumberingAfterBreak="0">
     <w:nsid w:val="77E901A4"/>
     <w:multiLevelType w:val="multilevel"/>
     <w:tmpl w:val="5C00D564"/>
@@ -29402,7 +30411,156 @@
       </w:rPr>
     </w:lvl>
   </w:abstractNum>
-  <w:abstractNum w:abstractNumId="116" w15:restartNumberingAfterBreak="0">
+  <w:abstractNum w:abstractNumId="120" w15:restartNumberingAfterBreak="0">
+    <w:nsid w:val="788D00FB"/>
+    <w:multiLevelType w:val="multilevel"/>
+    <w:tmpl w:val="B754948A"/>
+    <w:lvl w:ilvl="0">
+      <w:start w:val="1"/>
+      <w:numFmt w:val="bullet"/>
+      <w:lvlText w:val=""/>
+      <w:lvlJc w:val="left"/>
+      <w:pPr>
+        <w:tabs>
+          <w:tab w:val="num" w:pos="720"/>
+        </w:tabs>
+        <w:ind w:left="720" w:hanging="360"/>
+      </w:pPr>
+      <w:rPr>
+        <w:rFonts w:ascii="Symbol" w:hAnsi="Symbol" w:hint="default"/>
+        <w:sz w:val="20"/>
+      </w:rPr>
+    </w:lvl>
+    <w:lvl w:ilvl="1" w:tentative="1">
+      <w:start w:val="1"/>
+      <w:numFmt w:val="bullet"/>
+      <w:lvlText w:val="o"/>
+      <w:lvlJc w:val="left"/>
+      <w:pPr>
+        <w:tabs>
+          <w:tab w:val="num" w:pos="1440"/>
+        </w:tabs>
+        <w:ind w:left="1440" w:hanging="360"/>
+      </w:pPr>
+      <w:rPr>
+        <w:rFonts w:ascii="Courier New" w:hAnsi="Courier New" w:hint="default"/>
+        <w:sz w:val="20"/>
+      </w:rPr>
+    </w:lvl>
+    <w:lvl w:ilvl="2" w:tentative="1">
+      <w:start w:val="1"/>
+      <w:numFmt w:val="bullet"/>
+      <w:lvlText w:val=""/>
+      <w:lvlJc w:val="left"/>
+      <w:pPr>
+        <w:tabs>
+          <w:tab w:val="num" w:pos="2160"/>
+        </w:tabs>
+        <w:ind w:left="2160" w:hanging="360"/>
+      </w:pPr>
+      <w:rPr>
+        <w:rFonts w:ascii="Wingdings" w:hAnsi="Wingdings" w:hint="default"/>
+        <w:sz w:val="20"/>
+      </w:rPr>
+    </w:lvl>
+    <w:lvl w:ilvl="3" w:tentative="1">
+      <w:start w:val="1"/>
+      <w:numFmt w:val="bullet"/>
+      <w:lvlText w:val=""/>
+      <w:lvlJc w:val="left"/>
+      <w:pPr>
+        <w:tabs>
+          <w:tab w:val="num" w:pos="2880"/>
+        </w:tabs>
+        <w:ind w:left="2880" w:hanging="360"/>
+      </w:pPr>
+      <w:rPr>
+        <w:rFonts w:ascii="Wingdings" w:hAnsi="Wingdings" w:hint="default"/>
+        <w:sz w:val="20"/>
+      </w:rPr>
+    </w:lvl>
+    <w:lvl w:ilvl="4" w:tentative="1">
+      <w:start w:val="1"/>
+      <w:numFmt w:val="bullet"/>
+      <w:lvlText w:val=""/>
+      <w:lvlJc w:val="left"/>
+      <w:pPr>
+        <w:tabs>
+          <w:tab w:val="num" w:pos="3600"/>
+        </w:tabs>
+        <w:ind w:left="3600" w:hanging="360"/>
+      </w:pPr>
+      <w:rPr>
+        <w:rFonts w:ascii="Wingdings" w:hAnsi="Wingdings" w:hint="default"/>
+        <w:sz w:val="20"/>
+      </w:rPr>
+    </w:lvl>
+    <w:lvl w:ilvl="5" w:tentative="1">
+      <w:start w:val="1"/>
+      <w:numFmt w:val="bullet"/>
+      <w:lvlText w:val=""/>
+      <w:lvlJc w:val="left"/>
+      <w:pPr>
+        <w:tabs>
+          <w:tab w:val="num" w:pos="4320"/>
+        </w:tabs>
+        <w:ind w:left="4320" w:hanging="360"/>
+      </w:pPr>
+      <w:rPr>
+        <w:rFonts w:ascii="Wingdings" w:hAnsi="Wingdings" w:hint="default"/>
+        <w:sz w:val="20"/>
+      </w:rPr>
+    </w:lvl>
+    <w:lvl w:ilvl="6" w:tentative="1">
+      <w:start w:val="1"/>
+      <w:numFmt w:val="bullet"/>
+      <w:lvlText w:val=""/>
+      <w:lvlJc w:val="left"/>
+      <w:pPr>
+        <w:tabs>
+          <w:tab w:val="num" w:pos="5040"/>
+        </w:tabs>
+        <w:ind w:left="5040" w:hanging="360"/>
+      </w:pPr>
+      <w:rPr>
+        <w:rFonts w:ascii="Wingdings" w:hAnsi="Wingdings" w:hint="default"/>
+        <w:sz w:val="20"/>
+      </w:rPr>
+    </w:lvl>
+    <w:lvl w:ilvl="7" w:tentative="1">
+      <w:start w:val="1"/>
+      <w:numFmt w:val="bullet"/>
+      <w:lvlText w:val=""/>
+      <w:lvlJc w:val="left"/>
+      <w:pPr>
+        <w:tabs>
+          <w:tab w:val="num" w:pos="5760"/>
+        </w:tabs>
+        <w:ind w:left="5760" w:hanging="360"/>
+      </w:pPr>
+      <w:rPr>
+        <w:rFonts w:ascii="Wingdings" w:hAnsi="Wingdings" w:hint="default"/>
+        <w:sz w:val="20"/>
+      </w:rPr>
+    </w:lvl>
+    <w:lvl w:ilvl="8" w:tentative="1">
+      <w:start w:val="1"/>
+      <w:numFmt w:val="bullet"/>
+      <w:lvlText w:val=""/>
+      <w:lvlJc w:val="left"/>
+      <w:pPr>
+        <w:tabs>
+          <w:tab w:val="num" w:pos="6480"/>
+        </w:tabs>
+        <w:ind w:left="6480" w:hanging="360"/>
+      </w:pPr>
+      <w:rPr>
+        <w:rFonts w:ascii="Wingdings" w:hAnsi="Wingdings" w:hint="default"/>
+        <w:sz w:val="20"/>
+      </w:rPr>
+    </w:lvl>
+  </w:abstractNum>
+  <w:abstractNum w:abstractNumId="121" w15:restartNumberingAfterBreak="0">
     <w:nsid w:val="78B22392"/>
     <w:multiLevelType w:val="multilevel"/>
     <w:tmpl w:val="876261F4"/>
@@ -29551,7 +30709,7 @@
       </w:rPr>
     </w:lvl>
   </w:abstractNum>
-  <w:abstractNum w:abstractNumId="117" w15:restartNumberingAfterBreak="0">
+  <w:abstractNum w:abstractNumId="122" w15:restartNumberingAfterBreak="0">
     <w:nsid w:val="7A501C5D"/>
     <w:multiLevelType w:val="multilevel"/>
     <w:tmpl w:val="97BEE72C"/>
@@ -29700,7 +30858,7 @@
       </w:rPr>
     </w:lvl>
   </w:abstractNum>
-  <w:abstractNum w:abstractNumId="118" w15:restartNumberingAfterBreak="0">
+  <w:abstractNum w:abstractNumId="123" w15:restartNumberingAfterBreak="0">
     <w:nsid w:val="7BDC6791"/>
     <w:multiLevelType w:val="multilevel"/>
     <w:tmpl w:val="F3C4675C"/>
@@ -29849,7 +31007,7 @@
       </w:rPr>
     </w:lvl>
   </w:abstractNum>
-  <w:abstractNum w:abstractNumId="119" w15:restartNumberingAfterBreak="0">
+  <w:abstractNum w:abstractNumId="124" w15:restartNumberingAfterBreak="0">
     <w:nsid w:val="7CB62169"/>
     <w:multiLevelType w:val="multilevel"/>
     <w:tmpl w:val="D63A2180"/>
@@ -29998,7 +31156,7 @@
       </w:rPr>
     </w:lvl>
   </w:abstractNum>
-  <w:abstractNum w:abstractNumId="120" w15:restartNumberingAfterBreak="0">
+  <w:abstractNum w:abstractNumId="125" w15:restartNumberingAfterBreak="0">
     <w:nsid w:val="7D32402A"/>
     <w:multiLevelType w:val="multilevel"/>
     <w:tmpl w:val="A058E96C"/>
@@ -30147,7 +31305,7 @@
       </w:rPr>
     </w:lvl>
   </w:abstractNum>
-  <w:abstractNum w:abstractNumId="121" w15:restartNumberingAfterBreak="0">
+  <w:abstractNum w:abstractNumId="126" w15:restartNumberingAfterBreak="0">
     <w:nsid w:val="7DB4270C"/>
     <w:multiLevelType w:val="multilevel"/>
     <w:tmpl w:val="4BA0C886"/>
@@ -30296,7 +31454,7 @@
       </w:rPr>
     </w:lvl>
   </w:abstractNum>
-  <w:abstractNum w:abstractNumId="122" w15:restartNumberingAfterBreak="0">
+  <w:abstractNum w:abstractNumId="127" w15:restartNumberingAfterBreak="0">
     <w:nsid w:val="7DCC4695"/>
     <w:multiLevelType w:val="multilevel"/>
     <w:tmpl w:val="E4DA3930"/>
@@ -30446,373 +31604,388 @@
     </w:lvl>
   </w:abstractNum>
   <w:num w:numId="1" w16cid:durableId="1229608034">
+    <w:abstractNumId w:val="66"/>
+  </w:num>
+  <w:num w:numId="2" w16cid:durableId="1300383959">
+    <w:abstractNumId w:val="125"/>
+  </w:num>
+  <w:num w:numId="3" w16cid:durableId="285737671">
+    <w:abstractNumId w:val="27"/>
+  </w:num>
+  <w:num w:numId="4" w16cid:durableId="144199817">
+    <w:abstractNumId w:val="65"/>
+  </w:num>
+  <w:num w:numId="5" w16cid:durableId="2114787795">
+    <w:abstractNumId w:val="86"/>
+  </w:num>
+  <w:num w:numId="6" w16cid:durableId="1822575396">
+    <w:abstractNumId w:val="99"/>
+  </w:num>
+  <w:num w:numId="7" w16cid:durableId="1738163258">
+    <w:abstractNumId w:val="113"/>
+  </w:num>
+  <w:num w:numId="8" w16cid:durableId="212885999">
+    <w:abstractNumId w:val="18"/>
+  </w:num>
+  <w:num w:numId="9" w16cid:durableId="1738361137">
+    <w:abstractNumId w:val="77"/>
+  </w:num>
+  <w:num w:numId="10" w16cid:durableId="1843665687">
+    <w:abstractNumId w:val="14"/>
+  </w:num>
+  <w:num w:numId="11" w16cid:durableId="2105567362">
+    <w:abstractNumId w:val="107"/>
+  </w:num>
+  <w:num w:numId="12" w16cid:durableId="1247307309">
+    <w:abstractNumId w:val="13"/>
+  </w:num>
+  <w:num w:numId="13" w16cid:durableId="1184707916">
+    <w:abstractNumId w:val="38"/>
+  </w:num>
+  <w:num w:numId="14" w16cid:durableId="209267482">
+    <w:abstractNumId w:val="115"/>
+  </w:num>
+  <w:num w:numId="15" w16cid:durableId="1467239146">
+    <w:abstractNumId w:val="61"/>
+  </w:num>
+  <w:num w:numId="16" w16cid:durableId="1789087091">
+    <w:abstractNumId w:val="93"/>
+  </w:num>
+  <w:num w:numId="17" w16cid:durableId="250969667">
+    <w:abstractNumId w:val="51"/>
+  </w:num>
+  <w:num w:numId="18" w16cid:durableId="1826818005">
+    <w:abstractNumId w:val="24"/>
+  </w:num>
+  <w:num w:numId="19" w16cid:durableId="499738252">
+    <w:abstractNumId w:val="42"/>
+  </w:num>
+  <w:num w:numId="20" w16cid:durableId="1870754726">
+    <w:abstractNumId w:val="82"/>
+  </w:num>
+  <w:num w:numId="21" w16cid:durableId="117065811">
+    <w:abstractNumId w:val="3"/>
+  </w:num>
+  <w:num w:numId="22" w16cid:durableId="835730884">
+    <w:abstractNumId w:val="87"/>
+  </w:num>
+  <w:num w:numId="23" w16cid:durableId="246504875">
+    <w:abstractNumId w:val="59"/>
+  </w:num>
+  <w:num w:numId="24" w16cid:durableId="1795639781">
+    <w:abstractNumId w:val="53"/>
+  </w:num>
+  <w:num w:numId="25" w16cid:durableId="564873174">
+    <w:abstractNumId w:val="4"/>
+  </w:num>
+  <w:num w:numId="26" w16cid:durableId="1619095079">
+    <w:abstractNumId w:val="30"/>
+  </w:num>
+  <w:num w:numId="27" w16cid:durableId="2061203938">
+    <w:abstractNumId w:val="21"/>
+  </w:num>
+  <w:num w:numId="28" w16cid:durableId="1055664160">
+    <w:abstractNumId w:val="33"/>
+  </w:num>
+  <w:num w:numId="29" w16cid:durableId="646007917">
+    <w:abstractNumId w:val="6"/>
+  </w:num>
+  <w:num w:numId="30" w16cid:durableId="1622375603">
+    <w:abstractNumId w:val="50"/>
+  </w:num>
+  <w:num w:numId="31" w16cid:durableId="536048649">
+    <w:abstractNumId w:val="63"/>
+  </w:num>
+  <w:num w:numId="32" w16cid:durableId="1360202720">
     <w:abstractNumId w:val="62"/>
   </w:num>
-  <w:num w:numId="2" w16cid:durableId="1300383959">
+  <w:num w:numId="33" w16cid:durableId="198976591">
+    <w:abstractNumId w:val="78"/>
+  </w:num>
+  <w:num w:numId="34" w16cid:durableId="1632977172">
+    <w:abstractNumId w:val="34"/>
+  </w:num>
+  <w:num w:numId="35" w16cid:durableId="1826504964">
+    <w:abstractNumId w:val="80"/>
+  </w:num>
+  <w:num w:numId="36" w16cid:durableId="967206119">
+    <w:abstractNumId w:val="103"/>
+  </w:num>
+  <w:num w:numId="37" w16cid:durableId="477839852">
+    <w:abstractNumId w:val="35"/>
+  </w:num>
+  <w:num w:numId="38" w16cid:durableId="1644919867">
+    <w:abstractNumId w:val="70"/>
+  </w:num>
+  <w:num w:numId="39" w16cid:durableId="1572426416">
+    <w:abstractNumId w:val="49"/>
+  </w:num>
+  <w:num w:numId="40" w16cid:durableId="1518613631">
+    <w:abstractNumId w:val="123"/>
+  </w:num>
+  <w:num w:numId="41" w16cid:durableId="167213335">
+    <w:abstractNumId w:val="58"/>
+  </w:num>
+  <w:num w:numId="42" w16cid:durableId="1775708494">
+    <w:abstractNumId w:val="55"/>
+  </w:num>
+  <w:num w:numId="43" w16cid:durableId="143814448">
+    <w:abstractNumId w:val="72"/>
+  </w:num>
+  <w:num w:numId="44" w16cid:durableId="655453490">
+    <w:abstractNumId w:val="76"/>
+  </w:num>
+  <w:num w:numId="45" w16cid:durableId="654340118">
+    <w:abstractNumId w:val="85"/>
+  </w:num>
+  <w:num w:numId="46" w16cid:durableId="1869446137">
+    <w:abstractNumId w:val="28"/>
+  </w:num>
+  <w:num w:numId="47" w16cid:durableId="215625770">
+    <w:abstractNumId w:val="10"/>
+  </w:num>
+  <w:num w:numId="48" w16cid:durableId="1268732819">
+    <w:abstractNumId w:val="79"/>
+  </w:num>
+  <w:num w:numId="49" w16cid:durableId="1044791967">
+    <w:abstractNumId w:val="105"/>
+  </w:num>
+  <w:num w:numId="50" w16cid:durableId="1819879063">
+    <w:abstractNumId w:val="7"/>
+  </w:num>
+  <w:num w:numId="51" w16cid:durableId="1614483282">
+    <w:abstractNumId w:val="40"/>
+  </w:num>
+  <w:num w:numId="52" w16cid:durableId="135146406">
+    <w:abstractNumId w:val="102"/>
+  </w:num>
+  <w:num w:numId="53" w16cid:durableId="988175228">
+    <w:abstractNumId w:val="67"/>
+  </w:num>
+  <w:num w:numId="54" w16cid:durableId="1176993241">
+    <w:abstractNumId w:val="108"/>
+  </w:num>
+  <w:num w:numId="55" w16cid:durableId="171646558">
+    <w:abstractNumId w:val="114"/>
+  </w:num>
+  <w:num w:numId="56" w16cid:durableId="466053098">
+    <w:abstractNumId w:val="56"/>
+  </w:num>
+  <w:num w:numId="57" w16cid:durableId="1148940348">
+    <w:abstractNumId w:val="74"/>
+  </w:num>
+  <w:num w:numId="58" w16cid:durableId="1077094423">
+    <w:abstractNumId w:val="124"/>
+  </w:num>
+  <w:num w:numId="59" w16cid:durableId="719591099">
+    <w:abstractNumId w:val="29"/>
+  </w:num>
+  <w:num w:numId="60" w16cid:durableId="1390766626">
+    <w:abstractNumId w:val="46"/>
+  </w:num>
+  <w:num w:numId="61" w16cid:durableId="1501191718">
+    <w:abstractNumId w:val="88"/>
+  </w:num>
+  <w:num w:numId="62" w16cid:durableId="1017121994">
+    <w:abstractNumId w:val="47"/>
+  </w:num>
+  <w:num w:numId="63" w16cid:durableId="1713848186">
+    <w:abstractNumId w:val="84"/>
+  </w:num>
+  <w:num w:numId="64" w16cid:durableId="855466523">
+    <w:abstractNumId w:val="127"/>
+  </w:num>
+  <w:num w:numId="65" w16cid:durableId="407993892">
+    <w:abstractNumId w:val="121"/>
+  </w:num>
+  <w:num w:numId="66" w16cid:durableId="587542065">
+    <w:abstractNumId w:val="126"/>
+  </w:num>
+  <w:num w:numId="67" w16cid:durableId="521669969">
+    <w:abstractNumId w:val="12"/>
+  </w:num>
+  <w:num w:numId="68" w16cid:durableId="1431581134">
+    <w:abstractNumId w:val="91"/>
+  </w:num>
+  <w:num w:numId="69" w16cid:durableId="190842677">
+    <w:abstractNumId w:val="106"/>
+  </w:num>
+  <w:num w:numId="70" w16cid:durableId="1462844925">
+    <w:abstractNumId w:val="26"/>
+  </w:num>
+  <w:num w:numId="71" w16cid:durableId="930774285">
+    <w:abstractNumId w:val="73"/>
+  </w:num>
+  <w:num w:numId="72" w16cid:durableId="67460336">
+    <w:abstractNumId w:val="31"/>
+  </w:num>
+  <w:num w:numId="73" w16cid:durableId="1741904882">
+    <w:abstractNumId w:val="48"/>
+  </w:num>
+  <w:num w:numId="74" w16cid:durableId="1230581059">
+    <w:abstractNumId w:val="41"/>
+  </w:num>
+  <w:num w:numId="75" w16cid:durableId="1871146271">
+    <w:abstractNumId w:val="23"/>
+  </w:num>
+  <w:num w:numId="76" w16cid:durableId="1769230416">
+    <w:abstractNumId w:val="25"/>
+  </w:num>
+  <w:num w:numId="77" w16cid:durableId="1889563391">
+    <w:abstractNumId w:val="71"/>
+  </w:num>
+  <w:num w:numId="78" w16cid:durableId="940070589">
+    <w:abstractNumId w:val="94"/>
+  </w:num>
+  <w:num w:numId="79" w16cid:durableId="376902271">
+    <w:abstractNumId w:val="104"/>
+  </w:num>
+  <w:num w:numId="80" w16cid:durableId="1215241233">
+    <w:abstractNumId w:val="11"/>
+  </w:num>
+  <w:num w:numId="81" w16cid:durableId="1690520762">
+    <w:abstractNumId w:val="118"/>
+  </w:num>
+  <w:num w:numId="82" w16cid:durableId="496580570">
+    <w:abstractNumId w:val="64"/>
+  </w:num>
+  <w:num w:numId="83" w16cid:durableId="58596443">
+    <w:abstractNumId w:val="98"/>
+  </w:num>
+  <w:num w:numId="84" w16cid:durableId="232010399">
+    <w:abstractNumId w:val="122"/>
+  </w:num>
+  <w:num w:numId="85" w16cid:durableId="444227079">
+    <w:abstractNumId w:val="117"/>
+  </w:num>
+  <w:num w:numId="86" w16cid:durableId="1835679271">
+    <w:abstractNumId w:val="96"/>
+  </w:num>
+  <w:num w:numId="87" w16cid:durableId="1315375215">
+    <w:abstractNumId w:val="17"/>
+  </w:num>
+  <w:num w:numId="88" w16cid:durableId="646861631">
+    <w:abstractNumId w:val="68"/>
+  </w:num>
+  <w:num w:numId="89" w16cid:durableId="1070882313">
+    <w:abstractNumId w:val="110"/>
+  </w:num>
+  <w:num w:numId="90" w16cid:durableId="106581981">
+    <w:abstractNumId w:val="75"/>
+  </w:num>
+  <w:num w:numId="91" w16cid:durableId="1911689300">
+    <w:abstractNumId w:val="5"/>
+  </w:num>
+  <w:num w:numId="92" w16cid:durableId="296224182">
+    <w:abstractNumId w:val="81"/>
+  </w:num>
+  <w:num w:numId="93" w16cid:durableId="564949032">
+    <w:abstractNumId w:val="83"/>
+  </w:num>
+  <w:num w:numId="94" w16cid:durableId="2101371352">
+    <w:abstractNumId w:val="2"/>
+  </w:num>
+  <w:num w:numId="95" w16cid:durableId="1139498419">
+    <w:abstractNumId w:val="44"/>
+  </w:num>
+  <w:num w:numId="96" w16cid:durableId="1861622349">
+    <w:abstractNumId w:val="100"/>
+  </w:num>
+  <w:num w:numId="97" w16cid:durableId="306782406">
+    <w:abstractNumId w:val="36"/>
+  </w:num>
+  <w:num w:numId="98" w16cid:durableId="1896117691">
+    <w:abstractNumId w:val="19"/>
+  </w:num>
+  <w:num w:numId="99" w16cid:durableId="2065520664">
+    <w:abstractNumId w:val="57"/>
+  </w:num>
+  <w:num w:numId="100" w16cid:durableId="1844974479">
+    <w:abstractNumId w:val="97"/>
+  </w:num>
+  <w:num w:numId="101" w16cid:durableId="2052724744">
+    <w:abstractNumId w:val="116"/>
+  </w:num>
+  <w:num w:numId="102" w16cid:durableId="523516739">
+    <w:abstractNumId w:val="16"/>
+  </w:num>
+  <w:num w:numId="103" w16cid:durableId="783380567">
+    <w:abstractNumId w:val="45"/>
+  </w:num>
+  <w:num w:numId="104" w16cid:durableId="197594835">
+    <w:abstractNumId w:val="20"/>
+  </w:num>
+  <w:num w:numId="105" w16cid:durableId="1832789477">
+    <w:abstractNumId w:val="119"/>
+  </w:num>
+  <w:num w:numId="106" w16cid:durableId="1572931241">
+    <w:abstractNumId w:val="111"/>
+  </w:num>
+  <w:num w:numId="107" w16cid:durableId="1704594704">
+    <w:abstractNumId w:val="54"/>
+  </w:num>
+  <w:num w:numId="108" w16cid:durableId="616378332">
+    <w:abstractNumId w:val="95"/>
+  </w:num>
+  <w:num w:numId="109" w16cid:durableId="2129739582">
+    <w:abstractNumId w:val="69"/>
+  </w:num>
+  <w:num w:numId="110" w16cid:durableId="178205038">
+    <w:abstractNumId w:val="90"/>
+  </w:num>
+  <w:num w:numId="111" w16cid:durableId="168717085">
+    <w:abstractNumId w:val="15"/>
+  </w:num>
+  <w:num w:numId="112" w16cid:durableId="665321534">
+    <w:abstractNumId w:val="1"/>
+  </w:num>
+  <w:num w:numId="113" w16cid:durableId="223949959">
+    <w:abstractNumId w:val="112"/>
+  </w:num>
+  <w:num w:numId="114" w16cid:durableId="557210862">
+    <w:abstractNumId w:val="109"/>
+  </w:num>
+  <w:num w:numId="115" w16cid:durableId="631980217">
+    <w:abstractNumId w:val="89"/>
+  </w:num>
+  <w:num w:numId="116" w16cid:durableId="1206258011">
+    <w:abstractNumId w:val="39"/>
+  </w:num>
+  <w:num w:numId="117" w16cid:durableId="77102370">
+    <w:abstractNumId w:val="22"/>
+  </w:num>
+  <w:num w:numId="118" w16cid:durableId="1978298833">
+    <w:abstractNumId w:val="60"/>
+  </w:num>
+  <w:num w:numId="119" w16cid:durableId="890113613">
+    <w:abstractNumId w:val="32"/>
+  </w:num>
+  <w:num w:numId="120" w16cid:durableId="1897349487">
+    <w:abstractNumId w:val="92"/>
+  </w:num>
+  <w:num w:numId="121" w16cid:durableId="1277525249">
+    <w:abstractNumId w:val="8"/>
+  </w:num>
+  <w:num w:numId="122" w16cid:durableId="241454105">
+    <w:abstractNumId w:val="101"/>
+  </w:num>
+  <w:num w:numId="123" w16cid:durableId="147014150">
+    <w:abstractNumId w:val="37"/>
+  </w:num>
+  <w:num w:numId="124" w16cid:durableId="1800493676">
     <w:abstractNumId w:val="120"/>
   </w:num>
-  <w:num w:numId="3" w16cid:durableId="285737671">
-    <w:abstractNumId w:val="25"/>
+  <w:num w:numId="125" w16cid:durableId="288317243">
+    <w:abstractNumId w:val="43"/>
   </w:num>
-  <w:num w:numId="4" w16cid:durableId="144199817">
-    <w:abstractNumId w:val="61"/>
-  </w:num>
-  <w:num w:numId="5" w16cid:durableId="2114787795">
-    <w:abstractNumId w:val="82"/>
-  </w:num>
-  <w:num w:numId="6" w16cid:durableId="1822575396">
-    <w:abstractNumId w:val="95"/>
-  </w:num>
-  <w:num w:numId="7" w16cid:durableId="1738163258">
-    <w:abstractNumId w:val="109"/>
-  </w:num>
-  <w:num w:numId="8" w16cid:durableId="212885999">
-    <w:abstractNumId w:val="16"/>
-  </w:num>
-  <w:num w:numId="9" w16cid:durableId="1738361137">
-    <w:abstractNumId w:val="73"/>
-  </w:num>
-  <w:num w:numId="10" w16cid:durableId="1843665687">
-    <w:abstractNumId w:val="12"/>
-  </w:num>
-  <w:num w:numId="11" w16cid:durableId="2105567362">
-    <w:abstractNumId w:val="103"/>
-  </w:num>
-  <w:num w:numId="12" w16cid:durableId="1247307309">
-    <w:abstractNumId w:val="11"/>
-  </w:num>
-  <w:num w:numId="13" w16cid:durableId="1184707916">
-    <w:abstractNumId w:val="36"/>
-  </w:num>
-  <w:num w:numId="14" w16cid:durableId="209267482">
-    <w:abstractNumId w:val="111"/>
-  </w:num>
-  <w:num w:numId="15" w16cid:durableId="1467239146">
-    <w:abstractNumId w:val="57"/>
-  </w:num>
-  <w:num w:numId="16" w16cid:durableId="1789087091">
-    <w:abstractNumId w:val="89"/>
-  </w:num>
-  <w:num w:numId="17" w16cid:durableId="250969667">
-    <w:abstractNumId w:val="48"/>
-  </w:num>
-  <w:num w:numId="18" w16cid:durableId="1826818005">
-    <w:abstractNumId w:val="22"/>
-  </w:num>
-  <w:num w:numId="19" w16cid:durableId="499738252">
-    <w:abstractNumId w:val="40"/>
-  </w:num>
-  <w:num w:numId="20" w16cid:durableId="1870754726">
-    <w:abstractNumId w:val="78"/>
-  </w:num>
-  <w:num w:numId="21" w16cid:durableId="117065811">
-    <w:abstractNumId w:val="2"/>
-  </w:num>
-  <w:num w:numId="22" w16cid:durableId="835730884">
-    <w:abstractNumId w:val="83"/>
-  </w:num>
-  <w:num w:numId="23" w16cid:durableId="246504875">
-    <w:abstractNumId w:val="55"/>
-  </w:num>
-  <w:num w:numId="24" w16cid:durableId="1795639781">
-    <w:abstractNumId w:val="49"/>
-  </w:num>
-  <w:num w:numId="25" w16cid:durableId="564873174">
-    <w:abstractNumId w:val="3"/>
-  </w:num>
-  <w:num w:numId="26" w16cid:durableId="1619095079">
-    <w:abstractNumId w:val="28"/>
-  </w:num>
-  <w:num w:numId="27" w16cid:durableId="2061203938">
-    <w:abstractNumId w:val="19"/>
-  </w:num>
-  <w:num w:numId="28" w16cid:durableId="1055664160">
-    <w:abstractNumId w:val="31"/>
-  </w:num>
-  <w:num w:numId="29" w16cid:durableId="646007917">
-    <w:abstractNumId w:val="5"/>
-  </w:num>
-  <w:num w:numId="30" w16cid:durableId="1622375603">
-    <w:abstractNumId w:val="47"/>
-  </w:num>
-  <w:num w:numId="31" w16cid:durableId="536048649">
-    <w:abstractNumId w:val="59"/>
-  </w:num>
-  <w:num w:numId="32" w16cid:durableId="1360202720">
-    <w:abstractNumId w:val="58"/>
-  </w:num>
-  <w:num w:numId="33" w16cid:durableId="198976591">
-    <w:abstractNumId w:val="74"/>
-  </w:num>
-  <w:num w:numId="34" w16cid:durableId="1632977172">
-    <w:abstractNumId w:val="32"/>
-  </w:num>
-  <w:num w:numId="35" w16cid:durableId="1826504964">
-    <w:abstractNumId w:val="76"/>
-  </w:num>
-  <w:num w:numId="36" w16cid:durableId="967206119">
-    <w:abstractNumId w:val="99"/>
-  </w:num>
-  <w:num w:numId="37" w16cid:durableId="477839852">
-    <w:abstractNumId w:val="33"/>
-  </w:num>
-  <w:num w:numId="38" w16cid:durableId="1644919867">
-    <w:abstractNumId w:val="66"/>
-  </w:num>
-  <w:num w:numId="39" w16cid:durableId="1572426416">
-    <w:abstractNumId w:val="46"/>
-  </w:num>
-  <w:num w:numId="40" w16cid:durableId="1518613631">
-    <w:abstractNumId w:val="118"/>
-  </w:num>
-  <w:num w:numId="41" w16cid:durableId="167213335">
-    <w:abstractNumId w:val="54"/>
-  </w:num>
-  <w:num w:numId="42" w16cid:durableId="1775708494">
-    <w:abstractNumId w:val="51"/>
-  </w:num>
-  <w:num w:numId="43" w16cid:durableId="143814448">
-    <w:abstractNumId w:val="68"/>
-  </w:num>
-  <w:num w:numId="44" w16cid:durableId="655453490">
-    <w:abstractNumId w:val="72"/>
-  </w:num>
-  <w:num w:numId="45" w16cid:durableId="654340118">
-    <w:abstractNumId w:val="81"/>
-  </w:num>
-  <w:num w:numId="46" w16cid:durableId="1869446137">
-    <w:abstractNumId w:val="26"/>
-  </w:num>
-  <w:num w:numId="47" w16cid:durableId="215625770">
-    <w:abstractNumId w:val="8"/>
-  </w:num>
-  <w:num w:numId="48" w16cid:durableId="1268732819">
-    <w:abstractNumId w:val="75"/>
-  </w:num>
-  <w:num w:numId="49" w16cid:durableId="1044791967">
-    <w:abstractNumId w:val="101"/>
-  </w:num>
-  <w:num w:numId="50" w16cid:durableId="1819879063">
-    <w:abstractNumId w:val="6"/>
-  </w:num>
-  <w:num w:numId="51" w16cid:durableId="1614483282">
-    <w:abstractNumId w:val="38"/>
-  </w:num>
-  <w:num w:numId="52" w16cid:durableId="135146406">
-    <w:abstractNumId w:val="98"/>
-  </w:num>
-  <w:num w:numId="53" w16cid:durableId="988175228">
-    <w:abstractNumId w:val="63"/>
-  </w:num>
-  <w:num w:numId="54" w16cid:durableId="1176993241">
-    <w:abstractNumId w:val="104"/>
-  </w:num>
-  <w:num w:numId="55" w16cid:durableId="171646558">
-    <w:abstractNumId w:val="110"/>
-  </w:num>
-  <w:num w:numId="56" w16cid:durableId="466053098">
+  <w:num w:numId="126" w16cid:durableId="945576725">
     <w:abstractNumId w:val="52"/>
   </w:num>
-  <w:num w:numId="57" w16cid:durableId="1148940348">
-    <w:abstractNumId w:val="70"/>
-  </w:num>
-  <w:num w:numId="58" w16cid:durableId="1077094423">
-    <w:abstractNumId w:val="119"/>
-  </w:num>
-  <w:num w:numId="59" w16cid:durableId="719591099">
-    <w:abstractNumId w:val="27"/>
-  </w:num>
-  <w:num w:numId="60" w16cid:durableId="1390766626">
-    <w:abstractNumId w:val="43"/>
-  </w:num>
-  <w:num w:numId="61" w16cid:durableId="1501191718">
-    <w:abstractNumId w:val="84"/>
-  </w:num>
-  <w:num w:numId="62" w16cid:durableId="1017121994">
-    <w:abstractNumId w:val="44"/>
-  </w:num>
-  <w:num w:numId="63" w16cid:durableId="1713848186">
-    <w:abstractNumId w:val="80"/>
-  </w:num>
-  <w:num w:numId="64" w16cid:durableId="855466523">
-    <w:abstractNumId w:val="122"/>
-  </w:num>
-  <w:num w:numId="65" w16cid:durableId="407993892">
-    <w:abstractNumId w:val="116"/>
-  </w:num>
-  <w:num w:numId="66" w16cid:durableId="587542065">
-    <w:abstractNumId w:val="121"/>
-  </w:num>
-  <w:num w:numId="67" w16cid:durableId="521669969">
-    <w:abstractNumId w:val="10"/>
-  </w:num>
-  <w:num w:numId="68" w16cid:durableId="1431581134">
-    <w:abstractNumId w:val="87"/>
-  </w:num>
-  <w:num w:numId="69" w16cid:durableId="190842677">
-    <w:abstractNumId w:val="102"/>
-  </w:num>
-  <w:num w:numId="70" w16cid:durableId="1462844925">
-    <w:abstractNumId w:val="24"/>
-  </w:num>
-  <w:num w:numId="71" w16cid:durableId="930774285">
-    <w:abstractNumId w:val="69"/>
-  </w:num>
-  <w:num w:numId="72" w16cid:durableId="67460336">
-    <w:abstractNumId w:val="29"/>
-  </w:num>
-  <w:num w:numId="73" w16cid:durableId="1741904882">
-    <w:abstractNumId w:val="45"/>
-  </w:num>
-  <w:num w:numId="74" w16cid:durableId="1230581059">
-    <w:abstractNumId w:val="39"/>
-  </w:num>
-  <w:num w:numId="75" w16cid:durableId="1871146271">
-    <w:abstractNumId w:val="21"/>
-  </w:num>
-  <w:num w:numId="76" w16cid:durableId="1769230416">
-    <w:abstractNumId w:val="23"/>
-  </w:num>
-  <w:num w:numId="77" w16cid:durableId="1889563391">
-    <w:abstractNumId w:val="67"/>
-  </w:num>
-  <w:num w:numId="78" w16cid:durableId="940070589">
-    <w:abstractNumId w:val="90"/>
-  </w:num>
-  <w:num w:numId="79" w16cid:durableId="376902271">
-    <w:abstractNumId w:val="100"/>
-  </w:num>
-  <w:num w:numId="80" w16cid:durableId="1215241233">
-    <w:abstractNumId w:val="9"/>
-  </w:num>
-  <w:num w:numId="81" w16cid:durableId="1690520762">
-    <w:abstractNumId w:val="114"/>
-  </w:num>
-  <w:num w:numId="82" w16cid:durableId="496580570">
-    <w:abstractNumId w:val="60"/>
-  </w:num>
-  <w:num w:numId="83" w16cid:durableId="58596443">
-    <w:abstractNumId w:val="94"/>
-  </w:num>
-  <w:num w:numId="84" w16cid:durableId="232010399">
-    <w:abstractNumId w:val="117"/>
-  </w:num>
-  <w:num w:numId="85" w16cid:durableId="444227079">
-    <w:abstractNumId w:val="113"/>
-  </w:num>
-  <w:num w:numId="86" w16cid:durableId="1835679271">
-    <w:abstractNumId w:val="92"/>
-  </w:num>
-  <w:num w:numId="87" w16cid:durableId="1315375215">
-    <w:abstractNumId w:val="15"/>
-  </w:num>
-  <w:num w:numId="88" w16cid:durableId="646861631">
-    <w:abstractNumId w:val="64"/>
-  </w:num>
-  <w:num w:numId="89" w16cid:durableId="1070882313">
-    <w:abstractNumId w:val="106"/>
-  </w:num>
-  <w:num w:numId="90" w16cid:durableId="106581981">
-    <w:abstractNumId w:val="71"/>
-  </w:num>
-  <w:num w:numId="91" w16cid:durableId="1911689300">
-    <w:abstractNumId w:val="4"/>
-  </w:num>
-  <w:num w:numId="92" w16cid:durableId="296224182">
-    <w:abstractNumId w:val="77"/>
-  </w:num>
-  <w:num w:numId="93" w16cid:durableId="564949032">
-    <w:abstractNumId w:val="79"/>
-  </w:num>
-  <w:num w:numId="94" w16cid:durableId="2101371352">
-    <w:abstractNumId w:val="1"/>
-  </w:num>
-  <w:num w:numId="95" w16cid:durableId="1139498419">
-    <w:abstractNumId w:val="41"/>
-  </w:num>
-  <w:num w:numId="96" w16cid:durableId="1861622349">
-    <w:abstractNumId w:val="96"/>
-  </w:num>
-  <w:num w:numId="97" w16cid:durableId="306782406">
-    <w:abstractNumId w:val="34"/>
-  </w:num>
-  <w:num w:numId="98" w16cid:durableId="1896117691">
-    <w:abstractNumId w:val="17"/>
-  </w:num>
-  <w:num w:numId="99" w16cid:durableId="2065520664">
-    <w:abstractNumId w:val="53"/>
-  </w:num>
-  <w:num w:numId="100" w16cid:durableId="1844974479">
-    <w:abstractNumId w:val="93"/>
-  </w:num>
-  <w:num w:numId="101" w16cid:durableId="2052724744">
-    <w:abstractNumId w:val="112"/>
-  </w:num>
-  <w:num w:numId="102" w16cid:durableId="523516739">
-    <w:abstractNumId w:val="14"/>
-  </w:num>
-  <w:num w:numId="103" w16cid:durableId="783380567">
-    <w:abstractNumId w:val="42"/>
-  </w:num>
-  <w:num w:numId="104" w16cid:durableId="197594835">
-    <w:abstractNumId w:val="18"/>
-  </w:num>
-  <w:num w:numId="105" w16cid:durableId="1832789477">
-    <w:abstractNumId w:val="115"/>
-  </w:num>
-  <w:num w:numId="106" w16cid:durableId="1572931241">
-    <w:abstractNumId w:val="107"/>
-  </w:num>
-  <w:num w:numId="107" w16cid:durableId="1704594704">
-    <w:abstractNumId w:val="50"/>
-  </w:num>
-  <w:num w:numId="108" w16cid:durableId="616378332">
-    <w:abstractNumId w:val="91"/>
-  </w:num>
-  <w:num w:numId="109" w16cid:durableId="2129739582">
-    <w:abstractNumId w:val="65"/>
-  </w:num>
-  <w:num w:numId="110" w16cid:durableId="178205038">
-    <w:abstractNumId w:val="86"/>
-  </w:num>
-  <w:num w:numId="111" w16cid:durableId="168717085">
-    <w:abstractNumId w:val="13"/>
-  </w:num>
-  <w:num w:numId="112" w16cid:durableId="665321534">
+  <w:num w:numId="127" w16cid:durableId="1708145470">
     <w:abstractNumId w:val="0"/>
   </w:num>
-  <w:num w:numId="113" w16cid:durableId="223949959">
-    <w:abstractNumId w:val="108"/>
-  </w:num>
-  <w:num w:numId="114" w16cid:durableId="557210862">
-    <w:abstractNumId w:val="105"/>
-  </w:num>
-  <w:num w:numId="115" w16cid:durableId="631980217">
-    <w:abstractNumId w:val="85"/>
-  </w:num>
-  <w:num w:numId="116" w16cid:durableId="1206258011">
-    <w:abstractNumId w:val="37"/>
-  </w:num>
-  <w:num w:numId="117" w16cid:durableId="77102370">
-    <w:abstractNumId w:val="20"/>
-  </w:num>
-  <w:num w:numId="118" w16cid:durableId="1978298833">
-    <w:abstractNumId w:val="56"/>
-  </w:num>
-  <w:num w:numId="119" w16cid:durableId="890113613">
-    <w:abstractNumId w:val="30"/>
-  </w:num>
-  <w:num w:numId="120" w16cid:durableId="1897349487">
-    <w:abstractNumId w:val="88"/>
-  </w:num>
-  <w:num w:numId="121" w16cid:durableId="1277525249">
-    <w:abstractNumId w:val="7"/>
-  </w:num>
-  <w:num w:numId="122" w16cid:durableId="241454105">
-    <w:abstractNumId w:val="97"/>
-  </w:num>
-  <w:num w:numId="123" w16cid:durableId="147014150">
-    <w:abstractNumId w:val="35"/>
+  <w:num w:numId="128" w16cid:durableId="1382636096">
+    <w:abstractNumId w:val="9"/>
   </w:num>
   <w:numIdMacAtCleanup w:val="123"/>
 </w:numbering>
@@ -31306,7 +32479,6 @@
   <w:style w:type="character" w:default="1" w:styleId="DefaultParagraphFont">
     <w:name w:val="Default Paragraph Font"/>
     <w:uiPriority w:val="1"/>
-    <w:semiHidden/>
     <w:unhideWhenUsed/>
   </w:style>
   <w:style w:type="table" w:default="1" w:styleId="TableNormal">
